--- a/working_theory_outline.docx
+++ b/working_theory_outline.docx
@@ -25,6 +25,27 @@
     <w:p>
       <w:pPr>
         <w:rPr>
+          <w:u w:val="single"/>
+        </w:rPr>
+      </w:pPr>
+      <w:r>
+        <w:rPr>
+          <w:b/>
+          <w:bCs/>
+          <w:u w:val="single"/>
+        </w:rPr>
+        <w:t>Paragraph 1</w:t>
+      </w:r>
+      <w:r>
+        <w:rPr>
+          <w:u w:val="single"/>
+        </w:rPr>
+        <w:t xml:space="preserve"> – Hook/puzzle/thing of consequence in real world</w:t>
+      </w:r>
+    </w:p>
+    <w:p>
+      <w:pPr>
+        <w:rPr>
           <w:i/>
           <w:iCs/>
         </w:rPr>
@@ -49,7 +70,14 @@
         <w:rPr>
           <w:rFonts w:ascii="Times New Roman" w:hAnsi="Times New Roman" w:cs="Times New Roman"/>
         </w:rPr>
-        <w:t>Massachusetts Congresswoman Ayanna Pressley often says that “the people closest to the pain,” those doubly burdened by sedimented inequality and the carceral state, “should be closest to the power.” Like Pressley, State Senator Liz Miranda also centers her “</w:t>
+        <w:t xml:space="preserve">Massachusetts Congresswoman Ayanna Pressley often says that “the people closest to the pain,” those doubly burdened by sedimented inequality and the carceral state, “should be closest to the power.” </w:t>
+      </w:r>
+      <w:commentRangeStart w:id="0"/>
+      <w:r>
+        <w:rPr>
+          <w:rFonts w:ascii="Times New Roman" w:hAnsi="Times New Roman" w:cs="Times New Roman"/>
+        </w:rPr>
+        <w:t>Like Pressley, State Senator Liz Miranda also centers her “</w:t>
       </w:r>
       <w:proofErr w:type="gramStart"/>
       <w:r>
@@ -63,19 +91,27 @@
         <w:rPr>
           <w:rFonts w:ascii="Times New Roman" w:hAnsi="Times New Roman" w:cs="Times New Roman"/>
         </w:rPr>
-        <w:t xml:space="preserve">” identities, drawing on familial and personal experiences with the carceral state. Both routinely meet with constituents in prison and quote them in floor speeches and media, maintain ongoing lines of communication with their loved ones, and center the knowledge of carceral communities in their policy work. Their representational styles demonstrate </w:t>
+        <w:t xml:space="preserve">” identities, drawing on familial and personal experiences with the carceral state. Both routinely meet with constituents in prison and quote them in floor speeches and media, maintain ongoing lines of communication with their loved ones, </w:t>
+      </w:r>
+      <w:commentRangeEnd w:id="0"/>
+      <w:r>
+        <w:rPr>
+          <w:rStyle w:val="CommentReference"/>
+        </w:rPr>
+        <w:commentReference w:id="0"/>
       </w:r>
       <w:r>
         <w:rPr>
           <w:rFonts w:ascii="Times New Roman" w:hAnsi="Times New Roman" w:cs="Times New Roman"/>
         </w:rPr>
-        <w:t>[allude to] a [growing debate] in political science over whether</w:t>
-      </w:r>
+        <w:t xml:space="preserve">and center the knowledge of carceral communities in their policy work. Their representational styles demonstrate [allude to] a [growing debate] in political science over </w:t>
+      </w:r>
+      <w:commentRangeStart w:id="1"/>
       <w:r>
         <w:rPr>
           <w:rFonts w:ascii="Times New Roman" w:hAnsi="Times New Roman" w:cs="Times New Roman"/>
         </w:rPr>
-        <w:t xml:space="preserve">, in representative democracies, </w:t>
+        <w:t xml:space="preserve">whether, in representative democracies, </w:t>
       </w:r>
       <w:r>
         <w:rPr>
@@ -103,13 +139,7 @@
         <w:rPr>
           <w:rFonts w:ascii="Times New Roman" w:hAnsi="Times New Roman" w:cs="Times New Roman"/>
         </w:rPr>
-        <w:t xml:space="preserve"> </w:t>
-      </w:r>
-      <w:r>
-        <w:rPr>
-          <w:rFonts w:ascii="Times New Roman" w:hAnsi="Times New Roman" w:cs="Times New Roman"/>
-        </w:rPr>
-        <w:t xml:space="preserve">matters [more than </w:t>
+        <w:t xml:space="preserve"> matters [more than </w:t>
       </w:r>
       <w:r>
         <w:rPr>
@@ -129,51 +159,186 @@
         <w:rPr>
           <w:rFonts w:ascii="Times New Roman" w:hAnsi="Times New Roman" w:cs="Times New Roman"/>
         </w:rPr>
-        <w:t xml:space="preserve"> for </w:t>
+        <w:t xml:space="preserve"> for determining which groups are politically visible, and whose knowledge </w:t>
       </w:r>
       <w:r>
         <w:rPr>
           <w:rFonts w:ascii="Times New Roman" w:hAnsi="Times New Roman" w:cs="Times New Roman"/>
         </w:rPr>
-        <w:t xml:space="preserve">determining which groups are politically visible, and whose knowledge </w:t>
-      </w:r>
+        <w:t>is treated as relevant for policymaking (</w:t>
+      </w:r>
+      <w:proofErr w:type="spellStart"/>
       <w:r>
         <w:rPr>
           <w:rFonts w:ascii="Times New Roman" w:hAnsi="Times New Roman" w:cs="Times New Roman"/>
         </w:rPr>
-        <w:t>is treated as relevant for policymaking (</w:t>
-      </w:r>
-      <w:proofErr w:type="spellStart"/>
+        <w:t>Fenno</w:t>
+      </w:r>
+      <w:proofErr w:type="spellEnd"/>
       <w:r>
         <w:rPr>
           <w:rFonts w:ascii="Times New Roman" w:hAnsi="Times New Roman" w:cs="Times New Roman"/>
         </w:rPr>
-        <w:t>Fenno</w:t>
-      </w:r>
-      <w:proofErr w:type="spellEnd"/>
+        <w:t xml:space="preserve"> 1978; Miler 2018)</w:t>
+      </w:r>
       <w:r>
         <w:rPr>
           <w:rFonts w:ascii="Times New Roman" w:hAnsi="Times New Roman" w:cs="Times New Roman"/>
         </w:rPr>
-        <w:t xml:space="preserve"> 1978; Miler 2018)</w:t>
+        <w:t>]</w:t>
       </w:r>
       <w:r>
         <w:rPr>
           <w:rFonts w:ascii="Times New Roman" w:hAnsi="Times New Roman" w:cs="Times New Roman"/>
         </w:rPr>
-        <w:t>]</w:t>
+        <w:t>.</w:t>
       </w:r>
       <w:r>
         <w:rPr>
           <w:rFonts w:ascii="Times New Roman" w:hAnsi="Times New Roman" w:cs="Times New Roman"/>
         </w:rPr>
-        <w:t>.</w:t>
-      </w:r>
-      <w:r>
-        <w:rPr>
-          <w:rFonts w:ascii="Times New Roman" w:hAnsi="Times New Roman" w:cs="Times New Roman"/>
-        </w:rPr>
         <w:t xml:space="preserve"> </w:t>
+      </w:r>
+      <w:commentRangeEnd w:id="1"/>
+      <w:r>
+        <w:rPr>
+          <w:rStyle w:val="CommentReference"/>
+        </w:rPr>
+        <w:commentReference w:id="1"/>
+      </w:r>
+    </w:p>
+    <w:p>
+      <w:pPr>
+        <w:pStyle w:val="ListParagraph"/>
+        <w:numPr>
+          <w:ilvl w:val="0"/>
+          <w:numId w:val="6"/>
+        </w:numPr>
+      </w:pPr>
+      <w:r>
+        <w:t>Puzzle:</w:t>
+      </w:r>
+    </w:p>
+    <w:p>
+      <w:pPr>
+        <w:pStyle w:val="ListParagraph"/>
+        <w:numPr>
+          <w:ilvl w:val="1"/>
+          <w:numId w:val="6"/>
+        </w:numPr>
+        <w:sectPr>
+          <w:pgSz w:w="12240" w:h="15840"/>
+          <w:pgMar w:top="1440" w:right="1440" w:bottom="1440" w:left="1440" w:header="720" w:footer="720" w:gutter="0"/>
+          <w:cols w:space="720"/>
+          <w:docGrid w:linePitch="360"/>
+        </w:sectPr>
+      </w:pPr>
+    </w:p>
+    <w:p>
+      <w:pPr>
+        <w:pStyle w:val="ListParagraph"/>
+        <w:numPr>
+          <w:ilvl w:val="1"/>
+          <w:numId w:val="6"/>
+        </w:numPr>
+        <w:rPr>
+          <w:sz w:val="22"/>
+          <w:szCs w:val="22"/>
+        </w:rPr>
+      </w:pPr>
+      <w:r>
+        <w:rPr>
+          <w:sz w:val="22"/>
+          <w:szCs w:val="22"/>
+        </w:rPr>
+        <w:t>What happens to representation for system-impacted folk</w:t>
+      </w:r>
+    </w:p>
+    <w:p>
+      <w:pPr>
+        <w:pStyle w:val="ListParagraph"/>
+        <w:numPr>
+          <w:ilvl w:val="1"/>
+          <w:numId w:val="6"/>
+        </w:numPr>
+        <w:rPr>
+          <w:sz w:val="22"/>
+          <w:szCs w:val="22"/>
+        </w:rPr>
+      </w:pPr>
+      <w:r>
+        <w:rPr>
+          <w:sz w:val="22"/>
+          <w:szCs w:val="22"/>
+        </w:rPr>
+        <w:t>Who represents system-impacted people</w:t>
+      </w:r>
+    </w:p>
+    <w:p>
+      <w:pPr>
+        <w:pStyle w:val="ListParagraph"/>
+        <w:numPr>
+          <w:ilvl w:val="1"/>
+          <w:numId w:val="6"/>
+        </w:numPr>
+        <w:rPr>
+          <w:sz w:val="22"/>
+          <w:szCs w:val="22"/>
+        </w:rPr>
+      </w:pPr>
+      <w:r>
+        <w:rPr>
+          <w:sz w:val="22"/>
+          <w:szCs w:val="22"/>
+        </w:rPr>
+        <w:t>How are system-impacted people represented</w:t>
+      </w:r>
+    </w:p>
+    <w:p>
+      <w:pPr>
+        <w:pStyle w:val="ListParagraph"/>
+        <w:numPr>
+          <w:ilvl w:val="1"/>
+          <w:numId w:val="6"/>
+        </w:numPr>
+        <w:rPr>
+          <w:sz w:val="22"/>
+          <w:szCs w:val="22"/>
+        </w:rPr>
+      </w:pPr>
+      <w:r>
+        <w:rPr>
+          <w:sz w:val="22"/>
+          <w:szCs w:val="22"/>
+        </w:rPr>
+        <w:t>Does racialized democracy plus the carceral state create the ‘perfect storm’ for a self-</w:t>
+      </w:r>
+      <w:r>
+        <w:rPr>
+          <w:sz w:val="22"/>
+          <w:szCs w:val="22"/>
+        </w:rPr>
+        <w:t>perpetuating cycle (yes – does it matter for this storm when people legislate like Liz &amp; Ayanna do?)</w:t>
+      </w:r>
+    </w:p>
+    <w:p>
+      <w:pPr>
+        <w:pStyle w:val="ListParagraph"/>
+        <w:numPr>
+          <w:ilvl w:val="1"/>
+          <w:numId w:val="6"/>
+        </w:numPr>
+        <w:rPr>
+          <w:sz w:val="22"/>
+          <w:szCs w:val="22"/>
+        </w:rPr>
+      </w:pPr>
+      <w:r>
+        <w:rPr>
+          <w:sz w:val="22"/>
+          <w:szCs w:val="22"/>
+        </w:rPr>
+        <w:t xml:space="preserve">How does the exclusion of carceral citizens from the demos shape representation and subsequent policy outcomes? </w:t>
       </w:r>
     </w:p>
     <w:p>
@@ -182,76 +347,1206 @@
           <w:i/>
           <w:iCs/>
         </w:rPr>
-      </w:pPr>
-    </w:p>
-    <w:p>
-      <w:pPr>
-        <w:rPr>
-          <w:i/>
-          <w:iCs/>
-        </w:rPr>
-      </w:pPr>
-      <w:r>
-        <w:rPr>
-          <w:i/>
-          <w:iCs/>
-        </w:rPr>
-        <w:t>[maybe poach/modify second from REM final, but TBD]</w:t>
-      </w:r>
-    </w:p>
-    <w:p>
-      <w:pPr>
-        <w:rPr>
-          <w:i/>
-          <w:iCs/>
-        </w:rPr>
-      </w:pPr>
-      <w:r>
-        <w:rPr>
-          <w:i/>
-          <w:iCs/>
-        </w:rPr>
-        <w:t>[outline question, overview, roadmap later]</w:t>
-      </w:r>
+        <w:sectPr>
+          <w:type w:val="continuous"/>
+          <w:pgSz w:w="12240" w:h="15840"/>
+          <w:pgMar w:top="1440" w:right="1440" w:bottom="1440" w:left="1440" w:header="720" w:footer="720" w:gutter="0"/>
+          <w:cols w:num="2" w:space="720"/>
+          <w:docGrid w:linePitch="360"/>
+        </w:sectPr>
+      </w:pPr>
     </w:p>
     <w:p/>
     <w:p>
       <w:pPr>
-        <w:jc w:val="center"/>
+        <w:rPr>
+          <w:u w:val="single"/>
+        </w:rPr>
+      </w:pPr>
+      <w:r>
         <w:rPr>
           <w:b/>
           <w:bCs/>
-        </w:rPr>
-      </w:pPr>
+          <w:noProof/>
+          <w:u w:val="single"/>
+        </w:rPr>
+        <mc:AlternateContent>
+          <mc:Choice Requires="wps">
+            <w:drawing>
+              <wp:anchor distT="0" distB="0" distL="114300" distR="114300" simplePos="0" relativeHeight="251659264" behindDoc="0" locked="0" layoutInCell="1" allowOverlap="1" wp14:anchorId="210E046A" wp14:editId="07F42877">
+                <wp:simplePos x="0" y="0"/>
+                <wp:positionH relativeFrom="column">
+                  <wp:posOffset>114300</wp:posOffset>
+                </wp:positionH>
+                <wp:positionV relativeFrom="paragraph">
+                  <wp:posOffset>289560</wp:posOffset>
+                </wp:positionV>
+                <wp:extent cx="5576207" cy="1485900"/>
+                <wp:effectExtent l="0" t="0" r="12065" b="12700"/>
+                <wp:wrapNone/>
+                <wp:docPr id="1116189031" name="Text Box 1"/>
+                <wp:cNvGraphicFramePr/>
+                <a:graphic xmlns:a="http://schemas.openxmlformats.org/drawingml/2006/main">
+                  <a:graphicData uri="http://schemas.microsoft.com/office/word/2010/wordprocessingShape">
+                    <wps:wsp>
+                      <wps:cNvSpPr txBox="1"/>
+                      <wps:spPr>
+                        <a:xfrm>
+                          <a:off x="0" y="0"/>
+                          <a:ext cx="5576207" cy="1485900"/>
+                        </a:xfrm>
+                        <a:prstGeom prst="rect">
+                          <a:avLst/>
+                        </a:prstGeom>
+                        <a:solidFill>
+                          <a:schemeClr val="lt1"/>
+                        </a:solidFill>
+                        <a:ln w="6350">
+                          <a:solidFill>
+                            <a:prstClr val="black"/>
+                          </a:solidFill>
+                        </a:ln>
+                      </wps:spPr>
+                      <wps:txbx>
+                        <w:txbxContent>
+                          <w:p>
+                            <w:pPr>
+                              <w:jc w:val="center"/>
+                              <w:rPr>
+                                <w:i/>
+                                <w:iCs/>
+                              </w:rPr>
+                            </w:pPr>
+                          </w:p>
+                          <w:p>
+                            <w:pPr>
+                              <w:jc w:val="center"/>
+                              <w:rPr>
+                                <w:i/>
+                                <w:iCs/>
+                              </w:rPr>
+                            </w:pPr>
+                          </w:p>
+                          <w:p>
+                            <w:pPr>
+                              <w:jc w:val="center"/>
+                              <w:rPr>
+                                <w:i/>
+                                <w:iCs/>
+                              </w:rPr>
+                            </w:pPr>
+                            <w:r>
+                              <w:rPr>
+                                <w:i/>
+                                <w:iCs/>
+                              </w:rPr>
+                              <w:t>takes the puzzle and put it in the context of the literature</w:t>
+                            </w:r>
+                          </w:p>
+                          <w:p/>
+                        </w:txbxContent>
+                      </wps:txbx>
+                      <wps:bodyPr rot="0" spcFirstLastPara="0" vertOverflow="overflow" horzOverflow="overflow" vert="horz" wrap="square" lIns="91440" tIns="45720" rIns="91440" bIns="45720" numCol="1" spcCol="0" rtlCol="0" fromWordArt="0" anchor="t" anchorCtr="0" forceAA="0" compatLnSpc="1">
+                        <a:prstTxWarp prst="textNoShape">
+                          <a:avLst/>
+                        </a:prstTxWarp>
+                        <a:noAutofit/>
+                      </wps:bodyPr>
+                    </wps:wsp>
+                  </a:graphicData>
+                </a:graphic>
+                <wp14:sizeRelV relativeFrom="margin">
+                  <wp14:pctHeight>0</wp14:pctHeight>
+                </wp14:sizeRelV>
+              </wp:anchor>
+            </w:drawing>
+          </mc:Choice>
+          <mc:Fallback>
+            <w:pict>
+              <v:shapetype w14:anchorId="210E046A" id="_x0000_t202" coordsize="21600,21600" o:spt="202" path="m,l,21600r21600,l21600,xe">
+                <v:stroke joinstyle="miter"/>
+                <v:path gradientshapeok="t" o:connecttype="rect"/>
+              </v:shapetype>
+              <v:shape id="Text Box 1" o:spid="_x0000_s1026" type="#_x0000_t202" style="position:absolute;margin-left:9pt;margin-top:22.8pt;width:439.05pt;height:117pt;z-index:251659264;visibility:visible;mso-wrap-style:square;mso-height-percent:0;mso-wrap-distance-left:9pt;mso-wrap-distance-top:0;mso-wrap-distance-right:9pt;mso-wrap-distance-bottom:0;mso-position-horizontal:absolute;mso-position-horizontal-relative:text;mso-position-vertical:absolute;mso-position-vertical-relative:text;mso-height-percent:0;mso-height-relative:margin;v-text-anchor:top" o:gfxdata="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" fillcolor="white [3201]" strokeweight=".5pt">
+                <v:textbox>
+                  <w:txbxContent>
+                    <w:p>
+                      <w:pPr>
+                        <w:jc w:val="center"/>
+                        <w:rPr>
+                          <w:i/>
+                          <w:iCs/>
+                        </w:rPr>
+                      </w:pPr>
+                    </w:p>
+                    <w:p>
+                      <w:pPr>
+                        <w:jc w:val="center"/>
+                        <w:rPr>
+                          <w:i/>
+                          <w:iCs/>
+                        </w:rPr>
+                      </w:pPr>
+                    </w:p>
+                    <w:p>
+                      <w:pPr>
+                        <w:jc w:val="center"/>
+                        <w:rPr>
+                          <w:i/>
+                          <w:iCs/>
+                        </w:rPr>
+                      </w:pPr>
+                      <w:r>
+                        <w:rPr>
+                          <w:i/>
+                          <w:iCs/>
+                        </w:rPr>
+                        <w:t>takes the puzzle and put it in the context of the literature</w:t>
+                      </w:r>
+                    </w:p>
+                    <w:p/>
+                  </w:txbxContent>
+                </v:textbox>
+              </v:shape>
+            </w:pict>
+          </mc:Fallback>
+        </mc:AlternateContent>
+      </w:r>
       <w:r>
         <w:rPr>
           <w:b/>
           <w:bCs/>
-        </w:rPr>
-        <w:t>Theory</w:t>
-      </w:r>
-    </w:p>
-    <w:p>
-      <w:r>
-        <w:t xml:space="preserve">Topic Sentences for Theory Section </w:t>
+          <w:u w:val="single"/>
+        </w:rPr>
+        <w:t>Paragraph 2</w:t>
+      </w:r>
+      <w:r>
+        <w:rPr>
+          <w:u w:val="single"/>
+        </w:rPr>
+        <w:t xml:space="preserve"> – Literature </w:t>
       </w:r>
     </w:p>
     <w:p/>
     <w:p>
-      <w:r>
+      <w:pPr>
         <w:rPr>
           <w:b/>
           <w:bCs/>
+          <w:u w:val="single"/>
+        </w:rPr>
+      </w:pPr>
+    </w:p>
+    <w:p>
+      <w:pPr>
+        <w:rPr>
+          <w:b/>
+          <w:bCs/>
+          <w:u w:val="single"/>
+        </w:rPr>
+      </w:pPr>
+    </w:p>
+    <w:p>
+      <w:pPr>
+        <w:rPr>
+          <w:b/>
+          <w:bCs/>
+          <w:u w:val="single"/>
+        </w:rPr>
+      </w:pPr>
+    </w:p>
+    <w:p>
+      <w:pPr>
+        <w:rPr>
+          <w:b/>
+          <w:bCs/>
+          <w:u w:val="single"/>
+        </w:rPr>
+      </w:pPr>
+    </w:p>
+    <w:p>
+      <w:pPr>
+        <w:rPr>
+          <w:u w:val="single"/>
+        </w:rPr>
+      </w:pPr>
+      <w:r>
+        <w:rPr>
+          <w:b/>
+          <w:bCs/>
+          <w:noProof/>
+          <w:u w:val="single"/>
+        </w:rPr>
+        <w:lastRenderedPageBreak/>
+        <mc:AlternateContent>
+          <mc:Choice Requires="wps">
+            <w:drawing>
+              <wp:anchor distT="0" distB="0" distL="114300" distR="114300" simplePos="0" relativeHeight="251661312" behindDoc="0" locked="0" layoutInCell="1" allowOverlap="1" wp14:anchorId="250B96BF" wp14:editId="05642C36">
+                <wp:simplePos x="0" y="0"/>
+                <wp:positionH relativeFrom="column">
+                  <wp:posOffset>163286</wp:posOffset>
+                </wp:positionH>
+                <wp:positionV relativeFrom="paragraph">
+                  <wp:posOffset>244929</wp:posOffset>
+                </wp:positionV>
+                <wp:extent cx="5576207" cy="1396092"/>
+                <wp:effectExtent l="0" t="0" r="12065" b="13970"/>
+                <wp:wrapNone/>
+                <wp:docPr id="22854570" name="Text Box 1"/>
+                <wp:cNvGraphicFramePr/>
+                <a:graphic xmlns:a="http://schemas.openxmlformats.org/drawingml/2006/main">
+                  <a:graphicData uri="http://schemas.microsoft.com/office/word/2010/wordprocessingShape">
+                    <wps:wsp>
+                      <wps:cNvSpPr txBox="1"/>
+                      <wps:spPr>
+                        <a:xfrm>
+                          <a:off x="0" y="0"/>
+                          <a:ext cx="5576207" cy="1396092"/>
+                        </a:xfrm>
+                        <a:prstGeom prst="rect">
+                          <a:avLst/>
+                        </a:prstGeom>
+                        <a:solidFill>
+                          <a:schemeClr val="lt1"/>
+                        </a:solidFill>
+                        <a:ln w="6350">
+                          <a:solidFill>
+                            <a:prstClr val="black"/>
+                          </a:solidFill>
+                        </a:ln>
+                      </wps:spPr>
+                      <wps:txbx>
+                        <w:txbxContent>
+                          <w:p>
+                            <w:pPr>
+                              <w:rPr>
+                                <w:i/>
+                                <w:iCs/>
+                              </w:rPr>
+                            </w:pPr>
+                            <w:r>
+                              <w:rPr>
+                                <w:i/>
+                                <w:iCs/>
+                              </w:rPr>
+                              <w:t>Distillation of my ideas lives here:</w:t>
+                            </w:r>
+                          </w:p>
+                          <w:p>
+                            <w:pPr>
+                              <w:pStyle w:val="ListParagraph"/>
+                              <w:numPr>
+                                <w:ilvl w:val="0"/>
+                                <w:numId w:val="7"/>
+                              </w:numPr>
+                            </w:pPr>
+                            <w:r>
+                              <w:t>Thesis</w:t>
+                            </w:r>
+                          </w:p>
+                          <w:p>
+                            <w:pPr>
+                              <w:pStyle w:val="ListParagraph"/>
+                              <w:numPr>
+                                <w:ilvl w:val="0"/>
+                                <w:numId w:val="7"/>
+                              </w:numPr>
+                            </w:pPr>
+                            <w:r>
+                              <w:t>Argument</w:t>
+                            </w:r>
+                          </w:p>
+                          <w:p>
+                            <w:pPr>
+                              <w:pStyle w:val="ListParagraph"/>
+                              <w:numPr>
+                                <w:ilvl w:val="0"/>
+                                <w:numId w:val="7"/>
+                              </w:numPr>
+                            </w:pPr>
+                            <w:r>
+                              <w:t>Intuition</w:t>
+                            </w:r>
+                          </w:p>
+                          <w:p>
+                            <w:pPr>
+                              <w:pStyle w:val="ListParagraph"/>
+                              <w:numPr>
+                                <w:ilvl w:val="0"/>
+                                <w:numId w:val="7"/>
+                              </w:numPr>
+                            </w:pPr>
+                            <w:r>
+                              <w:t>Very briefly telling people what the theoretical innovation is</w:t>
+                            </w:r>
+                          </w:p>
+                        </w:txbxContent>
+                      </wps:txbx>
+                      <wps:bodyPr rot="0" spcFirstLastPara="0" vertOverflow="overflow" horzOverflow="overflow" vert="horz" wrap="square" lIns="91440" tIns="45720" rIns="91440" bIns="45720" numCol="1" spcCol="0" rtlCol="0" fromWordArt="0" anchor="t" anchorCtr="0" forceAA="0" compatLnSpc="1">
+                        <a:prstTxWarp prst="textNoShape">
+                          <a:avLst/>
+                        </a:prstTxWarp>
+                        <a:noAutofit/>
+                      </wps:bodyPr>
+                    </wps:wsp>
+                  </a:graphicData>
+                </a:graphic>
+                <wp14:sizeRelV relativeFrom="margin">
+                  <wp14:pctHeight>0</wp14:pctHeight>
+                </wp14:sizeRelV>
+              </wp:anchor>
+            </w:drawing>
+          </mc:Choice>
+          <mc:Fallback>
+            <w:pict>
+              <v:shape w14:anchorId="250B96BF" id="_x0000_s1027" type="#_x0000_t202" style="position:absolute;margin-left:12.85pt;margin-top:19.3pt;width:439.05pt;height:109.95pt;z-index:251661312;visibility:visible;mso-wrap-style:square;mso-height-percent:0;mso-wrap-distance-left:9pt;mso-wrap-distance-top:0;mso-wrap-distance-right:9pt;mso-wrap-distance-bottom:0;mso-position-horizontal:absolute;mso-position-horizontal-relative:text;mso-position-vertical:absolute;mso-position-vertical-relative:text;mso-height-percent:0;mso-height-relative:margin;v-text-anchor:top" o:gfxdata="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" fillcolor="white [3201]" strokeweight=".5pt">
+                <v:textbox>
+                  <w:txbxContent>
+                    <w:p>
+                      <w:pPr>
+                        <w:rPr>
+                          <w:i/>
+                          <w:iCs/>
+                        </w:rPr>
+                      </w:pPr>
+                      <w:r>
+                        <w:rPr>
+                          <w:i/>
+                          <w:iCs/>
+                        </w:rPr>
+                        <w:t>Distillation of my ideas lives here:</w:t>
+                      </w:r>
+                    </w:p>
+                    <w:p>
+                      <w:pPr>
+                        <w:pStyle w:val="ListParagraph"/>
+                        <w:numPr>
+                          <w:ilvl w:val="0"/>
+                          <w:numId w:val="7"/>
+                        </w:numPr>
+                      </w:pPr>
+                      <w:r>
+                        <w:t>Thesis</w:t>
+                      </w:r>
+                    </w:p>
+                    <w:p>
+                      <w:pPr>
+                        <w:pStyle w:val="ListParagraph"/>
+                        <w:numPr>
+                          <w:ilvl w:val="0"/>
+                          <w:numId w:val="7"/>
+                        </w:numPr>
+                      </w:pPr>
+                      <w:r>
+                        <w:t>Argument</w:t>
+                      </w:r>
+                    </w:p>
+                    <w:p>
+                      <w:pPr>
+                        <w:pStyle w:val="ListParagraph"/>
+                        <w:numPr>
+                          <w:ilvl w:val="0"/>
+                          <w:numId w:val="7"/>
+                        </w:numPr>
+                      </w:pPr>
+                      <w:r>
+                        <w:t>Intuition</w:t>
+                      </w:r>
+                    </w:p>
+                    <w:p>
+                      <w:pPr>
+                        <w:pStyle w:val="ListParagraph"/>
+                        <w:numPr>
+                          <w:ilvl w:val="0"/>
+                          <w:numId w:val="7"/>
+                        </w:numPr>
+                      </w:pPr>
+                      <w:r>
+                        <w:t>Very briefly telling people what the theoretical innovation is</w:t>
+                      </w:r>
+                    </w:p>
+                  </w:txbxContent>
+                </v:textbox>
+              </v:shape>
+            </w:pict>
+          </mc:Fallback>
+        </mc:AlternateContent>
+      </w:r>
+      <w:r>
+        <w:rPr>
+          <w:b/>
+          <w:bCs/>
+          <w:u w:val="single"/>
+        </w:rPr>
+        <w:t>Paragraph 3</w:t>
+      </w:r>
+      <w:r>
+        <w:rPr>
+          <w:u w:val="single"/>
+        </w:rPr>
+        <w:t xml:space="preserve"> – Theory</w:t>
+      </w:r>
+    </w:p>
+    <w:p/>
+    <w:p/>
+    <w:p>
+      <w:pPr>
+        <w:jc w:val="center"/>
+        <w:rPr>
+          <w:b/>
+          <w:bCs/>
+        </w:rPr>
+      </w:pPr>
+    </w:p>
+    <w:p>
+      <w:pPr>
+        <w:jc w:val="center"/>
+        <w:rPr>
+          <w:b/>
+          <w:bCs/>
+        </w:rPr>
+      </w:pPr>
+    </w:p>
+    <w:p>
+      <w:pPr>
+        <w:jc w:val="center"/>
+        <w:rPr>
+          <w:b/>
+          <w:bCs/>
+        </w:rPr>
+      </w:pPr>
+    </w:p>
+    <w:p>
+      <w:pPr>
+        <w:rPr>
+          <w:u w:val="single"/>
+        </w:rPr>
+      </w:pPr>
+      <w:r>
+        <w:rPr>
+          <w:b/>
+          <w:bCs/>
+          <w:u w:val="single"/>
+        </w:rPr>
+        <w:t xml:space="preserve">Paragraph 4: </w:t>
+      </w:r>
+      <w:r>
+        <w:rPr>
+          <w:u w:val="single"/>
+        </w:rPr>
+        <w:t>Methods</w:t>
+      </w:r>
+    </w:p>
+    <w:p>
+      <w:r>
+        <w:rPr>
+          <w:b/>
+          <w:bCs/>
+          <w:noProof/>
+          <w:u w:val="single"/>
+        </w:rPr>
+        <mc:AlternateContent>
+          <mc:Choice Requires="wps">
+            <w:drawing>
+              <wp:anchor distT="0" distB="0" distL="114300" distR="114300" simplePos="0" relativeHeight="251663360" behindDoc="0" locked="0" layoutInCell="1" allowOverlap="1" wp14:anchorId="0BB7EC39" wp14:editId="29EE0BCB">
+                <wp:simplePos x="0" y="0"/>
+                <wp:positionH relativeFrom="column">
+                  <wp:posOffset>0</wp:posOffset>
+                </wp:positionH>
+                <wp:positionV relativeFrom="paragraph">
+                  <wp:posOffset>0</wp:posOffset>
+                </wp:positionV>
+                <wp:extent cx="5576207" cy="1396092"/>
+                <wp:effectExtent l="0" t="0" r="12065" b="13970"/>
+                <wp:wrapNone/>
+                <wp:docPr id="258061342" name="Text Box 1"/>
+                <wp:cNvGraphicFramePr/>
+                <a:graphic xmlns:a="http://schemas.openxmlformats.org/drawingml/2006/main">
+                  <a:graphicData uri="http://schemas.microsoft.com/office/word/2010/wordprocessingShape">
+                    <wps:wsp>
+                      <wps:cNvSpPr txBox="1"/>
+                      <wps:spPr>
+                        <a:xfrm>
+                          <a:off x="0" y="0"/>
+                          <a:ext cx="5576207" cy="1396092"/>
+                        </a:xfrm>
+                        <a:prstGeom prst="rect">
+                          <a:avLst/>
+                        </a:prstGeom>
+                        <a:solidFill>
+                          <a:schemeClr val="lt1"/>
+                        </a:solidFill>
+                        <a:ln w="6350">
+                          <a:solidFill>
+                            <a:prstClr val="black"/>
+                          </a:solidFill>
+                        </a:ln>
+                      </wps:spPr>
+                      <wps:txbx>
+                        <w:txbxContent>
+                          <w:p>
+                            <w:pPr>
+                              <w:pStyle w:val="ListParagraph"/>
+                              <w:numPr>
+                                <w:ilvl w:val="0"/>
+                                <w:numId w:val="7"/>
+                              </w:numPr>
+                            </w:pPr>
+                            <w:r>
+                              <w:t>Preview of method 1</w:t>
+                            </w:r>
+                          </w:p>
+                          <w:p>
+                            <w:pPr>
+                              <w:pStyle w:val="ListParagraph"/>
+                              <w:numPr>
+                                <w:ilvl w:val="0"/>
+                                <w:numId w:val="7"/>
+                              </w:numPr>
+                            </w:pPr>
+                            <w:r>
+                              <w:t>Preview of method 2</w:t>
+                            </w:r>
+                          </w:p>
+                          <w:p>
+                            <w:pPr>
+                              <w:pStyle w:val="ListParagraph"/>
+                              <w:numPr>
+                                <w:ilvl w:val="0"/>
+                                <w:numId w:val="7"/>
+                              </w:numPr>
+                            </w:pPr>
+                            <w:r>
+                              <w:t>Preview of method 3</w:t>
+                            </w:r>
+                          </w:p>
+                          <w:p>
+                            <w:pPr>
+                              <w:pStyle w:val="ListParagraph"/>
+                              <w:numPr>
+                                <w:ilvl w:val="0"/>
+                                <w:numId w:val="7"/>
+                              </w:numPr>
+                            </w:pPr>
+                            <w:r>
+                              <w:t>Highlight of results – this will look different than in normal paper</w:t>
+                            </w:r>
+                          </w:p>
+                          <w:p>
+                            <w:pPr>
+                              <w:pStyle w:val="ListParagraph"/>
+                            </w:pPr>
+                          </w:p>
+                        </w:txbxContent>
+                      </wps:txbx>
+                      <wps:bodyPr rot="0" spcFirstLastPara="0" vertOverflow="overflow" horzOverflow="overflow" vert="horz" wrap="square" lIns="91440" tIns="45720" rIns="91440" bIns="45720" numCol="1" spcCol="0" rtlCol="0" fromWordArt="0" anchor="t" anchorCtr="0" forceAA="0" compatLnSpc="1">
+                        <a:prstTxWarp prst="textNoShape">
+                          <a:avLst/>
+                        </a:prstTxWarp>
+                        <a:noAutofit/>
+                      </wps:bodyPr>
+                    </wps:wsp>
+                  </a:graphicData>
+                </a:graphic>
+                <wp14:sizeRelV relativeFrom="margin">
+                  <wp14:pctHeight>0</wp14:pctHeight>
+                </wp14:sizeRelV>
+              </wp:anchor>
+            </w:drawing>
+          </mc:Choice>
+          <mc:Fallback>
+            <w:pict>
+              <v:shape w14:anchorId="0BB7EC39" id="_x0000_s1028" type="#_x0000_t202" style="position:absolute;margin-left:0;margin-top:0;width:439.05pt;height:109.95pt;z-index:251663360;visibility:visible;mso-wrap-style:square;mso-height-percent:0;mso-wrap-distance-left:9pt;mso-wrap-distance-top:0;mso-wrap-distance-right:9pt;mso-wrap-distance-bottom:0;mso-position-horizontal:absolute;mso-position-horizontal-relative:text;mso-position-vertical:absolute;mso-position-vertical-relative:text;mso-height-percent:0;mso-height-relative:margin;v-text-anchor:top" o:gfxdata="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" fillcolor="white [3201]" strokeweight=".5pt">
+                <v:textbox>
+                  <w:txbxContent>
+                    <w:p>
+                      <w:pPr>
+                        <w:pStyle w:val="ListParagraph"/>
+                        <w:numPr>
+                          <w:ilvl w:val="0"/>
+                          <w:numId w:val="7"/>
+                        </w:numPr>
+                      </w:pPr>
+                      <w:r>
+                        <w:t>Preview of method 1</w:t>
+                      </w:r>
+                    </w:p>
+                    <w:p>
+                      <w:pPr>
+                        <w:pStyle w:val="ListParagraph"/>
+                        <w:numPr>
+                          <w:ilvl w:val="0"/>
+                          <w:numId w:val="7"/>
+                        </w:numPr>
+                      </w:pPr>
+                      <w:r>
+                        <w:t>Preview of method 2</w:t>
+                      </w:r>
+                    </w:p>
+                    <w:p>
+                      <w:pPr>
+                        <w:pStyle w:val="ListParagraph"/>
+                        <w:numPr>
+                          <w:ilvl w:val="0"/>
+                          <w:numId w:val="7"/>
+                        </w:numPr>
+                      </w:pPr>
+                      <w:r>
+                        <w:t>Preview of method 3</w:t>
+                      </w:r>
+                    </w:p>
+                    <w:p>
+                      <w:pPr>
+                        <w:pStyle w:val="ListParagraph"/>
+                        <w:numPr>
+                          <w:ilvl w:val="0"/>
+                          <w:numId w:val="7"/>
+                        </w:numPr>
+                      </w:pPr>
+                      <w:r>
+                        <w:t>Highlight of results – this will look different than in normal paper</w:t>
+                      </w:r>
+                    </w:p>
+                    <w:p>
+                      <w:pPr>
+                        <w:pStyle w:val="ListParagraph"/>
+                      </w:pPr>
+                    </w:p>
+                  </w:txbxContent>
+                </v:textbox>
+              </v:shape>
+            </w:pict>
+          </mc:Fallback>
+        </mc:AlternateContent>
+      </w:r>
+    </w:p>
+    <w:p>
+      <w:pPr>
+        <w:rPr>
+          <w:u w:val="single"/>
+        </w:rPr>
+      </w:pPr>
+      <w:r>
+        <w:rPr>
+          <w:b/>
+          <w:bCs/>
+          <w:u w:val="single"/>
+        </w:rPr>
+        <w:t xml:space="preserve">Paragraph 5: </w:t>
+      </w:r>
+      <w:r>
+        <w:rPr>
+          <w:u w:val="single"/>
+        </w:rPr>
+        <w:t>Hedge</w:t>
+      </w:r>
+    </w:p>
+    <w:p/>
+    <w:p>
+      <w:pPr>
+        <w:rPr>
+          <w:u w:val="single"/>
+        </w:rPr>
+      </w:pPr>
+      <w:r>
+        <w:rPr>
+          <w:b/>
+          <w:bCs/>
+          <w:u w:val="single"/>
+        </w:rPr>
+        <w:t>Paragraph 6:</w:t>
+      </w:r>
+      <w:r>
+        <w:rPr>
+          <w:u w:val="single"/>
+        </w:rPr>
+        <w:t xml:space="preserve"> </w:t>
+      </w:r>
+      <w:proofErr w:type="gramStart"/>
+      <w:r>
+        <w:rPr>
+          <w:u w:val="single"/>
+        </w:rPr>
+        <w:t>So</w:t>
+      </w:r>
+      <w:proofErr w:type="gramEnd"/>
+      <w:r>
+        <w:rPr>
+          <w:u w:val="single"/>
+        </w:rPr>
+        <w:t xml:space="preserve"> What</w:t>
+      </w:r>
+    </w:p>
+    <w:p>
+      <w:pPr>
+        <w:jc w:val="center"/>
+        <w:rPr>
+          <w:b/>
+          <w:bCs/>
+        </w:rPr>
+      </w:pPr>
+    </w:p>
+    <w:p>
+      <w:pPr>
+        <w:rPr>
+          <w:u w:val="single"/>
+        </w:rPr>
+      </w:pPr>
+      <w:r>
+        <w:rPr>
+          <w:b/>
+          <w:bCs/>
+          <w:u w:val="single"/>
+        </w:rPr>
+        <w:t xml:space="preserve">Paragraph </w:t>
+      </w:r>
+      <w:r>
+        <w:rPr>
+          <w:b/>
+          <w:bCs/>
+          <w:u w:val="single"/>
+        </w:rPr>
+        <w:t>5</w:t>
+      </w:r>
+      <w:r>
+        <w:rPr>
+          <w:b/>
+          <w:bCs/>
+          <w:u w:val="single"/>
+        </w:rPr>
+        <w:t xml:space="preserve">: </w:t>
+      </w:r>
+      <w:proofErr w:type="gramStart"/>
+      <w:r>
+        <w:rPr>
+          <w:u w:val="single"/>
+        </w:rPr>
+        <w:t>So</w:t>
+      </w:r>
+      <w:proofErr w:type="gramEnd"/>
+      <w:r>
+        <w:rPr>
+          <w:u w:val="single"/>
+        </w:rPr>
+        <w:t xml:space="preserve"> What</w:t>
+      </w:r>
+    </w:p>
+    <w:p>
+      <w:r>
+        <w:rPr>
+          <w:b/>
+          <w:bCs/>
+          <w:noProof/>
+          <w:u w:val="single"/>
+        </w:rPr>
+        <mc:AlternateContent>
+          <mc:Choice Requires="wps">
+            <w:drawing>
+              <wp:anchor distT="0" distB="0" distL="114300" distR="114300" simplePos="0" relativeHeight="251665408" behindDoc="0" locked="0" layoutInCell="1" allowOverlap="1" wp14:anchorId="4B7B62D2" wp14:editId="578AE4EF">
+                <wp:simplePos x="0" y="0"/>
+                <wp:positionH relativeFrom="column">
+                  <wp:posOffset>0</wp:posOffset>
+                </wp:positionH>
+                <wp:positionV relativeFrom="paragraph">
+                  <wp:posOffset>0</wp:posOffset>
+                </wp:positionV>
+                <wp:extent cx="5576207" cy="1396092"/>
+                <wp:effectExtent l="0" t="0" r="12065" b="13970"/>
+                <wp:wrapNone/>
+                <wp:docPr id="1891170561" name="Text Box 1"/>
+                <wp:cNvGraphicFramePr/>
+                <a:graphic xmlns:a="http://schemas.openxmlformats.org/drawingml/2006/main">
+                  <a:graphicData uri="http://schemas.microsoft.com/office/word/2010/wordprocessingShape">
+                    <wps:wsp>
+                      <wps:cNvSpPr txBox="1"/>
+                      <wps:spPr>
+                        <a:xfrm>
+                          <a:off x="0" y="0"/>
+                          <a:ext cx="5576207" cy="1396092"/>
+                        </a:xfrm>
+                        <a:prstGeom prst="rect">
+                          <a:avLst/>
+                        </a:prstGeom>
+                        <a:solidFill>
+                          <a:schemeClr val="lt1"/>
+                        </a:solidFill>
+                        <a:ln w="6350">
+                          <a:solidFill>
+                            <a:prstClr val="black"/>
+                          </a:solidFill>
+                        </a:ln>
+                      </wps:spPr>
+                      <wps:txbx>
+                        <w:txbxContent>
+                          <w:p/>
+                          <w:p>
+                            <w:pPr>
+                              <w:rPr>
+                                <w:i/>
+                                <w:iCs/>
+                              </w:rPr>
+                            </w:pPr>
+                            <w:r>
+                              <w:rPr>
+                                <w:i/>
+                                <w:iCs/>
+                              </w:rPr>
+                              <w:t xml:space="preserve">Thing that captured my imagination lives here. </w:t>
+                            </w:r>
+                            <w:r>
+                              <w:rPr>
+                                <w:i/>
+                                <w:iCs/>
+                              </w:rPr>
+                              <w:t xml:space="preserve">This is about epistemic exclusion – or epistemic exclusion is what happens when </w:t>
+                            </w:r>
+                            <w:proofErr w:type="spellStart"/>
+                            <w:r>
+                              <w:rPr>
+                                <w:i/>
+                                <w:iCs/>
+                              </w:rPr>
+                              <w:t>xyz</w:t>
+                            </w:r>
+                            <w:proofErr w:type="spellEnd"/>
+                            <w:r>
+                              <w:rPr>
+                                <w:i/>
+                                <w:iCs/>
+                              </w:rPr>
+                              <w:t xml:space="preserve">. This is another part of why the CJ system in American democracy is so bad. </w:t>
+                            </w:r>
+                          </w:p>
+                        </w:txbxContent>
+                      </wps:txbx>
+                      <wps:bodyPr rot="0" spcFirstLastPara="0" vertOverflow="overflow" horzOverflow="overflow" vert="horz" wrap="square" lIns="91440" tIns="45720" rIns="91440" bIns="45720" numCol="1" spcCol="0" rtlCol="0" fromWordArt="0" anchor="t" anchorCtr="0" forceAA="0" compatLnSpc="1">
+                        <a:prstTxWarp prst="textNoShape">
+                          <a:avLst/>
+                        </a:prstTxWarp>
+                        <a:noAutofit/>
+                      </wps:bodyPr>
+                    </wps:wsp>
+                  </a:graphicData>
+                </a:graphic>
+                <wp14:sizeRelV relativeFrom="margin">
+                  <wp14:pctHeight>0</wp14:pctHeight>
+                </wp14:sizeRelV>
+              </wp:anchor>
+            </w:drawing>
+          </mc:Choice>
+          <mc:Fallback>
+            <w:pict>
+              <v:shape w14:anchorId="4B7B62D2" id="_x0000_s1029" type="#_x0000_t202" style="position:absolute;margin-left:0;margin-top:0;width:439.05pt;height:109.95pt;z-index:251665408;visibility:visible;mso-wrap-style:square;mso-height-percent:0;mso-wrap-distance-left:9pt;mso-wrap-distance-top:0;mso-wrap-distance-right:9pt;mso-wrap-distance-bottom:0;mso-position-horizontal:absolute;mso-position-horizontal-relative:text;mso-position-vertical:absolute;mso-position-vertical-relative:text;mso-height-percent:0;mso-height-relative:margin;v-text-anchor:top" o:gfxdata="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" fillcolor="white [3201]" strokeweight=".5pt">
+                <v:textbox>
+                  <w:txbxContent>
+                    <w:p/>
+                    <w:p>
+                      <w:pPr>
+                        <w:rPr>
+                          <w:i/>
+                          <w:iCs/>
+                        </w:rPr>
+                      </w:pPr>
+                      <w:r>
+                        <w:rPr>
+                          <w:i/>
+                          <w:iCs/>
+                        </w:rPr>
+                        <w:t xml:space="preserve">Thing that captured my imagination lives here. </w:t>
+                      </w:r>
+                      <w:r>
+                        <w:rPr>
+                          <w:i/>
+                          <w:iCs/>
+                        </w:rPr>
+                        <w:t xml:space="preserve">This is about epistemic exclusion – or epistemic exclusion is what happens when </w:t>
+                      </w:r>
+                      <w:proofErr w:type="spellStart"/>
+                      <w:r>
+                        <w:rPr>
+                          <w:i/>
+                          <w:iCs/>
+                        </w:rPr>
+                        <w:t>xyz</w:t>
+                      </w:r>
+                      <w:proofErr w:type="spellEnd"/>
+                      <w:r>
+                        <w:rPr>
+                          <w:i/>
+                          <w:iCs/>
+                        </w:rPr>
+                        <w:t xml:space="preserve">. This is another part of why the CJ system in American democracy is so bad. </w:t>
+                      </w:r>
+                    </w:p>
+                  </w:txbxContent>
+                </v:textbox>
+              </v:shape>
+            </w:pict>
+          </mc:Fallback>
+        </mc:AlternateContent>
+      </w:r>
+    </w:p>
+    <w:p>
+      <w:pPr>
+        <w:rPr>
+          <w:u w:val="single"/>
+        </w:rPr>
+      </w:pPr>
+      <w:r>
+        <w:rPr>
+          <w:b/>
+          <w:bCs/>
+          <w:u w:val="single"/>
+        </w:rPr>
+        <w:t xml:space="preserve">Paragraph 5: </w:t>
+      </w:r>
+      <w:r>
+        <w:rPr>
+          <w:u w:val="single"/>
+        </w:rPr>
+        <w:t>Hedge</w:t>
+      </w:r>
+    </w:p>
+    <w:p/>
+    <w:p>
+      <w:pPr>
+        <w:rPr>
+          <w:u w:val="single"/>
+        </w:rPr>
+      </w:pPr>
+      <w:r>
+        <w:rPr>
+          <w:b/>
+          <w:bCs/>
+          <w:u w:val="single"/>
+        </w:rPr>
+        <w:t>Paragraph 6:</w:t>
+      </w:r>
+      <w:r>
+        <w:rPr>
+          <w:u w:val="single"/>
+        </w:rPr>
+        <w:t xml:space="preserve"> </w:t>
+      </w:r>
+      <w:proofErr w:type="gramStart"/>
+      <w:r>
+        <w:rPr>
+          <w:u w:val="single"/>
+        </w:rPr>
+        <w:t>So</w:t>
+      </w:r>
+      <w:proofErr w:type="gramEnd"/>
+      <w:r>
+        <w:rPr>
+          <w:u w:val="single"/>
+        </w:rPr>
+        <w:t xml:space="preserve"> What</w:t>
+      </w:r>
+    </w:p>
+    <w:p>
+      <w:pPr>
+        <w:jc w:val="center"/>
+        <w:rPr>
+          <w:b/>
+          <w:bCs/>
+        </w:rPr>
+      </w:pPr>
+    </w:p>
+    <w:p>
+      <w:pPr>
+        <w:rPr>
+          <w:b/>
+          <w:bCs/>
+        </w:rPr>
+      </w:pPr>
+    </w:p>
+    <w:p>
+      <w:pPr>
+        <w:jc w:val="center"/>
+        <w:rPr>
+          <w:b/>
+          <w:bCs/>
+        </w:rPr>
+      </w:pPr>
+    </w:p>
+    <w:p>
+      <w:pPr>
+        <w:jc w:val="center"/>
+        <w:rPr>
+          <w:b/>
+          <w:bCs/>
+        </w:rPr>
+      </w:pPr>
+      <w:r>
+        <w:rPr>
+          <w:b/>
+          <w:bCs/>
+        </w:rPr>
+        <w:t>Theory</w:t>
+      </w:r>
+    </w:p>
+    <w:p>
+      <w:r>
+        <w:rPr>
+          <w:b/>
+          <w:bCs/>
         </w:rPr>
         <w:t>Topic Sentence 1:</w:t>
       </w:r>
       <w:r>
-        <w:t xml:space="preserve"> There’s a big literature on descriptive representation. </w:t>
-      </w:r>
-    </w:p>
-    <w:p>
-      <w:r>
-        <w:t xml:space="preserve">[At core of debates about representation is the matter of whether legislators are X or Y.] [Increasingly or in response, a literature on descriptive representation has emerged to help, in part, answer the question of first, who legislators are, and then whether that matters for congruency or what they do]. </w:t>
+        <w:t xml:space="preserve"> </w:t>
+      </w:r>
+      <w:r>
+        <w:t>Descriptive</w:t>
+      </w:r>
+      <w:r>
+        <w:t xml:space="preserve"> representation. </w:t>
+      </w:r>
+    </w:p>
+    <w:p>
+      <w:pPr>
+        <w:pStyle w:val="ListParagraph"/>
+        <w:numPr>
+          <w:ilvl w:val="0"/>
+          <w:numId w:val="6"/>
+        </w:numPr>
+      </w:pPr>
+      <w:r>
+        <w:t xml:space="preserve">Delegate versus trustee models both assume someone is recognized as a constituent whose preferences or </w:t>
+      </w:r>
+      <w:proofErr w:type="gramStart"/>
+      <w:r>
+        <w:t>interests</w:t>
+      </w:r>
+      <w:proofErr w:type="gramEnd"/>
+      <w:r>
+        <w:t xml:space="preserve"> matter. </w:t>
+      </w:r>
+    </w:p>
+    <w:p>
+      <w:pPr>
+        <w:pStyle w:val="ListParagraph"/>
+        <w:numPr>
+          <w:ilvl w:val="0"/>
+          <w:numId w:val="6"/>
+        </w:numPr>
+      </w:pPr>
+      <w:r>
+        <w:t xml:space="preserve">Descriptive representation is particularly important – not to mention normatively justified – under conditions of historical exclusion and unequal political voice (Mansbridge </w:t>
+      </w:r>
+      <w:r>
+        <w:t xml:space="preserve">1999 </w:t>
+      </w:r>
+      <w:r>
+        <w:t xml:space="preserve">contingent defense. Descriptive rep should be response to </w:t>
+      </w:r>
+      <w:r>
+        <w:lastRenderedPageBreak/>
+        <w:t xml:space="preserve">structural inequality - </w:t>
+      </w:r>
+      <w:proofErr w:type="spellStart"/>
+      <w:r>
+        <w:t>ie</w:t>
+      </w:r>
+      <w:proofErr w:type="spellEnd"/>
+      <w:r>
+        <w:t xml:space="preserve"> when communication, trust, or recognition is systematically distorted.)</w:t>
+      </w:r>
+    </w:p>
+    <w:p>
+      <w:pPr>
+        <w:pStyle w:val="ListParagraph"/>
+        <w:numPr>
+          <w:ilvl w:val="0"/>
+          <w:numId w:val="6"/>
+        </w:numPr>
+      </w:pPr>
+      <w:commentRangeStart w:id="2"/>
+      <w:r>
+        <w:t>Two mattering clusters:</w:t>
+      </w:r>
+      <w:commentRangeEnd w:id="2"/>
+      <w:r>
+        <w:rPr>
+          <w:rStyle w:val="CommentReference"/>
+        </w:rPr>
+        <w:commentReference w:id="2"/>
+      </w:r>
+    </w:p>
+    <w:p>
+      <w:pPr>
+        <w:pStyle w:val="ListParagraph"/>
+        <w:numPr>
+          <w:ilvl w:val="1"/>
+          <w:numId w:val="6"/>
+        </w:numPr>
+      </w:pPr>
+      <w:r>
+        <w:t>For policy and service responsiveness</w:t>
+      </w:r>
+    </w:p>
+    <w:p>
+      <w:pPr>
+        <w:pStyle w:val="ListParagraph"/>
+        <w:numPr>
+          <w:ilvl w:val="2"/>
+          <w:numId w:val="6"/>
+        </w:numPr>
+      </w:pPr>
+      <w:r>
+        <w:t>Other countries have [long?] recognized this, as underscored by gender &amp; minority quotas, reserved seats (</w:t>
+      </w:r>
+      <w:hyperlink r:id="rId9" w:history="1">
+        <w:r>
+          <w:rPr>
+            <w:rStyle w:val="Hyperlink"/>
+          </w:rPr>
+          <w:t>WEF</w:t>
+        </w:r>
+      </w:hyperlink>
+      <w:r>
+        <w:t xml:space="preserve"> 2023)</w:t>
+      </w:r>
+    </w:p>
+    <w:p>
+      <w:pPr>
+        <w:pStyle w:val="ListParagraph"/>
+        <w:numPr>
+          <w:ilvl w:val="1"/>
+          <w:numId w:val="6"/>
+        </w:numPr>
+      </w:pPr>
+      <w:r>
+        <w:t>Symbolic / epistemic goodies</w:t>
+      </w:r>
+    </w:p>
+    <w:p>
+      <w:pPr>
+        <w:pStyle w:val="ListParagraph"/>
+        <w:numPr>
+          <w:ilvl w:val="2"/>
+          <w:numId w:val="6"/>
+        </w:numPr>
+      </w:pPr>
+      <w:r>
+        <w:t>[does issue framing belong here or above?]</w:t>
+      </w:r>
+    </w:p>
+    <w:p>
+      <w:r>
+        <w:t xml:space="preserve">[At core of debates about representation is the matter of whether legislators are </w:t>
+      </w:r>
+      <w:r>
+        <w:t>delegates</w:t>
+      </w:r>
+      <w:r>
+        <w:t xml:space="preserve"> or </w:t>
+      </w:r>
+      <w:r>
+        <w:t>trustees</w:t>
+      </w:r>
+      <w:r>
+        <w:t xml:space="preserve">] [Increasingly or in response, a literature on descriptive representation has emerged to help, in part, answer the question of first, who legislators are, and then whether that matters for congruency or what they do]. </w:t>
       </w:r>
     </w:p>
     <w:p>
@@ -290,12 +1585,288 @@
         </w:numPr>
       </w:pPr>
       <w:r>
+        <w:t xml:space="preserve">Maybe: sentence (can have footnote?) </w:t>
+      </w:r>
+      <w:r>
+        <w:t xml:space="preserve">on state of racial descriptive representation in US legislatures </w:t>
+      </w:r>
+    </w:p>
+    <w:p>
+      <w:pPr>
+        <w:pStyle w:val="ListParagraph"/>
+        <w:numPr>
+          <w:ilvl w:val="1"/>
+          <w:numId w:val="2"/>
+        </w:numPr>
+        <w:rPr>
+          <w:i/>
+          <w:iCs/>
+        </w:rPr>
+      </w:pPr>
+      <w:r>
+        <w:rPr>
+          <w:i/>
+          <w:iCs/>
+        </w:rPr>
+        <w:t>[White affluent legislators prioritize white affluent service responsiveness and policy preferences]</w:t>
+      </w:r>
+    </w:p>
+    <w:p>
+      <w:pPr>
+        <w:pStyle w:val="ListParagraph"/>
+        <w:numPr>
+          <w:ilvl w:val="0"/>
+          <w:numId w:val="2"/>
+        </w:numPr>
+      </w:pPr>
+      <w:r>
+        <w:t xml:space="preserve">Racially/ethnically congruent </w:t>
+      </w:r>
+      <w:r>
+        <w:t xml:space="preserve">+ class/economic </w:t>
+      </w:r>
+      <w:r>
+        <w:t>representation matters for:</w:t>
+      </w:r>
+    </w:p>
+    <w:p>
+      <w:pPr>
+        <w:pStyle w:val="ListParagraph"/>
+        <w:numPr>
+          <w:ilvl w:val="1"/>
+          <w:numId w:val="2"/>
+        </w:numPr>
+      </w:pPr>
+      <w:r>
+        <w:t xml:space="preserve"> service responsiveness </w:t>
+      </w:r>
+    </w:p>
+    <w:p>
+      <w:pPr>
+        <w:pStyle w:val="ListParagraph"/>
+        <w:numPr>
+          <w:ilvl w:val="1"/>
+          <w:numId w:val="2"/>
+        </w:numPr>
+      </w:pPr>
+      <w:r>
+        <w:t>Policy responsiveness</w:t>
+      </w:r>
+    </w:p>
+    <w:p>
+      <w:pPr>
+        <w:pStyle w:val="ListParagraph"/>
+        <w:numPr>
+          <w:ilvl w:val="1"/>
+          <w:numId w:val="2"/>
+        </w:numPr>
+      </w:pPr>
+      <w:commentRangeStart w:id="3"/>
+      <w:r>
+        <w:t>Policy: However, Kristina Miler () shows that in Congress, “surrogate” representation for poor constituencies</w:t>
+      </w:r>
+      <w:commentRangeEnd w:id="3"/>
+      <w:r>
+        <w:rPr>
+          <w:rStyle w:val="CommentReference"/>
+        </w:rPr>
+        <w:commentReference w:id="3"/>
+      </w:r>
+    </w:p>
+    <w:p>
+      <w:pPr>
+        <w:pStyle w:val="ListParagraph"/>
+        <w:numPr>
+          <w:ilvl w:val="0"/>
+          <w:numId w:val="2"/>
+        </w:numPr>
+      </w:pPr>
+      <w:r>
+        <w:t xml:space="preserve">Legislators themselves not one identity and concentric circles/counter-constituencies </w:t>
+      </w:r>
+      <w:r>
+        <w:sym w:font="Wingdings" w:char="F0E0"/>
+      </w:r>
+      <w:r>
+        <w:t xml:space="preserve">  </w:t>
+      </w:r>
+    </w:p>
+    <w:p>
+      <w:pPr>
+        <w:pStyle w:val="ListParagraph"/>
+        <w:numPr>
+          <w:ilvl w:val="0"/>
+          <w:numId w:val="2"/>
+        </w:numPr>
+      </w:pPr>
+    </w:p>
+    <w:p>
+      <w:pPr>
+        <w:pStyle w:val="ListParagraph"/>
+        <w:numPr>
+          <w:ilvl w:val="0"/>
+          <w:numId w:val="2"/>
+        </w:numPr>
+      </w:pPr>
+      <w:r>
+        <w:t>How much? Critical mass, tokenism, distancing</w:t>
+      </w:r>
+    </w:p>
+    <w:p>
+      <w:pPr>
+        <w:pStyle w:val="ListParagraph"/>
+        <w:numPr>
+          <w:ilvl w:val="1"/>
+          <w:numId w:val="2"/>
+        </w:numPr>
+      </w:pPr>
+      <w:r>
+        <w:t xml:space="preserve">Brown 2014, Dovi 2002, </w:t>
+      </w:r>
+    </w:p>
+    <w:p>
+      <w:pPr>
+        <w:pStyle w:val="ListParagraph"/>
+        <w:numPr>
+          <w:ilvl w:val="0"/>
+          <w:numId w:val="2"/>
+        </w:numPr>
+      </w:pPr>
+      <w:r>
         <w:t>End with transition to don’t know</w:t>
       </w:r>
     </w:p>
-    <w:p/>
-    <w:p/>
+    <w:p>
+      <w:r>
+        <w:rPr>
+          <w:b/>
+          <w:bCs/>
+        </w:rPr>
+        <w:t xml:space="preserve">Topic Sentence </w:t>
+      </w:r>
+      <w:r>
+        <w:rPr>
+          <w:b/>
+          <w:bCs/>
+        </w:rPr>
+        <w:t>3</w:t>
+      </w:r>
+      <w:r>
+        <w:rPr>
+          <w:b/>
+          <w:bCs/>
+        </w:rPr>
+        <w:t>:</w:t>
+      </w:r>
+      <w:r>
+        <w:t xml:space="preserve"> []</w:t>
+      </w:r>
+    </w:p>
+    <w:p>
+      <w:pPr>
+        <w:pStyle w:val="ListParagraph"/>
+        <w:numPr>
+          <w:ilvl w:val="0"/>
+          <w:numId w:val="8"/>
+        </w:numPr>
+        <w:jc w:val="both"/>
+      </w:pPr>
+      <w:r>
+        <w:t xml:space="preserve">While we don’t </w:t>
+      </w:r>
+      <w:proofErr w:type="gramStart"/>
+      <w:r>
+        <w:t>know [aforementioned], CJ</w:t>
+      </w:r>
+      <w:proofErr w:type="gramEnd"/>
+      <w:r>
+        <w:t xml:space="preserve"> both [A] and [ test case?]</w:t>
+      </w:r>
+    </w:p>
+    <w:p>
+      <w:pPr>
+        <w:pStyle w:val="ListParagraph"/>
+        <w:numPr>
+          <w:ilvl w:val="0"/>
+          <w:numId w:val="8"/>
+        </w:numPr>
+        <w:jc w:val="both"/>
+      </w:pPr>
+      <w:r>
+        <w:t>Delegate-style representation</w:t>
+      </w:r>
+    </w:p>
+    <w:p>
+      <w:pPr>
+        <w:pStyle w:val="ListParagraph"/>
+        <w:numPr>
+          <w:ilvl w:val="1"/>
+          <w:numId w:val="8"/>
+        </w:numPr>
+        <w:jc w:val="both"/>
+      </w:pPr>
+      <w:r>
+        <w:t>Preferences + (epistemes?) likely marginalized (testimonial injustice)</w:t>
+      </w:r>
+    </w:p>
+    <w:p>
+      <w:pPr>
+        <w:pStyle w:val="ListParagraph"/>
+        <w:numPr>
+          <w:ilvl w:val="1"/>
+          <w:numId w:val="8"/>
+        </w:numPr>
+        <w:jc w:val="both"/>
+      </w:pPr>
+      <w:r>
+        <w:t>Contact with legislators constrained (+ hermeneutic injustice)</w:t>
+      </w:r>
+    </w:p>
+    <w:p>
+      <w:pPr>
+        <w:pStyle w:val="ListParagraph"/>
+        <w:numPr>
+          <w:ilvl w:val="0"/>
+          <w:numId w:val="8"/>
+        </w:numPr>
+        <w:jc w:val="both"/>
+      </w:pPr>
+      <w:r>
+        <w:t>Trustee-style</w:t>
+      </w:r>
+    </w:p>
+    <w:p>
+      <w:pPr>
+        <w:pStyle w:val="ListParagraph"/>
+        <w:numPr>
+          <w:ilvl w:val="1"/>
+          <w:numId w:val="8"/>
+        </w:numPr>
+        <w:jc w:val="both"/>
+      </w:pPr>
+      <w:r>
+        <w:lastRenderedPageBreak/>
+        <w:t>Makes descriptive-inclusive-of--proximal representation particularly salient</w:t>
+      </w:r>
+    </w:p>
+    <w:p>
+      <w:pPr>
+        <w:pStyle w:val="ListParagraph"/>
+        <w:numPr>
+          <w:ilvl w:val="0"/>
+          <w:numId w:val="8"/>
+        </w:numPr>
+        <w:jc w:val="both"/>
+      </w:pPr>
+      <w:r>
+        <w:sym w:font="Wingdings" w:char="F0E0"/>
+      </w:r>
+      <w:r>
+        <w:t xml:space="preserve"> breadcrumb to sub-question: </w:t>
+      </w:r>
+    </w:p>
     <w:sectPr>
+      <w:type w:val="continuous"/>
       <w:pgSz w:w="12240" w:h="15840"/>
       <w:pgMar w:top="1440" w:right="1440" w:bottom="1440" w:left="1440" w:header="720" w:footer="720" w:gutter="0"/>
       <w:cols w:space="720"/>
@@ -305,6 +1876,106 @@
 </w:document>
 </file>
 
+<file path=word/comments.xml><?xml version="1.0" encoding="utf-8"?>
+<w:comments xmlns:wpc="http://schemas.microsoft.com/office/word/2010/wordprocessingCanvas" xmlns:cx="http://schemas.microsoft.com/office/drawing/2014/chartex" xmlns:cx1="http://schemas.microsoft.com/office/drawing/2015/9/8/chartex" xmlns:cx2="http://schemas.microsoft.com/office/drawing/2015/10/21/chartex" xmlns:cx3="http://schemas.microsoft.com/office/drawing/2016/5/9/chartex" xmlns:cx4="http://schemas.microsoft.com/office/drawing/2016/5/10/chartex" xmlns:cx5="http://schemas.microsoft.com/office/drawing/2016/5/11/chartex" xmlns:cx6="http://schemas.microsoft.com/office/drawing/2016/5/12/chartex" xmlns:cx7="http://schemas.microsoft.com/office/drawing/2016/5/13/chartex" xmlns:cx8="http://schemas.microsoft.com/office/drawing/2016/5/14/chartex" xmlns:mc="http://schemas.openxmlformats.org/markup-compatibility/2006" xmlns:aink="http://schemas.microsoft.com/office/drawing/2016/ink" xmlns:am3d="http://schemas.microsoft.com/office/drawing/2017/model3d" xmlns:o="urn:schemas-microsoft-com:office:office" xmlns:oel="http://schemas.microsoft.com/office/2019/extlst" xmlns:r="http://schemas.openxmlformats.org/officeDocument/2006/relationships" xmlns:m="http://schemas.openxmlformats.org/officeDocument/2006/math" xmlns:v="urn:schemas-microsoft-com:vml" xmlns:wp14="http://schemas.microsoft.com/office/word/2010/wordprocessingDrawing" xmlns:wp="http://schemas.openxmlformats.org/drawingml/2006/wordprocessingDrawing" xmlns:w10="urn:schemas-microsoft-com:office:word" xmlns:w="http://schemas.openxmlformats.org/wordprocessingml/2006/main" xmlns:w14="http://schemas.microsoft.com/office/word/2010/wordml" xmlns:w15="http://schemas.microsoft.com/office/word/2012/wordml" xmlns:w16cex="http://schemas.microsoft.com/office/word/2018/wordml/cex" xmlns:w16cid="http://schemas.microsoft.com/office/word/2016/wordml/cid" xmlns:w16="http://schemas.microsoft.com/office/word/2018/wordml" xmlns:w16du="http://schemas.microsoft.com/office/word/2023/wordml/word16du" xmlns:w16sdtdh="http://schemas.microsoft.com/office/word/2020/wordml/sdtdatahash" xmlns:w16sdtfl="http://schemas.microsoft.com/office/word/2024/wordml/sdtformatlock" xmlns:w16se="http://schemas.microsoft.com/office/word/2015/wordml/symex" xmlns:wpg="http://schemas.microsoft.com/office/word/2010/wordprocessingGroup" xmlns:wpi="http://schemas.microsoft.com/office/word/2010/wordprocessingInk" xmlns:wne="http://schemas.microsoft.com/office/word/2006/wordml" xmlns:wps="http://schemas.microsoft.com/office/word/2010/wordprocessingShape" mc:Ignorable="w14 w15 w16se w16cid w16 w16cex w16sdtdh w16sdtfl w16du wp14">
+  <w:comment w:id="0" w:author="Kristina Mensik" w:date="2026-01-21T21:23:00Z" w:initials="KM">
+    <w:p>
+      <w:r>
+        <w:rPr>
+          <w:rStyle w:val="CommentReference"/>
+        </w:rPr>
+        <w:annotationRef/>
+      </w:r>
+      <w:r>
+        <w:rPr>
+          <w:sz w:val="20"/>
+          <w:szCs w:val="20"/>
+        </w:rPr>
+        <w:t>IK a real paper can't start with anecdotal claims</w:t>
+      </w:r>
+    </w:p>
+  </w:comment>
+  <w:comment w:id="1" w:author="Kristina Mensik" w:date="2026-01-21T21:30:00Z" w:initials="KM">
+    <w:p>
+      <w:r>
+        <w:rPr>
+          <w:rStyle w:val="CommentReference"/>
+        </w:rPr>
+        <w:annotationRef/>
+      </w:r>
+      <w:r>
+        <w:rPr>
+          <w:sz w:val="20"/>
+          <w:szCs w:val="20"/>
+        </w:rPr>
+        <w:t>bring this closer to CJ/subject area</w:t>
+      </w:r>
+    </w:p>
+  </w:comment>
+  <w:comment w:id="2" w:author="Kristina Mensik" w:date="2026-01-22T09:29:00Z" w:initials="KM">
+    <w:p>
+      <w:r>
+        <w:rPr>
+          <w:rStyle w:val="CommentReference"/>
+        </w:rPr>
+        <w:annotationRef/>
+      </w:r>
+      <w:r>
+        <w:rPr>
+          <w:sz w:val="20"/>
+          <w:szCs w:val="20"/>
+        </w:rPr>
+        <w:t>maybe this goes below</w:t>
+      </w:r>
+    </w:p>
+  </w:comment>
+  <w:comment w:id="3" w:author="Kristina Mensik" w:date="2026-01-22T13:31:00Z" w:initials="KM">
+    <w:p>
+      <w:r>
+        <w:rPr>
+          <w:rStyle w:val="CommentReference"/>
+        </w:rPr>
+        <w:annotationRef/>
+      </w:r>
+      <w:r>
+        <w:rPr>
+          <w:sz w:val="20"/>
+          <w:szCs w:val="20"/>
+        </w:rPr>
+        <w:t xml:space="preserve">why does this matter? </w:t>
+      </w:r>
+    </w:p>
+  </w:comment>
+</w:comments>
+</file>
+
+<file path=word/commentsExtended.xml><?xml version="1.0" encoding="utf-8"?>
+<w15:commentsEx xmlns:wpc="http://schemas.microsoft.com/office/word/2010/wordprocessingCanvas" xmlns:cx="http://schemas.microsoft.com/office/drawing/2014/chartex" xmlns:cx1="http://schemas.microsoft.com/office/drawing/2015/9/8/chartex" xmlns:cx2="http://schemas.microsoft.com/office/drawing/2015/10/21/chartex" xmlns:cx3="http://schemas.microsoft.com/office/drawing/2016/5/9/chartex" xmlns:cx4="http://schemas.microsoft.com/office/drawing/2016/5/10/chartex" xmlns:cx5="http://schemas.microsoft.com/office/drawing/2016/5/11/chartex" xmlns:cx6="http://schemas.microsoft.com/office/drawing/2016/5/12/chartex" xmlns:cx7="http://schemas.microsoft.com/office/drawing/2016/5/13/chartex" xmlns:cx8="http://schemas.microsoft.com/office/drawing/2016/5/14/chartex" xmlns:mc="http://schemas.openxmlformats.org/markup-compatibility/2006" xmlns:aink="http://schemas.microsoft.com/office/drawing/2016/ink" xmlns:am3d="http://schemas.microsoft.com/office/drawing/2017/model3d" xmlns:o="urn:schemas-microsoft-com:office:office" xmlns:oel="http://schemas.microsoft.com/office/2019/extlst" xmlns:r="http://schemas.openxmlformats.org/officeDocument/2006/relationships" xmlns:m="http://schemas.openxmlformats.org/officeDocument/2006/math" xmlns:v="urn:schemas-microsoft-com:vml" xmlns:wp14="http://schemas.microsoft.com/office/word/2010/wordprocessingDrawing" xmlns:wp="http://schemas.openxmlformats.org/drawingml/2006/wordprocessingDrawing" xmlns:w10="urn:schemas-microsoft-com:office:word" xmlns:w="http://schemas.openxmlformats.org/wordprocessingml/2006/main" xmlns:w14="http://schemas.microsoft.com/office/word/2010/wordml" xmlns:w15="http://schemas.microsoft.com/office/word/2012/wordml" xmlns:w16cex="http://schemas.microsoft.com/office/word/2018/wordml/cex" xmlns:w16cid="http://schemas.microsoft.com/office/word/2016/wordml/cid" xmlns:w16="http://schemas.microsoft.com/office/word/2018/wordml" xmlns:w16du="http://schemas.microsoft.com/office/word/2023/wordml/word16du" xmlns:w16sdtdh="http://schemas.microsoft.com/office/word/2020/wordml/sdtdatahash" xmlns:w16sdtfl="http://schemas.microsoft.com/office/word/2024/wordml/sdtformatlock" xmlns:w16se="http://schemas.microsoft.com/office/word/2015/wordml/symex" xmlns:wpg="http://schemas.microsoft.com/office/word/2010/wordprocessingGroup" xmlns:wpi="http://schemas.microsoft.com/office/word/2010/wordprocessingInk" xmlns:wne="http://schemas.microsoft.com/office/word/2006/wordml" xmlns:wps="http://schemas.microsoft.com/office/word/2010/wordprocessingShape" mc:Ignorable="w14 w15 w16se w16cid w16 w16cex w16sdtdh w16sdtfl w16du wp14">
+  <w15:commentEx w15:paraId="3EC0E363" w15:done="0"/>
+  <w15:commentEx w15:paraId="18D6CDE5" w15:done="0"/>
+  <w15:commentEx w15:paraId="45E786D5" w15:done="0"/>
+  <w15:commentEx w15:paraId="38BFAA75" w15:done="0"/>
+</w15:commentsEx>
+</file>
+
+<file path=word/commentsExtensible.xml><?xml version="1.0" encoding="utf-8"?>
+<w16cex:commentsExtensible xmlns:wpc="http://schemas.microsoft.com/office/word/2010/wordprocessingCanvas" xmlns:cx="http://schemas.microsoft.com/office/drawing/2014/chartex" xmlns:cx1="http://schemas.microsoft.com/office/drawing/2015/9/8/chartex" xmlns:cx2="http://schemas.microsoft.com/office/drawing/2015/10/21/chartex" xmlns:cx3="http://schemas.microsoft.com/office/drawing/2016/5/9/chartex" xmlns:cx4="http://schemas.microsoft.com/office/drawing/2016/5/10/chartex" xmlns:cx5="http://schemas.microsoft.com/office/drawing/2016/5/11/chartex" xmlns:cx6="http://schemas.microsoft.com/office/drawing/2016/5/12/chartex" xmlns:cx7="http://schemas.microsoft.com/office/drawing/2016/5/13/chartex" xmlns:cx8="http://schemas.microsoft.com/office/drawing/2016/5/14/chartex" xmlns:cr="http://schemas.microsoft.com/office/comments/2020/reactions" xmlns:mc="http://schemas.openxmlformats.org/markup-compatibility/2006" xmlns:aink="http://schemas.microsoft.com/office/drawing/2016/ink" xmlns:am3d="http://schemas.microsoft.com/office/drawing/2017/model3d" xmlns:o="urn:schemas-microsoft-com:office:office" xmlns:oel="http://schemas.microsoft.com/office/2019/extlst" xmlns:r="http://schemas.openxmlformats.org/officeDocument/2006/relationships" xmlns:m="http://schemas.openxmlformats.org/officeDocument/2006/math" xmlns:v="urn:schemas-microsoft-com:vml" xmlns:wp14="http://schemas.microsoft.com/office/word/2010/wordprocessingDrawing" xmlns:wp="http://schemas.openxmlformats.org/drawingml/2006/wordprocessingDrawing" xmlns:w10="urn:schemas-microsoft-com:office:word" xmlns:w="http://schemas.openxmlformats.org/wordprocessingml/2006/main" xmlns:w14="http://schemas.microsoft.com/office/word/2010/wordml" xmlns:w15="http://schemas.microsoft.com/office/word/2012/wordml" xmlns:w16cex="http://schemas.microsoft.com/office/word/2018/wordml/cex" xmlns:w16cid="http://schemas.microsoft.com/office/word/2016/wordml/cid" xmlns:w16="http://schemas.microsoft.com/office/word/2018/wordml" xmlns:w16du="http://schemas.microsoft.com/office/word/2023/wordml/word16du" xmlns:w16sdtdh="http://schemas.microsoft.com/office/word/2020/wordml/sdtdatahash" xmlns:w16sdtfl="http://schemas.microsoft.com/office/word/2024/wordml/sdtformatlock" xmlns:w16se="http://schemas.microsoft.com/office/word/2015/wordml/symex" xmlns:wpg="http://schemas.microsoft.com/office/word/2010/wordprocessingGroup" xmlns:wpi="http://schemas.microsoft.com/office/word/2010/wordprocessingInk" xmlns:wne="http://schemas.microsoft.com/office/word/2006/wordml" xmlns:wps="http://schemas.microsoft.com/office/word/2010/wordprocessingShape" mc:Ignorable="w14 w15 w16se w16cid w16 w16cex w16sdtdh w16sdtfl cr w16du wp14">
+  <w16cex:commentExtensible w16cex:durableId="7EA89AEA" w16cex:dateUtc="2026-01-22T02:23:00Z"/>
+  <w16cex:commentExtensible w16cex:durableId="70652D6A" w16cex:dateUtc="2026-01-22T02:30:00Z"/>
+  <w16cex:commentExtensible w16cex:durableId="16782E12" w16cex:dateUtc="2026-01-22T14:29:00Z"/>
+  <w16cex:commentExtensible w16cex:durableId="3CEE4AD2" w16cex:dateUtc="2026-01-22T18:31:00Z"/>
+</w16cex:commentsExtensible>
+</file>
+
+<file path=word/commentsIds.xml><?xml version="1.0" encoding="utf-8"?>
+<w16cid:commentsIds xmlns:wpc="http://schemas.microsoft.com/office/word/2010/wordprocessingCanvas" xmlns:cx="http://schemas.microsoft.com/office/drawing/2014/chartex" xmlns:cx1="http://schemas.microsoft.com/office/drawing/2015/9/8/chartex" xmlns:cx2="http://schemas.microsoft.com/office/drawing/2015/10/21/chartex" xmlns:cx3="http://schemas.microsoft.com/office/drawing/2016/5/9/chartex" xmlns:cx4="http://schemas.microsoft.com/office/drawing/2016/5/10/chartex" xmlns:cx5="http://schemas.microsoft.com/office/drawing/2016/5/11/chartex" xmlns:cx6="http://schemas.microsoft.com/office/drawing/2016/5/12/chartex" xmlns:cx7="http://schemas.microsoft.com/office/drawing/2016/5/13/chartex" xmlns:cx8="http://schemas.microsoft.com/office/drawing/2016/5/14/chartex" xmlns:mc="http://schemas.openxmlformats.org/markup-compatibility/2006" xmlns:aink="http://schemas.microsoft.com/office/drawing/2016/ink" xmlns:am3d="http://schemas.microsoft.com/office/drawing/2017/model3d" xmlns:o="urn:schemas-microsoft-com:office:office" xmlns:oel="http://schemas.microsoft.com/office/2019/extlst" xmlns:r="http://schemas.openxmlformats.org/officeDocument/2006/relationships" xmlns:m="http://schemas.openxmlformats.org/officeDocument/2006/math" xmlns:v="urn:schemas-microsoft-com:vml" xmlns:wp14="http://schemas.microsoft.com/office/word/2010/wordprocessingDrawing" xmlns:wp="http://schemas.openxmlformats.org/drawingml/2006/wordprocessingDrawing" xmlns:w10="urn:schemas-microsoft-com:office:word" xmlns:w="http://schemas.openxmlformats.org/wordprocessingml/2006/main" xmlns:w14="http://schemas.microsoft.com/office/word/2010/wordml" xmlns:w15="http://schemas.microsoft.com/office/word/2012/wordml" xmlns:w16cex="http://schemas.microsoft.com/office/word/2018/wordml/cex" xmlns:w16cid="http://schemas.microsoft.com/office/word/2016/wordml/cid" xmlns:w16="http://schemas.microsoft.com/office/word/2018/wordml" xmlns:w16du="http://schemas.microsoft.com/office/word/2023/wordml/word16du" xmlns:w16sdtdh="http://schemas.microsoft.com/office/word/2020/wordml/sdtdatahash" xmlns:w16sdtfl="http://schemas.microsoft.com/office/word/2024/wordml/sdtformatlock" xmlns:w16se="http://schemas.microsoft.com/office/word/2015/wordml/symex" xmlns:wpg="http://schemas.microsoft.com/office/word/2010/wordprocessingGroup" xmlns:wpi="http://schemas.microsoft.com/office/word/2010/wordprocessingInk" xmlns:wne="http://schemas.microsoft.com/office/word/2006/wordml" xmlns:wps="http://schemas.microsoft.com/office/word/2010/wordprocessingShape" mc:Ignorable="w14 w15 w16se w16cid w16 w16cex w16sdtdh w16sdtfl w16du wp14">
+  <w16cid:commentId w16cid:paraId="3EC0E363" w16cid:durableId="7EA89AEA"/>
+  <w16cid:commentId w16cid:paraId="18D6CDE5" w16cid:durableId="70652D6A"/>
+  <w16cid:commentId w16cid:paraId="45E786D5" w16cid:durableId="16782E12"/>
+  <w16cid:commentId w16cid:paraId="38BFAA75" w16cid:durableId="3CEE4AD2"/>
+</w16cid:commentsIds>
+</file>
+
 <file path=word/numbering.xml><?xml version="1.0" encoding="utf-8"?>
 <w:numbering xmlns:wpc="http://schemas.microsoft.com/office/word/2010/wordprocessingCanvas" xmlns:cx="http://schemas.microsoft.com/office/drawing/2014/chartex" xmlns:cx1="http://schemas.microsoft.com/office/drawing/2015/9/8/chartex" xmlns:cx2="http://schemas.microsoft.com/office/drawing/2015/10/21/chartex" xmlns:cx3="http://schemas.microsoft.com/office/drawing/2016/5/9/chartex" xmlns:cx4="http://schemas.microsoft.com/office/drawing/2016/5/10/chartex" xmlns:cx5="http://schemas.microsoft.com/office/drawing/2016/5/11/chartex" xmlns:cx6="http://schemas.microsoft.com/office/drawing/2016/5/12/chartex" xmlns:cx7="http://schemas.microsoft.com/office/drawing/2016/5/13/chartex" xmlns:cx8="http://schemas.microsoft.com/office/drawing/2016/5/14/chartex" xmlns:mc="http://schemas.openxmlformats.org/markup-compatibility/2006" xmlns:aink="http://schemas.microsoft.com/office/drawing/2016/ink" xmlns:am3d="http://schemas.microsoft.com/office/drawing/2017/model3d" xmlns:o="urn:schemas-microsoft-com:office:office" xmlns:oel="http://schemas.microsoft.com/office/2019/extlst" xmlns:r="http://schemas.openxmlformats.org/officeDocument/2006/relationships" xmlns:m="http://schemas.openxmlformats.org/officeDocument/2006/math" xmlns:v="urn:schemas-microsoft-com:vml" xmlns:wp14="http://schemas.microsoft.com/office/word/2010/wordprocessingDrawing" xmlns:wp="http://schemas.openxmlformats.org/drawingml/2006/wordprocessingDrawing" xmlns:w10="urn:schemas-microsoft-com:office:word" xmlns:w="http://schemas.openxmlformats.org/wordprocessingml/2006/main" xmlns:w14="http://schemas.microsoft.com/office/word/2010/wordml" xmlns:w15="http://schemas.microsoft.com/office/word/2012/wordml" xmlns:w16cex="http://schemas.microsoft.com/office/word/2018/wordml/cex" xmlns:w16cid="http://schemas.microsoft.com/office/word/2016/wordml/cid" xmlns:w16="http://schemas.microsoft.com/office/word/2018/wordml" xmlns:w16du="http://schemas.microsoft.com/office/word/2023/wordml/word16du" xmlns:w16sdtdh="http://schemas.microsoft.com/office/word/2020/wordml/sdtdatahash" xmlns:w16sdtfl="http://schemas.microsoft.com/office/word/2024/wordml/sdtformatlock" xmlns:w16se="http://schemas.microsoft.com/office/word/2015/wordml/symex" xmlns:wpg="http://schemas.microsoft.com/office/word/2010/wordprocessingGroup" xmlns:wpi="http://schemas.microsoft.com/office/word/2010/wordprocessingInk" xmlns:wne="http://schemas.microsoft.com/office/word/2006/wordml" xmlns:wps="http://schemas.microsoft.com/office/word/2010/wordprocessingShape" mc:Ignorable="w14 w15 w16se w16cid w16 w16cex w16sdtdh w16sdtfl w16du wp14">
   <w:abstractNum w:abstractNumId="0" w15:restartNumberingAfterBreak="0">
@@ -421,6 +2092,345 @@
     </w:lvl>
   </w:abstractNum>
   <w:abstractNum w:abstractNumId="1" w15:restartNumberingAfterBreak="0">
+    <w:nsid w:val="016812A7"/>
+    <w:multiLevelType w:val="hybridMultilevel"/>
+    <w:tmpl w:val="98544010"/>
+    <w:lvl w:ilvl="0" w:tplc="04090001">
+      <w:start w:val="1"/>
+      <w:numFmt w:val="bullet"/>
+      <w:lvlText w:val=""/>
+      <w:lvlJc w:val="left"/>
+      <w:pPr>
+        <w:ind w:left="720" w:hanging="360"/>
+      </w:pPr>
+      <w:rPr>
+        <w:rFonts w:ascii="Symbol" w:hAnsi="Symbol" w:hint="default"/>
+      </w:rPr>
+    </w:lvl>
+    <w:lvl w:ilvl="1" w:tplc="04090003" w:tentative="1">
+      <w:start w:val="1"/>
+      <w:numFmt w:val="bullet"/>
+      <w:lvlText w:val="o"/>
+      <w:lvlJc w:val="left"/>
+      <w:pPr>
+        <w:ind w:left="1440" w:hanging="360"/>
+      </w:pPr>
+      <w:rPr>
+        <w:rFonts w:ascii="Courier New" w:hAnsi="Courier New" w:cs="Courier New" w:hint="default"/>
+      </w:rPr>
+    </w:lvl>
+    <w:lvl w:ilvl="2" w:tplc="04090005" w:tentative="1">
+      <w:start w:val="1"/>
+      <w:numFmt w:val="bullet"/>
+      <w:lvlText w:val=""/>
+      <w:lvlJc w:val="left"/>
+      <w:pPr>
+        <w:ind w:left="2160" w:hanging="360"/>
+      </w:pPr>
+      <w:rPr>
+        <w:rFonts w:ascii="Wingdings" w:hAnsi="Wingdings" w:hint="default"/>
+      </w:rPr>
+    </w:lvl>
+    <w:lvl w:ilvl="3" w:tplc="04090001" w:tentative="1">
+      <w:start w:val="1"/>
+      <w:numFmt w:val="bullet"/>
+      <w:lvlText w:val=""/>
+      <w:lvlJc w:val="left"/>
+      <w:pPr>
+        <w:ind w:left="2880" w:hanging="360"/>
+      </w:pPr>
+      <w:rPr>
+        <w:rFonts w:ascii="Symbol" w:hAnsi="Symbol" w:hint="default"/>
+      </w:rPr>
+    </w:lvl>
+    <w:lvl w:ilvl="4" w:tplc="04090003" w:tentative="1">
+      <w:start w:val="1"/>
+      <w:numFmt w:val="bullet"/>
+      <w:lvlText w:val="o"/>
+      <w:lvlJc w:val="left"/>
+      <w:pPr>
+        <w:ind w:left="3600" w:hanging="360"/>
+      </w:pPr>
+      <w:rPr>
+        <w:rFonts w:ascii="Courier New" w:hAnsi="Courier New" w:cs="Courier New" w:hint="default"/>
+      </w:rPr>
+    </w:lvl>
+    <w:lvl w:ilvl="5" w:tplc="04090005" w:tentative="1">
+      <w:start w:val="1"/>
+      <w:numFmt w:val="bullet"/>
+      <w:lvlText w:val=""/>
+      <w:lvlJc w:val="left"/>
+      <w:pPr>
+        <w:ind w:left="4320" w:hanging="360"/>
+      </w:pPr>
+      <w:rPr>
+        <w:rFonts w:ascii="Wingdings" w:hAnsi="Wingdings" w:hint="default"/>
+      </w:rPr>
+    </w:lvl>
+    <w:lvl w:ilvl="6" w:tplc="04090001" w:tentative="1">
+      <w:start w:val="1"/>
+      <w:numFmt w:val="bullet"/>
+      <w:lvlText w:val=""/>
+      <w:lvlJc w:val="left"/>
+      <w:pPr>
+        <w:ind w:left="5040" w:hanging="360"/>
+      </w:pPr>
+      <w:rPr>
+        <w:rFonts w:ascii="Symbol" w:hAnsi="Symbol" w:hint="default"/>
+      </w:rPr>
+    </w:lvl>
+    <w:lvl w:ilvl="7" w:tplc="04090003" w:tentative="1">
+      <w:start w:val="1"/>
+      <w:numFmt w:val="bullet"/>
+      <w:lvlText w:val="o"/>
+      <w:lvlJc w:val="left"/>
+      <w:pPr>
+        <w:ind w:left="5760" w:hanging="360"/>
+      </w:pPr>
+      <w:rPr>
+        <w:rFonts w:ascii="Courier New" w:hAnsi="Courier New" w:cs="Courier New" w:hint="default"/>
+      </w:rPr>
+    </w:lvl>
+    <w:lvl w:ilvl="8" w:tplc="04090005" w:tentative="1">
+      <w:start w:val="1"/>
+      <w:numFmt w:val="bullet"/>
+      <w:lvlText w:val=""/>
+      <w:lvlJc w:val="left"/>
+      <w:pPr>
+        <w:ind w:left="6480" w:hanging="360"/>
+      </w:pPr>
+      <w:rPr>
+        <w:rFonts w:ascii="Wingdings" w:hAnsi="Wingdings" w:hint="default"/>
+      </w:rPr>
+    </w:lvl>
+  </w:abstractNum>
+  <w:abstractNum w:abstractNumId="2" w15:restartNumberingAfterBreak="0">
+    <w:nsid w:val="08DC7E40"/>
+    <w:multiLevelType w:val="hybridMultilevel"/>
+    <w:tmpl w:val="A7FACBDE"/>
+    <w:lvl w:ilvl="0" w:tplc="04090005">
+      <w:start w:val="1"/>
+      <w:numFmt w:val="bullet"/>
+      <w:lvlText w:val=""/>
+      <w:lvlJc w:val="left"/>
+      <w:pPr>
+        <w:ind w:left="720" w:hanging="360"/>
+      </w:pPr>
+      <w:rPr>
+        <w:rFonts w:ascii="Wingdings" w:hAnsi="Wingdings" w:hint="default"/>
+      </w:rPr>
+    </w:lvl>
+    <w:lvl w:ilvl="1" w:tplc="04090003">
+      <w:start w:val="1"/>
+      <w:numFmt w:val="bullet"/>
+      <w:lvlText w:val="o"/>
+      <w:lvlJc w:val="left"/>
+      <w:pPr>
+        <w:ind w:left="1440" w:hanging="360"/>
+      </w:pPr>
+      <w:rPr>
+        <w:rFonts w:ascii="Courier New" w:hAnsi="Courier New" w:cs="Courier New" w:hint="default"/>
+      </w:rPr>
+    </w:lvl>
+    <w:lvl w:ilvl="2" w:tplc="04090005">
+      <w:start w:val="1"/>
+      <w:numFmt w:val="bullet"/>
+      <w:lvlText w:val=""/>
+      <w:lvlJc w:val="left"/>
+      <w:pPr>
+        <w:ind w:left="2160" w:hanging="360"/>
+      </w:pPr>
+      <w:rPr>
+        <w:rFonts w:ascii="Wingdings" w:hAnsi="Wingdings" w:hint="default"/>
+      </w:rPr>
+    </w:lvl>
+    <w:lvl w:ilvl="3" w:tplc="04090001" w:tentative="1">
+      <w:start w:val="1"/>
+      <w:numFmt w:val="bullet"/>
+      <w:lvlText w:val=""/>
+      <w:lvlJc w:val="left"/>
+      <w:pPr>
+        <w:ind w:left="2880" w:hanging="360"/>
+      </w:pPr>
+      <w:rPr>
+        <w:rFonts w:ascii="Symbol" w:hAnsi="Symbol" w:hint="default"/>
+      </w:rPr>
+    </w:lvl>
+    <w:lvl w:ilvl="4" w:tplc="04090003" w:tentative="1">
+      <w:start w:val="1"/>
+      <w:numFmt w:val="bullet"/>
+      <w:lvlText w:val="o"/>
+      <w:lvlJc w:val="left"/>
+      <w:pPr>
+        <w:ind w:left="3600" w:hanging="360"/>
+      </w:pPr>
+      <w:rPr>
+        <w:rFonts w:ascii="Courier New" w:hAnsi="Courier New" w:cs="Courier New" w:hint="default"/>
+      </w:rPr>
+    </w:lvl>
+    <w:lvl w:ilvl="5" w:tplc="04090005" w:tentative="1">
+      <w:start w:val="1"/>
+      <w:numFmt w:val="bullet"/>
+      <w:lvlText w:val=""/>
+      <w:lvlJc w:val="left"/>
+      <w:pPr>
+        <w:ind w:left="4320" w:hanging="360"/>
+      </w:pPr>
+      <w:rPr>
+        <w:rFonts w:ascii="Wingdings" w:hAnsi="Wingdings" w:hint="default"/>
+      </w:rPr>
+    </w:lvl>
+    <w:lvl w:ilvl="6" w:tplc="04090001" w:tentative="1">
+      <w:start w:val="1"/>
+      <w:numFmt w:val="bullet"/>
+      <w:lvlText w:val=""/>
+      <w:lvlJc w:val="left"/>
+      <w:pPr>
+        <w:ind w:left="5040" w:hanging="360"/>
+      </w:pPr>
+      <w:rPr>
+        <w:rFonts w:ascii="Symbol" w:hAnsi="Symbol" w:hint="default"/>
+      </w:rPr>
+    </w:lvl>
+    <w:lvl w:ilvl="7" w:tplc="04090003" w:tentative="1">
+      <w:start w:val="1"/>
+      <w:numFmt w:val="bullet"/>
+      <w:lvlText w:val="o"/>
+      <w:lvlJc w:val="left"/>
+      <w:pPr>
+        <w:ind w:left="5760" w:hanging="360"/>
+      </w:pPr>
+      <w:rPr>
+        <w:rFonts w:ascii="Courier New" w:hAnsi="Courier New" w:cs="Courier New" w:hint="default"/>
+      </w:rPr>
+    </w:lvl>
+    <w:lvl w:ilvl="8" w:tplc="04090005" w:tentative="1">
+      <w:start w:val="1"/>
+      <w:numFmt w:val="bullet"/>
+      <w:lvlText w:val=""/>
+      <w:lvlJc w:val="left"/>
+      <w:pPr>
+        <w:ind w:left="6480" w:hanging="360"/>
+      </w:pPr>
+      <w:rPr>
+        <w:rFonts w:ascii="Wingdings" w:hAnsi="Wingdings" w:hint="default"/>
+      </w:rPr>
+    </w:lvl>
+  </w:abstractNum>
+  <w:abstractNum w:abstractNumId="3" w15:restartNumberingAfterBreak="0">
+    <w:nsid w:val="24982408"/>
+    <w:multiLevelType w:val="hybridMultilevel"/>
+    <w:tmpl w:val="F152A10A"/>
+    <w:lvl w:ilvl="0" w:tplc="04090005">
+      <w:start w:val="1"/>
+      <w:numFmt w:val="bullet"/>
+      <w:lvlText w:val=""/>
+      <w:lvlJc w:val="left"/>
+      <w:pPr>
+        <w:ind w:left="720" w:hanging="360"/>
+      </w:pPr>
+      <w:rPr>
+        <w:rFonts w:ascii="Wingdings" w:hAnsi="Wingdings" w:hint="default"/>
+      </w:rPr>
+    </w:lvl>
+    <w:lvl w:ilvl="1" w:tplc="04090003">
+      <w:start w:val="1"/>
+      <w:numFmt w:val="bullet"/>
+      <w:lvlText w:val="o"/>
+      <w:lvlJc w:val="left"/>
+      <w:pPr>
+        <w:ind w:left="1440" w:hanging="360"/>
+      </w:pPr>
+      <w:rPr>
+        <w:rFonts w:ascii="Courier New" w:hAnsi="Courier New" w:cs="Courier New" w:hint="default"/>
+      </w:rPr>
+    </w:lvl>
+    <w:lvl w:ilvl="2" w:tplc="04090005" w:tentative="1">
+      <w:start w:val="1"/>
+      <w:numFmt w:val="bullet"/>
+      <w:lvlText w:val=""/>
+      <w:lvlJc w:val="left"/>
+      <w:pPr>
+        <w:ind w:left="2160" w:hanging="360"/>
+      </w:pPr>
+      <w:rPr>
+        <w:rFonts w:ascii="Wingdings" w:hAnsi="Wingdings" w:hint="default"/>
+      </w:rPr>
+    </w:lvl>
+    <w:lvl w:ilvl="3" w:tplc="04090001" w:tentative="1">
+      <w:start w:val="1"/>
+      <w:numFmt w:val="bullet"/>
+      <w:lvlText w:val=""/>
+      <w:lvlJc w:val="left"/>
+      <w:pPr>
+        <w:ind w:left="2880" w:hanging="360"/>
+      </w:pPr>
+      <w:rPr>
+        <w:rFonts w:ascii="Symbol" w:hAnsi="Symbol" w:hint="default"/>
+      </w:rPr>
+    </w:lvl>
+    <w:lvl w:ilvl="4" w:tplc="04090003" w:tentative="1">
+      <w:start w:val="1"/>
+      <w:numFmt w:val="bullet"/>
+      <w:lvlText w:val="o"/>
+      <w:lvlJc w:val="left"/>
+      <w:pPr>
+        <w:ind w:left="3600" w:hanging="360"/>
+      </w:pPr>
+      <w:rPr>
+        <w:rFonts w:ascii="Courier New" w:hAnsi="Courier New" w:cs="Courier New" w:hint="default"/>
+      </w:rPr>
+    </w:lvl>
+    <w:lvl w:ilvl="5" w:tplc="04090005" w:tentative="1">
+      <w:start w:val="1"/>
+      <w:numFmt w:val="bullet"/>
+      <w:lvlText w:val=""/>
+      <w:lvlJc w:val="left"/>
+      <w:pPr>
+        <w:ind w:left="4320" w:hanging="360"/>
+      </w:pPr>
+      <w:rPr>
+        <w:rFonts w:ascii="Wingdings" w:hAnsi="Wingdings" w:hint="default"/>
+      </w:rPr>
+    </w:lvl>
+    <w:lvl w:ilvl="6" w:tplc="04090001" w:tentative="1">
+      <w:start w:val="1"/>
+      <w:numFmt w:val="bullet"/>
+      <w:lvlText w:val=""/>
+      <w:lvlJc w:val="left"/>
+      <w:pPr>
+        <w:ind w:left="5040" w:hanging="360"/>
+      </w:pPr>
+      <w:rPr>
+        <w:rFonts w:ascii="Symbol" w:hAnsi="Symbol" w:hint="default"/>
+      </w:rPr>
+    </w:lvl>
+    <w:lvl w:ilvl="7" w:tplc="04090003" w:tentative="1">
+      <w:start w:val="1"/>
+      <w:numFmt w:val="bullet"/>
+      <w:lvlText w:val="o"/>
+      <w:lvlJc w:val="left"/>
+      <w:pPr>
+        <w:ind w:left="5760" w:hanging="360"/>
+      </w:pPr>
+      <w:rPr>
+        <w:rFonts w:ascii="Courier New" w:hAnsi="Courier New" w:cs="Courier New" w:hint="default"/>
+      </w:rPr>
+    </w:lvl>
+    <w:lvl w:ilvl="8" w:tplc="04090005" w:tentative="1">
+      <w:start w:val="1"/>
+      <w:numFmt w:val="bullet"/>
+      <w:lvlText w:val=""/>
+      <w:lvlJc w:val="left"/>
+      <w:pPr>
+        <w:ind w:left="6480" w:hanging="360"/>
+      </w:pPr>
+      <w:rPr>
+        <w:rFonts w:ascii="Wingdings" w:hAnsi="Wingdings" w:hint="default"/>
+      </w:rPr>
+    </w:lvl>
+  </w:abstractNum>
+  <w:abstractNum w:abstractNumId="4" w15:restartNumberingAfterBreak="0">
     <w:nsid w:val="2D3C14F3"/>
     <w:multiLevelType w:val="hybridMultilevel"/>
     <w:tmpl w:val="ADF4FC2A"/>
@@ -533,7 +2543,7 @@
       </w:rPr>
     </w:lvl>
   </w:abstractNum>
-  <w:abstractNum w:abstractNumId="2" w15:restartNumberingAfterBreak="0">
+  <w:abstractNum w:abstractNumId="5" w15:restartNumberingAfterBreak="0">
     <w:nsid w:val="51480E44"/>
     <w:multiLevelType w:val="hybridMultilevel"/>
     <w:tmpl w:val="CD18AEF0"/>
@@ -646,10 +2656,123 @@
       </w:rPr>
     </w:lvl>
   </w:abstractNum>
-  <w:abstractNum w:abstractNumId="3" w15:restartNumberingAfterBreak="0">
+  <w:abstractNum w:abstractNumId="6" w15:restartNumberingAfterBreak="0">
     <w:nsid w:val="5EBE75BF"/>
     <w:multiLevelType w:val="hybridMultilevel"/>
     <w:tmpl w:val="D5C819B8"/>
+    <w:lvl w:ilvl="0" w:tplc="04090005">
+      <w:start w:val="1"/>
+      <w:numFmt w:val="bullet"/>
+      <w:lvlText w:val=""/>
+      <w:lvlJc w:val="left"/>
+      <w:pPr>
+        <w:ind w:left="720" w:hanging="360"/>
+      </w:pPr>
+      <w:rPr>
+        <w:rFonts w:ascii="Wingdings" w:hAnsi="Wingdings" w:hint="default"/>
+      </w:rPr>
+    </w:lvl>
+    <w:lvl w:ilvl="1" w:tplc="04090003">
+      <w:start w:val="1"/>
+      <w:numFmt w:val="bullet"/>
+      <w:lvlText w:val="o"/>
+      <w:lvlJc w:val="left"/>
+      <w:pPr>
+        <w:ind w:left="1440" w:hanging="360"/>
+      </w:pPr>
+      <w:rPr>
+        <w:rFonts w:ascii="Courier New" w:hAnsi="Courier New" w:cs="Courier New" w:hint="default"/>
+      </w:rPr>
+    </w:lvl>
+    <w:lvl w:ilvl="2" w:tplc="04090005" w:tentative="1">
+      <w:start w:val="1"/>
+      <w:numFmt w:val="bullet"/>
+      <w:lvlText w:val=""/>
+      <w:lvlJc w:val="left"/>
+      <w:pPr>
+        <w:ind w:left="2160" w:hanging="360"/>
+      </w:pPr>
+      <w:rPr>
+        <w:rFonts w:ascii="Wingdings" w:hAnsi="Wingdings" w:hint="default"/>
+      </w:rPr>
+    </w:lvl>
+    <w:lvl w:ilvl="3" w:tplc="04090001" w:tentative="1">
+      <w:start w:val="1"/>
+      <w:numFmt w:val="bullet"/>
+      <w:lvlText w:val=""/>
+      <w:lvlJc w:val="left"/>
+      <w:pPr>
+        <w:ind w:left="2880" w:hanging="360"/>
+      </w:pPr>
+      <w:rPr>
+        <w:rFonts w:ascii="Symbol" w:hAnsi="Symbol" w:hint="default"/>
+      </w:rPr>
+    </w:lvl>
+    <w:lvl w:ilvl="4" w:tplc="04090003" w:tentative="1">
+      <w:start w:val="1"/>
+      <w:numFmt w:val="bullet"/>
+      <w:lvlText w:val="o"/>
+      <w:lvlJc w:val="left"/>
+      <w:pPr>
+        <w:ind w:left="3600" w:hanging="360"/>
+      </w:pPr>
+      <w:rPr>
+        <w:rFonts w:ascii="Courier New" w:hAnsi="Courier New" w:cs="Courier New" w:hint="default"/>
+      </w:rPr>
+    </w:lvl>
+    <w:lvl w:ilvl="5" w:tplc="04090005" w:tentative="1">
+      <w:start w:val="1"/>
+      <w:numFmt w:val="bullet"/>
+      <w:lvlText w:val=""/>
+      <w:lvlJc w:val="left"/>
+      <w:pPr>
+        <w:ind w:left="4320" w:hanging="360"/>
+      </w:pPr>
+      <w:rPr>
+        <w:rFonts w:ascii="Wingdings" w:hAnsi="Wingdings" w:hint="default"/>
+      </w:rPr>
+    </w:lvl>
+    <w:lvl w:ilvl="6" w:tplc="04090001" w:tentative="1">
+      <w:start w:val="1"/>
+      <w:numFmt w:val="bullet"/>
+      <w:lvlText w:val=""/>
+      <w:lvlJc w:val="left"/>
+      <w:pPr>
+        <w:ind w:left="5040" w:hanging="360"/>
+      </w:pPr>
+      <w:rPr>
+        <w:rFonts w:ascii="Symbol" w:hAnsi="Symbol" w:hint="default"/>
+      </w:rPr>
+    </w:lvl>
+    <w:lvl w:ilvl="7" w:tplc="04090003" w:tentative="1">
+      <w:start w:val="1"/>
+      <w:numFmt w:val="bullet"/>
+      <w:lvlText w:val="o"/>
+      <w:lvlJc w:val="left"/>
+      <w:pPr>
+        <w:ind w:left="5760" w:hanging="360"/>
+      </w:pPr>
+      <w:rPr>
+        <w:rFonts w:ascii="Courier New" w:hAnsi="Courier New" w:cs="Courier New" w:hint="default"/>
+      </w:rPr>
+    </w:lvl>
+    <w:lvl w:ilvl="8" w:tplc="04090005" w:tentative="1">
+      <w:start w:val="1"/>
+      <w:numFmt w:val="bullet"/>
+      <w:lvlText w:val=""/>
+      <w:lvlJc w:val="left"/>
+      <w:pPr>
+        <w:ind w:left="6480" w:hanging="360"/>
+      </w:pPr>
+      <w:rPr>
+        <w:rFonts w:ascii="Wingdings" w:hAnsi="Wingdings" w:hint="default"/>
+      </w:rPr>
+    </w:lvl>
+  </w:abstractNum>
+  <w:abstractNum w:abstractNumId="7" w15:restartNumberingAfterBreak="0">
+    <w:nsid w:val="619F68DD"/>
+    <w:multiLevelType w:val="hybridMultilevel"/>
+    <w:tmpl w:val="434050CA"/>
     <w:lvl w:ilvl="0" w:tplc="04090005">
       <w:start w:val="1"/>
       <w:numFmt w:val="bullet"/>
@@ -763,15 +2886,35 @@
     <w:abstractNumId w:val="0"/>
   </w:num>
   <w:num w:numId="2" w16cid:durableId="302195302">
+    <w:abstractNumId w:val="6"/>
+  </w:num>
+  <w:num w:numId="3" w16cid:durableId="1941909325">
+    <w:abstractNumId w:val="5"/>
+  </w:num>
+  <w:num w:numId="4" w16cid:durableId="1778213345">
+    <w:abstractNumId w:val="4"/>
+  </w:num>
+  <w:num w:numId="5" w16cid:durableId="433479709">
+    <w:abstractNumId w:val="1"/>
+  </w:num>
+  <w:num w:numId="6" w16cid:durableId="11615285">
+    <w:abstractNumId w:val="2"/>
+  </w:num>
+  <w:num w:numId="7" w16cid:durableId="1448307287">
+    <w:abstractNumId w:val="7"/>
+  </w:num>
+  <w:num w:numId="8" w16cid:durableId="1409426247">
     <w:abstractNumId w:val="3"/>
   </w:num>
-  <w:num w:numId="3" w16cid:durableId="1941909325">
-    <w:abstractNumId w:val="2"/>
-  </w:num>
-  <w:num w:numId="4" w16cid:durableId="1778213345">
-    <w:abstractNumId w:val="1"/>
-  </w:num>
 </w:numbering>
+</file>
+
+<file path=word/people.xml><?xml version="1.0" encoding="utf-8"?>
+<w15:people xmlns:wpc="http://schemas.microsoft.com/office/word/2010/wordprocessingCanvas" xmlns:cx="http://schemas.microsoft.com/office/drawing/2014/chartex" xmlns:cx1="http://schemas.microsoft.com/office/drawing/2015/9/8/chartex" xmlns:cx2="http://schemas.microsoft.com/office/drawing/2015/10/21/chartex" xmlns:cx3="http://schemas.microsoft.com/office/drawing/2016/5/9/chartex" xmlns:cx4="http://schemas.microsoft.com/office/drawing/2016/5/10/chartex" xmlns:cx5="http://schemas.microsoft.com/office/drawing/2016/5/11/chartex" xmlns:cx6="http://schemas.microsoft.com/office/drawing/2016/5/12/chartex" xmlns:cx7="http://schemas.microsoft.com/office/drawing/2016/5/13/chartex" xmlns:cx8="http://schemas.microsoft.com/office/drawing/2016/5/14/chartex" xmlns:mc="http://schemas.openxmlformats.org/markup-compatibility/2006" xmlns:aink="http://schemas.microsoft.com/office/drawing/2016/ink" xmlns:am3d="http://schemas.microsoft.com/office/drawing/2017/model3d" xmlns:o="urn:schemas-microsoft-com:office:office" xmlns:oel="http://schemas.microsoft.com/office/2019/extlst" xmlns:r="http://schemas.openxmlformats.org/officeDocument/2006/relationships" xmlns:m="http://schemas.openxmlformats.org/officeDocument/2006/math" xmlns:v="urn:schemas-microsoft-com:vml" xmlns:wp14="http://schemas.microsoft.com/office/word/2010/wordprocessingDrawing" xmlns:wp="http://schemas.openxmlformats.org/drawingml/2006/wordprocessingDrawing" xmlns:w10="urn:schemas-microsoft-com:office:word" xmlns:w="http://schemas.openxmlformats.org/wordprocessingml/2006/main" xmlns:w14="http://schemas.microsoft.com/office/word/2010/wordml" xmlns:w15="http://schemas.microsoft.com/office/word/2012/wordml" xmlns:w16cex="http://schemas.microsoft.com/office/word/2018/wordml/cex" xmlns:w16cid="http://schemas.microsoft.com/office/word/2016/wordml/cid" xmlns:w16="http://schemas.microsoft.com/office/word/2018/wordml" xmlns:w16du="http://schemas.microsoft.com/office/word/2023/wordml/word16du" xmlns:w16sdtdh="http://schemas.microsoft.com/office/word/2020/wordml/sdtdatahash" xmlns:w16sdtfl="http://schemas.microsoft.com/office/word/2024/wordml/sdtformatlock" xmlns:w16se="http://schemas.microsoft.com/office/word/2015/wordml/symex" xmlns:wpg="http://schemas.microsoft.com/office/word/2010/wordprocessingGroup" xmlns:wpi="http://schemas.microsoft.com/office/word/2010/wordprocessingInk" xmlns:wne="http://schemas.microsoft.com/office/word/2006/wordml" xmlns:wps="http://schemas.microsoft.com/office/word/2010/wordprocessingShape" mc:Ignorable="w14 w15 w16se w16cid w16 w16cex w16sdtdh w16sdtfl w16du wp14">
+  <w15:person w15:author="Kristina Mensik">
+    <w15:presenceInfo w15:providerId="AD" w15:userId="S::kom11@duke.edu::979dd20b-fab2-4478-b7fb-462aa92fafcc"/>
+  </w15:person>
+</w15:people>
 </file>
 
 <file path=word/styles.xml><?xml version="1.0" encoding="utf-8"?>
@@ -1691,6 +3834,97 @@
       <w:spacing w:val="5"/>
     </w:rPr>
   </w:style>
+  <w:style w:type="character" w:styleId="CommentReference">
+    <w:name w:val="annotation reference"/>
+    <w:basedOn w:val="DefaultParagraphFont"/>
+    <w:uiPriority w:val="99"/>
+    <w:semiHidden/>
+    <w:unhideWhenUsed/>
+    <w:rsid w:val="0033373D"/>
+    <w:rPr>
+      <w:sz w:val="16"/>
+      <w:szCs w:val="16"/>
+    </w:rPr>
+  </w:style>
+  <w:style w:type="paragraph" w:styleId="CommentText">
+    <w:name w:val="annotation text"/>
+    <w:basedOn w:val="Normal"/>
+    <w:link w:val="CommentTextChar"/>
+    <w:uiPriority w:val="99"/>
+    <w:semiHidden/>
+    <w:unhideWhenUsed/>
+    <w:rsid w:val="0033373D"/>
+    <w:pPr>
+      <w:spacing w:line="240" w:lineRule="auto"/>
+    </w:pPr>
+    <w:rPr>
+      <w:sz w:val="20"/>
+      <w:szCs w:val="20"/>
+    </w:rPr>
+  </w:style>
+  <w:style w:type="character" w:customStyle="1" w:styleId="CommentTextChar">
+    <w:name w:val="Comment Text Char"/>
+    <w:basedOn w:val="DefaultParagraphFont"/>
+    <w:link w:val="CommentText"/>
+    <w:uiPriority w:val="99"/>
+    <w:semiHidden/>
+    <w:rsid w:val="0033373D"/>
+    <w:rPr>
+      <w:sz w:val="20"/>
+      <w:szCs w:val="20"/>
+    </w:rPr>
+  </w:style>
+  <w:style w:type="paragraph" w:styleId="CommentSubject">
+    <w:name w:val="annotation subject"/>
+    <w:basedOn w:val="CommentText"/>
+    <w:next w:val="CommentText"/>
+    <w:link w:val="CommentSubjectChar"/>
+    <w:uiPriority w:val="99"/>
+    <w:semiHidden/>
+    <w:unhideWhenUsed/>
+    <w:rsid w:val="0033373D"/>
+    <w:rPr>
+      <w:b/>
+      <w:bCs/>
+    </w:rPr>
+  </w:style>
+  <w:style w:type="character" w:customStyle="1" w:styleId="CommentSubjectChar">
+    <w:name w:val="Comment Subject Char"/>
+    <w:basedOn w:val="CommentTextChar"/>
+    <w:link w:val="CommentSubject"/>
+    <w:uiPriority w:val="99"/>
+    <w:semiHidden/>
+    <w:rsid w:val="0033373D"/>
+    <w:rPr>
+      <w:b/>
+      <w:bCs/>
+      <w:sz w:val="20"/>
+      <w:szCs w:val="20"/>
+    </w:rPr>
+  </w:style>
+  <w:style w:type="character" w:styleId="Hyperlink">
+    <w:name w:val="Hyperlink"/>
+    <w:basedOn w:val="DefaultParagraphFont"/>
+    <w:uiPriority w:val="99"/>
+    <w:unhideWhenUsed/>
+    <w:rsid w:val="00B2420D"/>
+    <w:rPr>
+      <w:color w:val="467886" w:themeColor="hyperlink"/>
+      <w:u w:val="single"/>
+    </w:rPr>
+  </w:style>
+  <w:style w:type="character" w:styleId="UnresolvedMention">
+    <w:name w:val="Unresolved Mention"/>
+    <w:basedOn w:val="DefaultParagraphFont"/>
+    <w:uiPriority w:val="99"/>
+    <w:semiHidden/>
+    <w:unhideWhenUsed/>
+    <w:rsid w:val="00B2420D"/>
+    <w:rPr>
+      <w:color w:val="605E5C"/>
+      <w:shd w:val="clear" w:color="auto" w:fill="E1DFDD"/>
+    </w:rPr>
+  </w:style>
 </w:styles>
 </file>
 

--- a/working_theory_outline.docx
+++ b/working_theory_outline.docx
@@ -2,9 +2,422 @@
 <file path=word/document.xml><?xml version="1.0" encoding="utf-8"?>
 <w:document xmlns:wpc="http://schemas.microsoft.com/office/word/2010/wordprocessingCanvas" xmlns:cx="http://schemas.microsoft.com/office/drawing/2014/chartex" xmlns:cx1="http://schemas.microsoft.com/office/drawing/2015/9/8/chartex" xmlns:cx2="http://schemas.microsoft.com/office/drawing/2015/10/21/chartex" xmlns:cx3="http://schemas.microsoft.com/office/drawing/2016/5/9/chartex" xmlns:cx4="http://schemas.microsoft.com/office/drawing/2016/5/10/chartex" xmlns:cx5="http://schemas.microsoft.com/office/drawing/2016/5/11/chartex" xmlns:cx6="http://schemas.microsoft.com/office/drawing/2016/5/12/chartex" xmlns:cx7="http://schemas.microsoft.com/office/drawing/2016/5/13/chartex" xmlns:cx8="http://schemas.microsoft.com/office/drawing/2016/5/14/chartex" xmlns:mc="http://schemas.openxmlformats.org/markup-compatibility/2006" xmlns:aink="http://schemas.microsoft.com/office/drawing/2016/ink" xmlns:am3d="http://schemas.microsoft.com/office/drawing/2017/model3d" xmlns:o="urn:schemas-microsoft-com:office:office" xmlns:oel="http://schemas.microsoft.com/office/2019/extlst" xmlns:r="http://schemas.openxmlformats.org/officeDocument/2006/relationships" xmlns:m="http://schemas.openxmlformats.org/officeDocument/2006/math" xmlns:v="urn:schemas-microsoft-com:vml" xmlns:wp14="http://schemas.microsoft.com/office/word/2010/wordprocessingDrawing" xmlns:wp="http://schemas.openxmlformats.org/drawingml/2006/wordprocessingDrawing" xmlns:w10="urn:schemas-microsoft-com:office:word" xmlns:w="http://schemas.openxmlformats.org/wordprocessingml/2006/main" xmlns:w14="http://schemas.microsoft.com/office/word/2010/wordml" xmlns:w15="http://schemas.microsoft.com/office/word/2012/wordml" xmlns:w16cex="http://schemas.microsoft.com/office/word/2018/wordml/cex" xmlns:w16cid="http://schemas.microsoft.com/office/word/2016/wordml/cid" xmlns:w16="http://schemas.microsoft.com/office/word/2018/wordml" xmlns:w16du="http://schemas.microsoft.com/office/word/2023/wordml/word16du" xmlns:w16sdtdh="http://schemas.microsoft.com/office/word/2020/wordml/sdtdatahash" xmlns:w16sdtfl="http://schemas.microsoft.com/office/word/2024/wordml/sdtformatlock" xmlns:w16se="http://schemas.microsoft.com/office/word/2015/wordml/symex" xmlns:wpg="http://schemas.microsoft.com/office/word/2010/wordprocessingGroup" xmlns:wpi="http://schemas.microsoft.com/office/word/2010/wordprocessingInk" xmlns:wne="http://schemas.microsoft.com/office/word/2006/wordml" xmlns:wps="http://schemas.microsoft.com/office/word/2010/wordprocessingShape" mc:Ignorable="w14 w15 w16se w16cid w16 w16cex w16sdtdh w16sdtfl w16du wp14">
   <w:body>
-    <w:p>
-      <w:pPr>
-        <w:jc w:val="center"/>
+    <w:sdt>
+      <w:sdtPr>
+        <w:id w:val="1886294055"/>
+        <w:docPartObj>
+          <w:docPartGallery w:val="Table of Contents"/>
+          <w:docPartUnique/>
+        </w:docPartObj>
+      </w:sdtPr>
+      <w:sdtEndPr>
+        <w:rPr>
+          <w:rFonts w:asciiTheme="minorHAnsi" w:eastAsiaTheme="minorHAnsi" w:hAnsiTheme="minorHAnsi" w:cstheme="minorBidi"/>
+          <w:noProof/>
+          <w:color w:val="auto"/>
+          <w:kern w:val="2"/>
+          <w:sz w:val="24"/>
+          <w:szCs w:val="24"/>
+          <w14:ligatures w14:val="standardContextual"/>
+        </w:rPr>
+      </w:sdtEndPr>
+      <w:sdtContent>
+        <w:p>
+          <w:pPr>
+            <w:pStyle w:val="TOCHeading"/>
+          </w:pPr>
+          <w:r>
+            <w:t>Table of Contents</w:t>
+          </w:r>
+        </w:p>
+        <w:p>
+          <w:pPr>
+            <w:pStyle w:val="TOC1"/>
+            <w:tabs>
+              <w:tab w:val="right" w:leader="dot" w:pos="9350"/>
+            </w:tabs>
+            <w:rPr>
+              <w:rFonts w:eastAsiaTheme="minorEastAsia"/>
+              <w:b w:val="0"/>
+              <w:bCs w:val="0"/>
+              <w:noProof/>
+            </w:rPr>
+          </w:pPr>
+          <w:r>
+            <w:rPr>
+              <w:b w:val="0"/>
+              <w:bCs w:val="0"/>
+            </w:rPr>
+            <w:fldChar w:fldCharType="begin"/>
+          </w:r>
+          <w:r>
+            <w:instrText xml:space="preserve"> TOC \o "1-3" \h \z \u </w:instrText>
+          </w:r>
+          <w:r>
+            <w:rPr>
+              <w:b w:val="0"/>
+              <w:bCs w:val="0"/>
+            </w:rPr>
+            <w:fldChar w:fldCharType="separate"/>
+          </w:r>
+          <w:hyperlink w:anchor="_Toc220343748" w:history="1">
+            <w:r>
+              <w:rPr>
+                <w:rStyle w:val="Hyperlink"/>
+                <w:noProof/>
+              </w:rPr>
+              <w:t>Intro</w:t>
+            </w:r>
+            <w:r>
+              <w:rPr>
+                <w:noProof/>
+                <w:webHidden/>
+              </w:rPr>
+              <w:tab/>
+            </w:r>
+            <w:r>
+              <w:rPr>
+                <w:noProof/>
+                <w:webHidden/>
+              </w:rPr>
+              <w:fldChar w:fldCharType="begin"/>
+            </w:r>
+            <w:r>
+              <w:rPr>
+                <w:noProof/>
+                <w:webHidden/>
+              </w:rPr>
+              <w:instrText xml:space="preserve"> PAGEREF _Toc220343748 \h </w:instrText>
+            </w:r>
+            <w:r>
+              <w:rPr>
+                <w:noProof/>
+                <w:webHidden/>
+              </w:rPr>
+            </w:r>
+            <w:r>
+              <w:rPr>
+                <w:noProof/>
+                <w:webHidden/>
+              </w:rPr>
+              <w:fldChar w:fldCharType="separate"/>
+            </w:r>
+            <w:r>
+              <w:rPr>
+                <w:noProof/>
+                <w:webHidden/>
+              </w:rPr>
+              <w:t>1</w:t>
+            </w:r>
+            <w:r>
+              <w:rPr>
+                <w:noProof/>
+                <w:webHidden/>
+              </w:rPr>
+              <w:fldChar w:fldCharType="end"/>
+            </w:r>
+          </w:hyperlink>
+        </w:p>
+        <w:p>
+          <w:pPr>
+            <w:pStyle w:val="TOC2"/>
+            <w:tabs>
+              <w:tab w:val="right" w:leader="dot" w:pos="9350"/>
+            </w:tabs>
+            <w:rPr>
+              <w:rFonts w:eastAsiaTheme="minorEastAsia"/>
+              <w:i/>
+              <w:iCs/>
+              <w:noProof/>
+              <w:sz w:val="24"/>
+              <w:szCs w:val="24"/>
+            </w:rPr>
+          </w:pPr>
+          <w:hyperlink w:anchor="_Toc220343749" w:history="1">
+            <w:r>
+              <w:rPr>
+                <w:rStyle w:val="Hyperlink"/>
+                <w:noProof/>
+              </w:rPr>
+              <w:t>Theory</w:t>
+            </w:r>
+            <w:r>
+              <w:rPr>
+                <w:noProof/>
+                <w:webHidden/>
+              </w:rPr>
+              <w:tab/>
+            </w:r>
+            <w:r>
+              <w:rPr>
+                <w:noProof/>
+                <w:webHidden/>
+              </w:rPr>
+              <w:fldChar w:fldCharType="begin"/>
+            </w:r>
+            <w:r>
+              <w:rPr>
+                <w:noProof/>
+                <w:webHidden/>
+              </w:rPr>
+              <w:instrText xml:space="preserve"> PAGEREF _Toc220343749 \h </w:instrText>
+            </w:r>
+            <w:r>
+              <w:rPr>
+                <w:noProof/>
+                <w:webHidden/>
+              </w:rPr>
+            </w:r>
+            <w:r>
+              <w:rPr>
+                <w:noProof/>
+                <w:webHidden/>
+              </w:rPr>
+              <w:fldChar w:fldCharType="separate"/>
+            </w:r>
+            <w:r>
+              <w:rPr>
+                <w:noProof/>
+                <w:webHidden/>
+              </w:rPr>
+              <w:t>3</w:t>
+            </w:r>
+            <w:r>
+              <w:rPr>
+                <w:noProof/>
+                <w:webHidden/>
+              </w:rPr>
+              <w:fldChar w:fldCharType="end"/>
+            </w:r>
+          </w:hyperlink>
+        </w:p>
+        <w:p>
+          <w:pPr>
+            <w:pStyle w:val="TOC1"/>
+            <w:tabs>
+              <w:tab w:val="right" w:leader="dot" w:pos="9350"/>
+            </w:tabs>
+            <w:rPr>
+              <w:rFonts w:eastAsiaTheme="minorEastAsia"/>
+              <w:b w:val="0"/>
+              <w:bCs w:val="0"/>
+              <w:noProof/>
+            </w:rPr>
+          </w:pPr>
+          <w:hyperlink w:anchor="_Toc220343750" w:history="1">
+            <w:r>
+              <w:rPr>
+                <w:rStyle w:val="Hyperlink"/>
+                <w:noProof/>
+              </w:rPr>
+              <w:t>Test 1</w:t>
+            </w:r>
+            <w:r>
+              <w:rPr>
+                <w:noProof/>
+                <w:webHidden/>
+              </w:rPr>
+              <w:tab/>
+            </w:r>
+            <w:r>
+              <w:rPr>
+                <w:noProof/>
+                <w:webHidden/>
+              </w:rPr>
+              <w:fldChar w:fldCharType="begin"/>
+            </w:r>
+            <w:r>
+              <w:rPr>
+                <w:noProof/>
+                <w:webHidden/>
+              </w:rPr>
+              <w:instrText xml:space="preserve"> PAGEREF _Toc220343750 \h </w:instrText>
+            </w:r>
+            <w:r>
+              <w:rPr>
+                <w:noProof/>
+                <w:webHidden/>
+              </w:rPr>
+            </w:r>
+            <w:r>
+              <w:rPr>
+                <w:noProof/>
+                <w:webHidden/>
+              </w:rPr>
+              <w:fldChar w:fldCharType="separate"/>
+            </w:r>
+            <w:r>
+              <w:rPr>
+                <w:noProof/>
+                <w:webHidden/>
+              </w:rPr>
+              <w:t>5</w:t>
+            </w:r>
+            <w:r>
+              <w:rPr>
+                <w:noProof/>
+                <w:webHidden/>
+              </w:rPr>
+              <w:fldChar w:fldCharType="end"/>
+            </w:r>
+          </w:hyperlink>
+        </w:p>
+        <w:p>
+          <w:pPr>
+            <w:pStyle w:val="TOC1"/>
+            <w:tabs>
+              <w:tab w:val="right" w:leader="dot" w:pos="9350"/>
+            </w:tabs>
+            <w:rPr>
+              <w:rFonts w:eastAsiaTheme="minorEastAsia"/>
+              <w:b w:val="0"/>
+              <w:bCs w:val="0"/>
+              <w:noProof/>
+            </w:rPr>
+          </w:pPr>
+          <w:hyperlink w:anchor="_Toc220343751" w:history="1">
+            <w:r>
+              <w:rPr>
+                <w:rStyle w:val="Hyperlink"/>
+                <w:noProof/>
+              </w:rPr>
+              <w:t>Test 2</w:t>
+            </w:r>
+            <w:r>
+              <w:rPr>
+                <w:noProof/>
+                <w:webHidden/>
+              </w:rPr>
+              <w:tab/>
+            </w:r>
+            <w:r>
+              <w:rPr>
+                <w:noProof/>
+                <w:webHidden/>
+              </w:rPr>
+              <w:fldChar w:fldCharType="begin"/>
+            </w:r>
+            <w:r>
+              <w:rPr>
+                <w:noProof/>
+                <w:webHidden/>
+              </w:rPr>
+              <w:instrText xml:space="preserve"> PAGEREF _Toc220343751 \h </w:instrText>
+            </w:r>
+            <w:r>
+              <w:rPr>
+                <w:noProof/>
+                <w:webHidden/>
+              </w:rPr>
+            </w:r>
+            <w:r>
+              <w:rPr>
+                <w:noProof/>
+                <w:webHidden/>
+              </w:rPr>
+              <w:fldChar w:fldCharType="separate"/>
+            </w:r>
+            <w:r>
+              <w:rPr>
+                <w:noProof/>
+                <w:webHidden/>
+              </w:rPr>
+              <w:t>5</w:t>
+            </w:r>
+            <w:r>
+              <w:rPr>
+                <w:noProof/>
+                <w:webHidden/>
+              </w:rPr>
+              <w:fldChar w:fldCharType="end"/>
+            </w:r>
+          </w:hyperlink>
+        </w:p>
+        <w:p>
+          <w:pPr>
+            <w:pStyle w:val="TOC1"/>
+            <w:tabs>
+              <w:tab w:val="right" w:leader="dot" w:pos="9350"/>
+            </w:tabs>
+            <w:rPr>
+              <w:rFonts w:eastAsiaTheme="minorEastAsia"/>
+              <w:b w:val="0"/>
+              <w:bCs w:val="0"/>
+              <w:noProof/>
+            </w:rPr>
+          </w:pPr>
+          <w:hyperlink w:anchor="_Toc220343752" w:history="1">
+            <w:r>
+              <w:rPr>
+                <w:rStyle w:val="Hyperlink"/>
+                <w:noProof/>
+              </w:rPr>
+              <w:t>Test 3</w:t>
+            </w:r>
+            <w:r>
+              <w:rPr>
+                <w:noProof/>
+                <w:webHidden/>
+              </w:rPr>
+              <w:tab/>
+            </w:r>
+            <w:r>
+              <w:rPr>
+                <w:noProof/>
+                <w:webHidden/>
+              </w:rPr>
+              <w:fldChar w:fldCharType="begin"/>
+            </w:r>
+            <w:r>
+              <w:rPr>
+                <w:noProof/>
+                <w:webHidden/>
+              </w:rPr>
+              <w:instrText xml:space="preserve"> PAGEREF _Toc220343752 \h </w:instrText>
+            </w:r>
+            <w:r>
+              <w:rPr>
+                <w:noProof/>
+                <w:webHidden/>
+              </w:rPr>
+            </w:r>
+            <w:r>
+              <w:rPr>
+                <w:noProof/>
+                <w:webHidden/>
+              </w:rPr>
+              <w:fldChar w:fldCharType="separate"/>
+            </w:r>
+            <w:r>
+              <w:rPr>
+                <w:noProof/>
+                <w:webHidden/>
+              </w:rPr>
+              <w:t>5</w:t>
+            </w:r>
+            <w:r>
+              <w:rPr>
+                <w:noProof/>
+                <w:webHidden/>
+              </w:rPr>
+              <w:fldChar w:fldCharType="end"/>
+            </w:r>
+          </w:hyperlink>
+        </w:p>
+        <w:p>
+          <w:r>
+            <w:rPr>
+              <w:b/>
+              <w:bCs/>
+              <w:noProof/>
+            </w:rPr>
+            <w:fldChar w:fldCharType="end"/>
+          </w:r>
+        </w:p>
+      </w:sdtContent>
+    </w:sdt>
+    <w:p>
+      <w:pPr>
         <w:rPr>
           <w:b/>
           <w:bCs/>
@@ -12,15 +425,17 @@
           <w:szCs w:val="28"/>
         </w:rPr>
       </w:pPr>
-      <w:r>
-        <w:rPr>
-          <w:b/>
-          <w:bCs/>
-          <w:sz w:val="28"/>
-          <w:szCs w:val="28"/>
-        </w:rPr>
+    </w:p>
+    <w:p>
+      <w:pPr>
+        <w:pStyle w:val="Heading1"/>
+        <w:jc w:val="center"/>
+      </w:pPr>
+      <w:bookmarkStart w:id="0" w:name="_Toc220343748"/>
+      <w:r>
         <w:t>Intro</w:t>
       </w:r>
+      <w:bookmarkEnd w:id="0"/>
     </w:p>
     <w:p>
       <w:pPr>
@@ -72,7 +487,7 @@
         </w:rPr>
         <w:t xml:space="preserve">Massachusetts Congresswoman Ayanna Pressley often says that “the people closest to the pain,” those doubly burdened by sedimented inequality and the carceral state, “should be closest to the power.” </w:t>
       </w:r>
-      <w:commentRangeStart w:id="0"/>
+      <w:commentRangeStart w:id="1"/>
       <w:r>
         <w:rPr>
           <w:rFonts w:ascii="Times New Roman" w:hAnsi="Times New Roman" w:cs="Times New Roman"/>
@@ -93,12 +508,12 @@
         </w:rPr>
         <w:t xml:space="preserve">” identities, drawing on familial and personal experiences with the carceral state. Both routinely meet with constituents in prison and quote them in floor speeches and media, maintain ongoing lines of communication with their loved ones, </w:t>
       </w:r>
-      <w:commentRangeEnd w:id="0"/>
+      <w:commentRangeEnd w:id="1"/>
       <w:r>
         <w:rPr>
           <w:rStyle w:val="CommentReference"/>
         </w:rPr>
-        <w:commentReference w:id="0"/>
+        <w:commentReference w:id="1"/>
       </w:r>
       <w:r>
         <w:rPr>
@@ -106,7 +521,7 @@
         </w:rPr>
         <w:t xml:space="preserve">and center the knowledge of carceral communities in their policy work. Their representational styles demonstrate [allude to] a [growing debate] in political science over </w:t>
       </w:r>
-      <w:commentRangeStart w:id="1"/>
+      <w:commentRangeStart w:id="2"/>
       <w:r>
         <w:rPr>
           <w:rFonts w:ascii="Times New Roman" w:hAnsi="Times New Roman" w:cs="Times New Roman"/>
@@ -199,12 +614,12 @@
         </w:rPr>
         <w:t xml:space="preserve"> </w:t>
       </w:r>
-      <w:commentRangeEnd w:id="1"/>
+      <w:commentRangeEnd w:id="2"/>
       <w:r>
         <w:rPr>
           <w:rStyle w:val="CommentReference"/>
         </w:rPr>
-        <w:commentReference w:id="1"/>
+        <w:commentReference w:id="2"/>
       </w:r>
     </w:p>
     <w:p>
@@ -311,14 +726,7 @@
           <w:sz w:val="22"/>
           <w:szCs w:val="22"/>
         </w:rPr>
-        <w:t>Does racialized democracy plus the carceral state create the ‘perfect storm’ for a self-</w:t>
-      </w:r>
-      <w:r>
-        <w:rPr>
-          <w:sz w:val="22"/>
-          <w:szCs w:val="22"/>
-        </w:rPr>
-        <w:t>perpetuating cycle (yes – does it matter for this storm when people legislate like Liz &amp; Ayanna do?)</w:t>
+        <w:t>Does racialized democracy plus the carceral state create the ‘perfect storm’ for a self-perpetuating cycle (yes – does it matter for this storm when people legislate like Liz &amp; Ayanna do?)</w:t>
       </w:r>
     </w:p>
     <w:p>
@@ -338,7 +746,15 @@
           <w:sz w:val="22"/>
           <w:szCs w:val="22"/>
         </w:rPr>
-        <w:t xml:space="preserve">How does the exclusion of carceral citizens from the demos shape representation and subsequent policy outcomes? </w:t>
+        <w:lastRenderedPageBreak/>
+        <w:t xml:space="preserve">How does the exclusion of carceral citizens from the demos shape representation </w:t>
+      </w:r>
+      <w:r>
+        <w:rPr>
+          <w:sz w:val="22"/>
+          <w:szCs w:val="22"/>
+        </w:rPr>
+        <w:t xml:space="preserve">and subsequent policy outcomes? </w:t>
       </w:r>
     </w:p>
     <w:p>
@@ -577,7 +993,6 @@
           <w:noProof/>
           <w:u w:val="single"/>
         </w:rPr>
-        <w:lastRenderedPageBreak/>
         <mc:AlternateContent>
           <mc:Choice Requires="wps">
             <w:drawing>
@@ -809,10 +1224,148 @@
     </w:p>
     <w:p>
       <w:pPr>
-        <w:jc w:val="center"/>
         <w:rPr>
           <w:b/>
           <w:bCs/>
+        </w:rPr>
+      </w:pPr>
+      <w:r>
+        <w:rPr>
+          <w:b/>
+          <w:bCs/>
+          <w:noProof/>
+          <w:u w:val="single"/>
+        </w:rPr>
+        <mc:AlternateContent>
+          <mc:Choice Requires="wps">
+            <w:drawing>
+              <wp:anchor distT="0" distB="0" distL="114300" distR="114300" simplePos="0" relativeHeight="251667456" behindDoc="0" locked="0" layoutInCell="1" allowOverlap="1" wp14:anchorId="3BC48A2F" wp14:editId="7BE14ABA">
+                <wp:simplePos x="0" y="0"/>
+                <wp:positionH relativeFrom="column">
+                  <wp:posOffset>164757</wp:posOffset>
+                </wp:positionH>
+                <wp:positionV relativeFrom="paragraph">
+                  <wp:posOffset>185540</wp:posOffset>
+                </wp:positionV>
+                <wp:extent cx="5576207" cy="469557"/>
+                <wp:effectExtent l="0" t="0" r="12065" b="13335"/>
+                <wp:wrapNone/>
+                <wp:docPr id="440870558" name="Text Box 1"/>
+                <wp:cNvGraphicFramePr/>
+                <a:graphic xmlns:a="http://schemas.openxmlformats.org/drawingml/2006/main">
+                  <a:graphicData uri="http://schemas.microsoft.com/office/word/2010/wordprocessingShape">
+                    <wps:wsp>
+                      <wps:cNvSpPr txBox="1"/>
+                      <wps:spPr>
+                        <a:xfrm>
+                          <a:off x="0" y="0"/>
+                          <a:ext cx="5576207" cy="469557"/>
+                        </a:xfrm>
+                        <a:prstGeom prst="rect">
+                          <a:avLst/>
+                        </a:prstGeom>
+                        <a:solidFill>
+                          <a:schemeClr val="lt1"/>
+                        </a:solidFill>
+                        <a:ln w="6350">
+                          <a:solidFill>
+                            <a:prstClr val="black"/>
+                          </a:solidFill>
+                        </a:ln>
+                      </wps:spPr>
+                      <wps:txbx>
+                        <w:txbxContent>
+                          <w:p>
+                            <w:pPr>
+                              <w:pStyle w:val="ListParagraph"/>
+                              <w:rPr>
+                                <w:i/>
+                                <w:iCs/>
+                              </w:rPr>
+                            </w:pPr>
+                            <w:r>
+                              <w:rPr>
+                                <w:i/>
+                                <w:iCs/>
+                              </w:rPr>
+                              <w:t>Theory Thesis</w:t>
+                            </w:r>
+                            <w:r>
+                              <w:rPr>
+                                <w:i/>
+                                <w:iCs/>
+                              </w:rPr>
+                              <w:t xml:space="preserve"> Here</w:t>
+                            </w:r>
+                          </w:p>
+                        </w:txbxContent>
+                      </wps:txbx>
+                      <wps:bodyPr rot="0" spcFirstLastPara="0" vertOverflow="overflow" horzOverflow="overflow" vert="horz" wrap="square" lIns="91440" tIns="45720" rIns="91440" bIns="45720" numCol="1" spcCol="0" rtlCol="0" fromWordArt="0" anchor="t" anchorCtr="0" forceAA="0" compatLnSpc="1">
+                        <a:prstTxWarp prst="textNoShape">
+                          <a:avLst/>
+                        </a:prstTxWarp>
+                        <a:noAutofit/>
+                      </wps:bodyPr>
+                    </wps:wsp>
+                  </a:graphicData>
+                </a:graphic>
+                <wp14:sizeRelV relativeFrom="margin">
+                  <wp14:pctHeight>0</wp14:pctHeight>
+                </wp14:sizeRelV>
+              </wp:anchor>
+            </w:drawing>
+          </mc:Choice>
+          <mc:Fallback>
+            <w:pict>
+              <v:shape w14:anchorId="3BC48A2F" id="_x0000_s1028" type="#_x0000_t202" style="position:absolute;margin-left:12.95pt;margin-top:14.6pt;width:439.05pt;height:36.95pt;z-index:251667456;visibility:visible;mso-wrap-style:square;mso-height-percent:0;mso-wrap-distance-left:9pt;mso-wrap-distance-top:0;mso-wrap-distance-right:9pt;mso-wrap-distance-bottom:0;mso-position-horizontal:absolute;mso-position-horizontal-relative:text;mso-position-vertical:absolute;mso-position-vertical-relative:text;mso-height-percent:0;mso-height-relative:margin;v-text-anchor:top" o:gfxdata="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" fillcolor="white [3201]" strokeweight=".5pt">
+                <v:textbox>
+                  <w:txbxContent>
+                    <w:p>
+                      <w:pPr>
+                        <w:pStyle w:val="ListParagraph"/>
+                        <w:rPr>
+                          <w:i/>
+                          <w:iCs/>
+                        </w:rPr>
+                      </w:pPr>
+                      <w:r>
+                        <w:rPr>
+                          <w:i/>
+                          <w:iCs/>
+                        </w:rPr>
+                        <w:t>Theory Thesis</w:t>
+                      </w:r>
+                      <w:r>
+                        <w:rPr>
+                          <w:i/>
+                          <w:iCs/>
+                        </w:rPr>
+                        <w:t xml:space="preserve"> Here</w:t>
+                      </w:r>
+                    </w:p>
+                  </w:txbxContent>
+                </v:textbox>
+              </v:shape>
+            </w:pict>
+          </mc:Fallback>
+        </mc:AlternateContent>
+      </w:r>
+    </w:p>
+    <w:p>
+      <w:pPr>
+        <w:rPr>
+          <w:b/>
+          <w:bCs/>
+          <w:u w:val="single"/>
+        </w:rPr>
+      </w:pPr>
+    </w:p>
+    <w:p>
+      <w:pPr>
+        <w:rPr>
+          <w:b/>
+          <w:bCs/>
+          <w:u w:val="single"/>
         </w:rPr>
       </w:pPr>
     </w:p>
@@ -894,6 +1447,9 @@
                             </w:pPr>
                             <w:r>
                               <w:t>Preview of method 1</w:t>
+                            </w:r>
+                            <w:r>
+                              <w:t xml:space="preserve">: </w:t>
                             </w:r>
                           </w:p>
                           <w:p>
@@ -956,7 +1512,7 @@
           </mc:Choice>
           <mc:Fallback>
             <w:pict>
-              <v:shape w14:anchorId="0BB7EC39" id="_x0000_s1028" type="#_x0000_t202" style="position:absolute;margin-left:0;margin-top:0;width:439.05pt;height:109.95pt;z-index:251663360;visibility:visible;mso-wrap-style:square;mso-height-percent:0;mso-wrap-distance-left:9pt;mso-wrap-distance-top:0;mso-wrap-distance-right:9pt;mso-wrap-distance-bottom:0;mso-position-horizontal:absolute;mso-position-horizontal-relative:text;mso-position-vertical:absolute;mso-position-vertical-relative:text;mso-height-percent:0;mso-height-relative:margin;v-text-anchor:top" o:gfxdata="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" fillcolor="white [3201]" strokeweight=".5pt">
+              <v:shape w14:anchorId="0BB7EC39" id="_x0000_s1029" type="#_x0000_t202" style="position:absolute;margin-left:0;margin-top:0;width:439.05pt;height:109.95pt;z-index:251663360;visibility:visible;mso-wrap-style:square;mso-height-percent:0;mso-wrap-distance-left:9pt;mso-wrap-distance-top:0;mso-wrap-distance-right:9pt;mso-wrap-distance-bottom:0;mso-position-horizontal:absolute;mso-position-horizontal-relative:text;mso-position-vertical:absolute;mso-position-vertical-relative:text;mso-height-percent:0;mso-height-relative:margin;v-text-anchor:top" o:gfxdata="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" fillcolor="white [3201]" strokeweight=".5pt">
                 <v:textbox>
                   <w:txbxContent>
                     <w:p>
@@ -969,6 +1525,9 @@
                       </w:pPr>
                       <w:r>
                         <w:t>Preview of method 1</w:t>
+                      </w:r>
+                      <w:r>
+                        <w:t xml:space="preserve">: </w:t>
                       </w:r>
                     </w:p>
                     <w:p>
@@ -1236,7 +1795,7 @@
           </mc:Choice>
           <mc:Fallback>
             <w:pict>
-              <v:shape w14:anchorId="4B7B62D2" id="_x0000_s1029" type="#_x0000_t202" style="position:absolute;margin-left:0;margin-top:0;width:439.05pt;height:109.95pt;z-index:251665408;visibility:visible;mso-wrap-style:square;mso-height-percent:0;mso-wrap-distance-left:9pt;mso-wrap-distance-top:0;mso-wrap-distance-right:9pt;mso-wrap-distance-bottom:0;mso-position-horizontal:absolute;mso-position-horizontal-relative:text;mso-position-vertical:absolute;mso-position-vertical-relative:text;mso-height-percent:0;mso-height-relative:margin;v-text-anchor:top" o:gfxdata="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" fillcolor="white [3201]" strokeweight=".5pt">
+              <v:shape w14:anchorId="4B7B62D2" id="_x0000_s1030" type="#_x0000_t202" style="position:absolute;margin-left:0;margin-top:0;width:439.05pt;height:109.95pt;z-index:251665408;visibility:visible;mso-wrap-style:square;mso-height-percent:0;mso-wrap-distance-left:9pt;mso-wrap-distance-top:0;mso-wrap-distance-right:9pt;mso-wrap-distance-bottom:0;mso-position-horizontal:absolute;mso-position-horizontal-relative:text;mso-position-vertical:absolute;mso-position-vertical-relative:text;mso-height-percent:0;mso-height-relative:margin;v-text-anchor:top" o:gfxdata="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" fillcolor="white [3201]" strokeweight=".5pt">
                 <v:textbox>
                   <w:txbxContent>
                     <w:p/>
@@ -1359,31 +1918,155 @@
           <w:bCs/>
         </w:rPr>
       </w:pPr>
-    </w:p>
-    <w:p>
-      <w:pPr>
-        <w:jc w:val="center"/>
+      <w:proofErr w:type="spellStart"/>
+      <w:r>
         <w:rPr>
           <w:b/>
           <w:bCs/>
         </w:rPr>
-      </w:pPr>
-    </w:p>
-    <w:p>
-      <w:pPr>
-        <w:jc w:val="center"/>
+        <w:t>Screatch</w:t>
+      </w:r>
+      <w:proofErr w:type="spellEnd"/>
+      <w:r>
         <w:rPr>
           <w:b/>
           <w:bCs/>
         </w:rPr>
-      </w:pPr>
-      <w:r>
+        <w:t xml:space="preserve"> for theory:</w:t>
+      </w:r>
+    </w:p>
+    <w:p>
+      <w:pPr>
         <w:rPr>
           <w:b/>
           <w:bCs/>
         </w:rPr>
+      </w:pPr>
+    </w:p>
+    <w:p>
+      <w:r>
+        <w:t xml:space="preserve">Descriptive representation </w:t>
+      </w:r>
+    </w:p>
+    <w:p>
+      <w:r>
+        <w:t>[Foundation of democracy something something].</w:t>
+      </w:r>
+    </w:p>
+    <w:p>
+      <w:r>
+        <w:t>[One way to think about this is via descriptive rep]</w:t>
+      </w:r>
+    </w:p>
+    <w:p>
+      <w:r>
+        <w:t>[One reason it matters is substantive representation or policy responsiveness.</w:t>
+      </w:r>
+    </w:p>
+    <w:p/>
+    <w:p>
+      <w:pPr>
+        <w:rPr>
+          <w:rFonts w:ascii="Times New Roman" w:hAnsi="Times New Roman" w:cs="Times New Roman"/>
+        </w:rPr>
+      </w:pPr>
+      <w:proofErr w:type="gramStart"/>
+      <w:r>
+        <w:t>Yet,</w:t>
+      </w:r>
+      <w:proofErr w:type="gramEnd"/>
+      <w:r>
+        <w:t xml:space="preserve"> </w:t>
+      </w:r>
+      <w:r>
+        <w:rPr>
+          <w:rFonts w:ascii="Times New Roman" w:hAnsi="Times New Roman" w:cs="Times New Roman"/>
+        </w:rPr>
+        <w:t>political scientists have long recognized that representation encompasses more than congruence between constituent preference and a legislators’ roll-call votes. Representatives actively construct meaning about constituency groups (Schneider and Ingram 1993), interact with groups in ways that shape whom they perceive as politically relevant and in turn communicate attentiveness and concern to publics through rhetoric, presence, and performance (</w:t>
+      </w:r>
+      <w:proofErr w:type="spellStart"/>
+      <w:r>
+        <w:rPr>
+          <w:rFonts w:ascii="Times New Roman" w:hAnsi="Times New Roman" w:cs="Times New Roman"/>
+        </w:rPr>
+        <w:t>Fenno</w:t>
+      </w:r>
+      <w:proofErr w:type="spellEnd"/>
+      <w:r>
+        <w:rPr>
+          <w:rFonts w:ascii="Times New Roman" w:hAnsi="Times New Roman" w:cs="Times New Roman"/>
+        </w:rPr>
+        <w:t xml:space="preserve"> 1978). Representation is thus enacted through communicative practices – symbolic representation – that signal who belongs within the representative’s imagined constituency, “create a sense of trust and support in the relationship between representative and represented” (Eulau &amp; </w:t>
+      </w:r>
+      <w:proofErr w:type="spellStart"/>
+      <w:r>
+        <w:rPr>
+          <w:rFonts w:ascii="Times New Roman" w:hAnsi="Times New Roman" w:cs="Times New Roman"/>
+        </w:rPr>
+        <w:t>Karps</w:t>
+      </w:r>
+      <w:proofErr w:type="spellEnd"/>
+      <w:r>
+        <w:rPr>
+          <w:rFonts w:ascii="Times New Roman" w:hAnsi="Times New Roman" w:cs="Times New Roman"/>
+        </w:rPr>
+        <w:t xml:space="preserve"> 1997 p. 241) and may establish boundaries of political membership and even define constituency or interest groups themselves (Disch 2011, Saward 2010).</w:t>
+      </w:r>
+    </w:p>
+    <w:p>
+      <w:pPr>
+        <w:rPr>
+          <w:rFonts w:ascii="Times New Roman" w:hAnsi="Times New Roman" w:cs="Times New Roman"/>
+        </w:rPr>
+      </w:pPr>
+      <w:r>
+        <w:rPr>
+          <w:rFonts w:ascii="Times New Roman" w:hAnsi="Times New Roman" w:cs="Times New Roman"/>
+        </w:rPr>
+        <w:t xml:space="preserve">[These things pave the way for me to note why we might really need to be thinking about symbolic representation and might expect distancing </w:t>
+      </w:r>
+      <w:proofErr w:type="spellStart"/>
+      <w:r>
+        <w:rPr>
+          <w:rFonts w:ascii="Times New Roman" w:hAnsi="Times New Roman" w:cs="Times New Roman"/>
+        </w:rPr>
+        <w:t>etc</w:t>
+      </w:r>
+      <w:proofErr w:type="spellEnd"/>
+      <w:r>
+        <w:rPr>
+          <w:rFonts w:ascii="Times New Roman" w:hAnsi="Times New Roman" w:cs="Times New Roman"/>
+        </w:rPr>
+        <w:t>]</w:t>
+      </w:r>
+    </w:p>
+    <w:p>
+      <w:pPr>
+        <w:rPr>
+          <w:b/>
+          <w:bCs/>
+        </w:rPr>
+      </w:pPr>
+    </w:p>
+    <w:p>
+      <w:pPr>
+        <w:jc w:val="center"/>
+        <w:rPr>
+          <w:b/>
+          <w:bCs/>
+        </w:rPr>
+      </w:pPr>
+    </w:p>
+    <w:p>
+      <w:pPr>
+        <w:pStyle w:val="Heading2"/>
+        <w:jc w:val="center"/>
+      </w:pPr>
+      <w:bookmarkStart w:id="3" w:name="_Toc220343749"/>
+      <w:r>
         <w:t>Theory</w:t>
       </w:r>
+      <w:bookmarkEnd w:id="3"/>
     </w:p>
     <w:p>
       <w:r>
@@ -1461,16 +2144,16 @@
           <w:numId w:val="6"/>
         </w:numPr>
       </w:pPr>
-      <w:commentRangeStart w:id="2"/>
+      <w:commentRangeStart w:id="4"/>
       <w:r>
         <w:t>Two mattering clusters:</w:t>
       </w:r>
-      <w:commentRangeEnd w:id="2"/>
+      <w:commentRangeEnd w:id="4"/>
       <w:r>
         <w:rPr>
           <w:rStyle w:val="CommentReference"/>
         </w:rPr>
-        <w:commentReference w:id="2"/>
+        <w:commentReference w:id="4"/>
       </w:r>
     </w:p>
     <w:p>
@@ -1496,7 +2179,7 @@
       <w:r>
         <w:t>Other countries have [long?] recognized this, as underscored by gender &amp; minority quotas, reserved seats (</w:t>
       </w:r>
-      <w:hyperlink r:id="rId9" w:history="1">
+      <w:hyperlink r:id="rId10" w:history="1">
         <w:r>
           <w:rPr>
             <w:rStyle w:val="Hyperlink"/>
@@ -1661,16 +2344,16 @@
           <w:numId w:val="2"/>
         </w:numPr>
       </w:pPr>
-      <w:commentRangeStart w:id="3"/>
+      <w:commentRangeStart w:id="5"/>
       <w:r>
         <w:t>Policy: However, Kristina Miler () shows that in Congress, “surrogate” representation for poor constituencies</w:t>
       </w:r>
-      <w:commentRangeEnd w:id="3"/>
+      <w:commentRangeEnd w:id="5"/>
       <w:r>
         <w:rPr>
           <w:rStyle w:val="CommentReference"/>
         </w:rPr>
-        <w:commentReference w:id="3"/>
+        <w:commentReference w:id="5"/>
       </w:r>
     </w:p>
     <w:p>
@@ -1864,6 +2547,80 @@
       <w:r>
         <w:t xml:space="preserve"> breadcrumb to sub-question: </w:t>
       </w:r>
+    </w:p>
+    <w:p>
+      <w:pPr>
+        <w:jc w:val="both"/>
+      </w:pPr>
+    </w:p>
+    <w:p>
+      <w:pPr>
+        <w:jc w:val="both"/>
+      </w:pPr>
+    </w:p>
+    <w:p>
+      <w:pPr>
+        <w:jc w:val="both"/>
+      </w:pPr>
+    </w:p>
+    <w:p>
+      <w:pPr>
+        <w:pStyle w:val="Heading1"/>
+        <w:jc w:val="center"/>
+      </w:pPr>
+      <w:bookmarkStart w:id="6" w:name="_Toc220343750"/>
+      <w:r>
+        <w:t>Test 1</w:t>
+      </w:r>
+      <w:bookmarkEnd w:id="6"/>
+    </w:p>
+    <w:p/>
+    <w:p>
+      <w:pPr>
+        <w:jc w:val="both"/>
+      </w:pPr>
+    </w:p>
+    <w:p>
+      <w:pPr>
+        <w:pStyle w:val="Heading1"/>
+        <w:jc w:val="center"/>
+      </w:pPr>
+      <w:bookmarkStart w:id="7" w:name="_Toc220343751"/>
+      <w:r>
+        <w:t>Test 2</w:t>
+      </w:r>
+      <w:bookmarkEnd w:id="7"/>
+    </w:p>
+    <w:p>
+      <w:pPr>
+        <w:jc w:val="both"/>
+      </w:pPr>
+    </w:p>
+    <w:p>
+      <w:pPr>
+        <w:jc w:val="both"/>
+      </w:pPr>
+    </w:p>
+    <w:p>
+      <w:pPr>
+        <w:pStyle w:val="Heading1"/>
+        <w:jc w:val="center"/>
+      </w:pPr>
+      <w:bookmarkStart w:id="8" w:name="_Toc220343752"/>
+      <w:r>
+        <w:t>Test 3</w:t>
+      </w:r>
+      <w:bookmarkEnd w:id="8"/>
+    </w:p>
+    <w:p>
+      <w:pPr>
+        <w:jc w:val="both"/>
+      </w:pPr>
+    </w:p>
+    <w:p>
+      <w:pPr>
+        <w:jc w:val="both"/>
+      </w:pPr>
     </w:p>
     <w:sectPr>
       <w:type w:val="continuous"/>
@@ -1878,7 +2635,7 @@
 
 <file path=word/comments.xml><?xml version="1.0" encoding="utf-8"?>
 <w:comments xmlns:wpc="http://schemas.microsoft.com/office/word/2010/wordprocessingCanvas" xmlns:cx="http://schemas.microsoft.com/office/drawing/2014/chartex" xmlns:cx1="http://schemas.microsoft.com/office/drawing/2015/9/8/chartex" xmlns:cx2="http://schemas.microsoft.com/office/drawing/2015/10/21/chartex" xmlns:cx3="http://schemas.microsoft.com/office/drawing/2016/5/9/chartex" xmlns:cx4="http://schemas.microsoft.com/office/drawing/2016/5/10/chartex" xmlns:cx5="http://schemas.microsoft.com/office/drawing/2016/5/11/chartex" xmlns:cx6="http://schemas.microsoft.com/office/drawing/2016/5/12/chartex" xmlns:cx7="http://schemas.microsoft.com/office/drawing/2016/5/13/chartex" xmlns:cx8="http://schemas.microsoft.com/office/drawing/2016/5/14/chartex" xmlns:mc="http://schemas.openxmlformats.org/markup-compatibility/2006" xmlns:aink="http://schemas.microsoft.com/office/drawing/2016/ink" xmlns:am3d="http://schemas.microsoft.com/office/drawing/2017/model3d" xmlns:o="urn:schemas-microsoft-com:office:office" xmlns:oel="http://schemas.microsoft.com/office/2019/extlst" xmlns:r="http://schemas.openxmlformats.org/officeDocument/2006/relationships" xmlns:m="http://schemas.openxmlformats.org/officeDocument/2006/math" xmlns:v="urn:schemas-microsoft-com:vml" xmlns:wp14="http://schemas.microsoft.com/office/word/2010/wordprocessingDrawing" xmlns:wp="http://schemas.openxmlformats.org/drawingml/2006/wordprocessingDrawing" xmlns:w10="urn:schemas-microsoft-com:office:word" xmlns:w="http://schemas.openxmlformats.org/wordprocessingml/2006/main" xmlns:w14="http://schemas.microsoft.com/office/word/2010/wordml" xmlns:w15="http://schemas.microsoft.com/office/word/2012/wordml" xmlns:w16cex="http://schemas.microsoft.com/office/word/2018/wordml/cex" xmlns:w16cid="http://schemas.microsoft.com/office/word/2016/wordml/cid" xmlns:w16="http://schemas.microsoft.com/office/word/2018/wordml" xmlns:w16du="http://schemas.microsoft.com/office/word/2023/wordml/word16du" xmlns:w16sdtdh="http://schemas.microsoft.com/office/word/2020/wordml/sdtdatahash" xmlns:w16sdtfl="http://schemas.microsoft.com/office/word/2024/wordml/sdtformatlock" xmlns:w16se="http://schemas.microsoft.com/office/word/2015/wordml/symex" xmlns:wpg="http://schemas.microsoft.com/office/word/2010/wordprocessingGroup" xmlns:wpi="http://schemas.microsoft.com/office/word/2010/wordprocessingInk" xmlns:wne="http://schemas.microsoft.com/office/word/2006/wordml" xmlns:wps="http://schemas.microsoft.com/office/word/2010/wordprocessingShape" mc:Ignorable="w14 w15 w16se w16cid w16 w16cex w16sdtdh w16sdtfl w16du wp14">
-  <w:comment w:id="0" w:author="Kristina Mensik" w:date="2026-01-21T21:23:00Z" w:initials="KM">
+  <w:comment w:id="1" w:author="Kristina Mensik" w:date="2026-01-21T21:23:00Z" w:initials="KM">
     <w:p>
       <w:r>
         <w:rPr>
@@ -1895,7 +2652,7 @@
       </w:r>
     </w:p>
   </w:comment>
-  <w:comment w:id="1" w:author="Kristina Mensik" w:date="2026-01-21T21:30:00Z" w:initials="KM">
+  <w:comment w:id="2" w:author="Kristina Mensik" w:date="2026-01-21T21:30:00Z" w:initials="KM">
     <w:p>
       <w:r>
         <w:rPr>
@@ -1912,7 +2669,7 @@
       </w:r>
     </w:p>
   </w:comment>
-  <w:comment w:id="2" w:author="Kristina Mensik" w:date="2026-01-22T09:29:00Z" w:initials="KM">
+  <w:comment w:id="4" w:author="Kristina Mensik" w:date="2026-01-22T09:29:00Z" w:initials="KM">
     <w:p>
       <w:r>
         <w:rPr>
@@ -1929,7 +2686,7 @@
       </w:r>
     </w:p>
   </w:comment>
-  <w:comment w:id="3" w:author="Kristina Mensik" w:date="2026-01-22T13:31:00Z" w:initials="KM">
+  <w:comment w:id="5" w:author="Kristina Mensik" w:date="2026-01-22T13:31:00Z" w:initials="KM">
     <w:p>
       <w:r>
         <w:rPr>
@@ -3345,7 +4102,6 @@
     <w:next w:val="Normal"/>
     <w:link w:val="Heading2Char"/>
     <w:uiPriority w:val="9"/>
-    <w:semiHidden/>
     <w:unhideWhenUsed/>
     <w:qFormat/>
     <w:rsid w:val="0077211D"/>
@@ -3562,7 +4318,6 @@
     <w:basedOn w:val="DefaultParagraphFont"/>
     <w:link w:val="Heading2"/>
     <w:uiPriority w:val="9"/>
-    <w:semiHidden/>
     <w:rsid w:val="0077211D"/>
     <w:rPr>
       <w:rFonts w:asciiTheme="majorHAnsi" w:eastAsiaTheme="majorEastAsia" w:hAnsiTheme="majorHAnsi" w:cstheme="majorBidi"/>
@@ -3925,6 +4680,189 @@
       <w:shd w:val="clear" w:color="auto" w:fill="E1DFDD"/>
     </w:rPr>
   </w:style>
+  <w:style w:type="paragraph" w:styleId="TOCHeading">
+    <w:name w:val="TOC Heading"/>
+    <w:basedOn w:val="Heading1"/>
+    <w:next w:val="Normal"/>
+    <w:uiPriority w:val="39"/>
+    <w:unhideWhenUsed/>
+    <w:qFormat/>
+    <w:rsid w:val="001B48DC"/>
+    <w:pPr>
+      <w:spacing w:before="480" w:after="0" w:line="276" w:lineRule="auto"/>
+      <w:outlineLvl w:val="9"/>
+    </w:pPr>
+    <w:rPr>
+      <w:b/>
+      <w:bCs/>
+      <w:kern w:val="0"/>
+      <w:sz w:val="28"/>
+      <w:szCs w:val="28"/>
+      <w14:ligatures w14:val="none"/>
+    </w:rPr>
+  </w:style>
+  <w:style w:type="paragraph" w:styleId="TOC2">
+    <w:name w:val="toc 2"/>
+    <w:basedOn w:val="Normal"/>
+    <w:next w:val="Normal"/>
+    <w:autoRedefine/>
+    <w:uiPriority w:val="39"/>
+    <w:unhideWhenUsed/>
+    <w:rsid w:val="001B48DC"/>
+    <w:pPr>
+      <w:spacing w:before="120" w:after="0"/>
+      <w:ind w:left="240"/>
+    </w:pPr>
+    <w:rPr>
+      <w:b/>
+      <w:bCs/>
+      <w:sz w:val="22"/>
+      <w:szCs w:val="22"/>
+    </w:rPr>
+  </w:style>
+  <w:style w:type="paragraph" w:styleId="TOC1">
+    <w:name w:val="toc 1"/>
+    <w:basedOn w:val="Normal"/>
+    <w:next w:val="Normal"/>
+    <w:autoRedefine/>
+    <w:uiPriority w:val="39"/>
+    <w:unhideWhenUsed/>
+    <w:rsid w:val="001B48DC"/>
+    <w:pPr>
+      <w:spacing w:before="120" w:after="0"/>
+    </w:pPr>
+    <w:rPr>
+      <w:b/>
+      <w:bCs/>
+      <w:i/>
+      <w:iCs/>
+    </w:rPr>
+  </w:style>
+  <w:style w:type="paragraph" w:styleId="TOC3">
+    <w:name w:val="toc 3"/>
+    <w:basedOn w:val="Normal"/>
+    <w:next w:val="Normal"/>
+    <w:autoRedefine/>
+    <w:uiPriority w:val="39"/>
+    <w:unhideWhenUsed/>
+    <w:rsid w:val="001B48DC"/>
+    <w:pPr>
+      <w:spacing w:after="0"/>
+      <w:ind w:left="480"/>
+    </w:pPr>
+    <w:rPr>
+      <w:sz w:val="20"/>
+      <w:szCs w:val="20"/>
+    </w:rPr>
+  </w:style>
+  <w:style w:type="paragraph" w:styleId="TOC4">
+    <w:name w:val="toc 4"/>
+    <w:basedOn w:val="Normal"/>
+    <w:next w:val="Normal"/>
+    <w:autoRedefine/>
+    <w:uiPriority w:val="39"/>
+    <w:semiHidden/>
+    <w:unhideWhenUsed/>
+    <w:rsid w:val="001B48DC"/>
+    <w:pPr>
+      <w:spacing w:after="0"/>
+      <w:ind w:left="720"/>
+    </w:pPr>
+    <w:rPr>
+      <w:sz w:val="20"/>
+      <w:szCs w:val="20"/>
+    </w:rPr>
+  </w:style>
+  <w:style w:type="paragraph" w:styleId="TOC5">
+    <w:name w:val="toc 5"/>
+    <w:basedOn w:val="Normal"/>
+    <w:next w:val="Normal"/>
+    <w:autoRedefine/>
+    <w:uiPriority w:val="39"/>
+    <w:semiHidden/>
+    <w:unhideWhenUsed/>
+    <w:rsid w:val="001B48DC"/>
+    <w:pPr>
+      <w:spacing w:after="0"/>
+      <w:ind w:left="960"/>
+    </w:pPr>
+    <w:rPr>
+      <w:sz w:val="20"/>
+      <w:szCs w:val="20"/>
+    </w:rPr>
+  </w:style>
+  <w:style w:type="paragraph" w:styleId="TOC6">
+    <w:name w:val="toc 6"/>
+    <w:basedOn w:val="Normal"/>
+    <w:next w:val="Normal"/>
+    <w:autoRedefine/>
+    <w:uiPriority w:val="39"/>
+    <w:semiHidden/>
+    <w:unhideWhenUsed/>
+    <w:rsid w:val="001B48DC"/>
+    <w:pPr>
+      <w:spacing w:after="0"/>
+      <w:ind w:left="1200"/>
+    </w:pPr>
+    <w:rPr>
+      <w:sz w:val="20"/>
+      <w:szCs w:val="20"/>
+    </w:rPr>
+  </w:style>
+  <w:style w:type="paragraph" w:styleId="TOC7">
+    <w:name w:val="toc 7"/>
+    <w:basedOn w:val="Normal"/>
+    <w:next w:val="Normal"/>
+    <w:autoRedefine/>
+    <w:uiPriority w:val="39"/>
+    <w:semiHidden/>
+    <w:unhideWhenUsed/>
+    <w:rsid w:val="001B48DC"/>
+    <w:pPr>
+      <w:spacing w:after="0"/>
+      <w:ind w:left="1440"/>
+    </w:pPr>
+    <w:rPr>
+      <w:sz w:val="20"/>
+      <w:szCs w:val="20"/>
+    </w:rPr>
+  </w:style>
+  <w:style w:type="paragraph" w:styleId="TOC8">
+    <w:name w:val="toc 8"/>
+    <w:basedOn w:val="Normal"/>
+    <w:next w:val="Normal"/>
+    <w:autoRedefine/>
+    <w:uiPriority w:val="39"/>
+    <w:semiHidden/>
+    <w:unhideWhenUsed/>
+    <w:rsid w:val="001B48DC"/>
+    <w:pPr>
+      <w:spacing w:after="0"/>
+      <w:ind w:left="1680"/>
+    </w:pPr>
+    <w:rPr>
+      <w:sz w:val="20"/>
+      <w:szCs w:val="20"/>
+    </w:rPr>
+  </w:style>
+  <w:style w:type="paragraph" w:styleId="TOC9">
+    <w:name w:val="toc 9"/>
+    <w:basedOn w:val="Normal"/>
+    <w:next w:val="Normal"/>
+    <w:autoRedefine/>
+    <w:uiPriority w:val="39"/>
+    <w:semiHidden/>
+    <w:unhideWhenUsed/>
+    <w:rsid w:val="001B48DC"/>
+    <w:pPr>
+      <w:spacing w:after="0"/>
+      <w:ind w:left="1920"/>
+    </w:pPr>
+    <w:rPr>
+      <w:sz w:val="20"/>
+      <w:szCs w:val="20"/>
+    </w:rPr>
+  </w:style>
 </w:styles>
 </file>
 
@@ -4241,4 +5179,16 @@
     </a:ext>
   </a:extLst>
 </a:theme>
+</file>
+
+<file path=customXml/item1.xml><?xml version="1.0" encoding="utf-8"?>
+<b:Sources xmlns:b="http://schemas.openxmlformats.org/officeDocument/2006/bibliography" xmlns="http://schemas.openxmlformats.org/officeDocument/2006/bibliography" SelectedStyle="/APASixthEditionOfficeOnline.xsl" StyleName="APA" Version="6"/>
+</file>
+
+<file path=customXml/itemProps1.xml><?xml version="1.0" encoding="utf-8"?>
+<ds:datastoreItem xmlns:ds="http://schemas.openxmlformats.org/officeDocument/2006/customXml" ds:itemID="{AE743F69-9042-9242-9CC6-25B949FB2A1E}">
+  <ds:schemaRefs>
+    <ds:schemaRef ds:uri="http://schemas.openxmlformats.org/officeDocument/2006/bibliography"/>
+  </ds:schemaRefs>
+</ds:datastoreItem>
 </file>
--- a/working_theory_outline.docx
+++ b/working_theory_outline.docx
@@ -4,6 +4,16 @@
   <w:body>
     <w:sdt>
       <w:sdtPr>
+        <w:rPr>
+          <w:rFonts w:asciiTheme="minorHAnsi" w:eastAsiaTheme="minorHAnsi" w:hAnsiTheme="minorHAnsi" w:cstheme="minorBidi"/>
+          <w:b w:val="0"/>
+          <w:bCs w:val="0"/>
+          <w:color w:val="auto"/>
+          <w:kern w:val="2"/>
+          <w:sz w:val="24"/>
+          <w:szCs w:val="24"/>
+          <w14:ligatures w14:val="standardContextual"/>
+        </w:rPr>
         <w:id w:val="1886294055"/>
         <w:docPartObj>
           <w:docPartGallery w:val="Table of Contents"/>
@@ -12,13 +22,7 @@
       </w:sdtPr>
       <w:sdtEndPr>
         <w:rPr>
-          <w:rFonts w:asciiTheme="minorHAnsi" w:eastAsiaTheme="minorHAnsi" w:hAnsiTheme="minorHAnsi" w:cstheme="minorBidi"/>
           <w:noProof/>
-          <w:color w:val="auto"/>
-          <w:kern w:val="2"/>
-          <w:sz w:val="24"/>
-          <w:szCs w:val="24"/>
-          <w14:ligatures w14:val="standardContextual"/>
         </w:rPr>
       </w:sdtEndPr>
       <w:sdtContent>
@@ -436,6 +440,20 @@
         <w:t>Intro</w:t>
       </w:r>
       <w:bookmarkEnd w:id="0"/>
+      <w:r>
+        <w:t>duction</w:t>
+      </w:r>
+    </w:p>
+    <w:p>
+      <w:pPr>
+        <w:pStyle w:val="Heading2"/>
+      </w:pPr>
+      <w:r>
+        <w:t xml:space="preserve">1.1 Puzzle and </w:t>
+      </w:r>
+      <w:r>
+        <w:t>Contribution</w:t>
+      </w:r>
     </w:p>
     <w:p>
       <w:pPr>
@@ -726,7 +744,15 @@
           <w:sz w:val="22"/>
           <w:szCs w:val="22"/>
         </w:rPr>
-        <w:t>Does racialized democracy plus the carceral state create the ‘perfect storm’ for a self-perpetuating cycle (yes – does it matter for this storm when people legislate like Liz &amp; Ayanna do?)</w:t>
+        <w:t>Does racialized democracy plus the carceral state create the ‘perfect storm’ for a self-</w:t>
+      </w:r>
+      <w:r>
+        <w:rPr>
+          <w:sz w:val="22"/>
+          <w:szCs w:val="22"/>
+        </w:rPr>
+        <w:lastRenderedPageBreak/>
+        <w:t>perpetuating cycle (yes – does it matter for this storm when people legislate like Liz &amp; Ayanna do?)</w:t>
       </w:r>
     </w:p>
     <w:p>
@@ -746,15 +772,7 @@
           <w:sz w:val="22"/>
           <w:szCs w:val="22"/>
         </w:rPr>
-        <w:lastRenderedPageBreak/>
-        <w:t xml:space="preserve">How does the exclusion of carceral citizens from the demos shape representation </w:t>
-      </w:r>
-      <w:r>
-        <w:rPr>
-          <w:sz w:val="22"/>
-          <w:szCs w:val="22"/>
-        </w:rPr>
-        <w:t xml:space="preserve">and subsequent policy outcomes? </w:t>
+        <w:t xml:space="preserve">How does the exclusion of carceral citizens from the demos shape representation and subsequent policy outcomes? </w:t>
       </w:r>
     </w:p>
     <w:p>
@@ -772,7 +790,15 @@
         </w:sectPr>
       </w:pPr>
     </w:p>
-    <w:p/>
+    <w:p>
+      <w:pPr>
+        <w:rPr>
+          <w:b/>
+          <w:bCs/>
+          <w:u w:val="single"/>
+        </w:rPr>
+      </w:pPr>
+    </w:p>
     <w:p>
       <w:pPr>
         <w:rPr>
@@ -1690,7 +1716,77 @@
         <w:t xml:space="preserve"> What</w:t>
       </w:r>
     </w:p>
-    <w:p>
+    <w:p/>
+    <w:p/>
+    <w:p/>
+    <w:p/>
+    <w:p/>
+    <w:p/>
+    <w:p>
+      <w:pPr>
+        <w:rPr>
+          <w:u w:val="single"/>
+        </w:rPr>
+      </w:pPr>
+      <w:r>
+        <w:rPr>
+          <w:b/>
+          <w:bCs/>
+          <w:u w:val="single"/>
+        </w:rPr>
+        <w:t xml:space="preserve">Paragraph 5: </w:t>
+      </w:r>
+      <w:r>
+        <w:rPr>
+          <w:u w:val="single"/>
+        </w:rPr>
+        <w:t>Hedge</w:t>
+      </w:r>
+    </w:p>
+    <w:p/>
+    <w:p>
+      <w:pPr>
+        <w:rPr>
+          <w:u w:val="single"/>
+        </w:rPr>
+      </w:pPr>
+      <w:r>
+        <w:rPr>
+          <w:b/>
+          <w:bCs/>
+          <w:u w:val="single"/>
+        </w:rPr>
+        <w:t>Paragraph 6:</w:t>
+      </w:r>
+      <w:r>
+        <w:rPr>
+          <w:u w:val="single"/>
+        </w:rPr>
+        <w:t xml:space="preserve"> </w:t>
+      </w:r>
+      <w:proofErr w:type="gramStart"/>
+      <w:r>
+        <w:rPr>
+          <w:u w:val="single"/>
+        </w:rPr>
+        <w:t>So</w:t>
+      </w:r>
+      <w:proofErr w:type="gramEnd"/>
+      <w:r>
+        <w:rPr>
+          <w:u w:val="single"/>
+        </w:rPr>
+        <w:t xml:space="preserve"> What</w:t>
+      </w:r>
+    </w:p>
+    <w:p>
+      <w:pPr>
+        <w:jc w:val="center"/>
+        <w:rPr>
+          <w:b/>
+          <w:bCs/>
+        </w:rPr>
+      </w:pPr>
       <w:r>
         <w:rPr>
           <w:b/>
@@ -1701,13 +1797,13 @@
         <mc:AlternateContent>
           <mc:Choice Requires="wps">
             <w:drawing>
-              <wp:anchor distT="0" distB="0" distL="114300" distR="114300" simplePos="0" relativeHeight="251665408" behindDoc="0" locked="0" layoutInCell="1" allowOverlap="1" wp14:anchorId="4B7B62D2" wp14:editId="578AE4EF">
+              <wp:anchor distT="0" distB="0" distL="114300" distR="114300" simplePos="0" relativeHeight="251665408" behindDoc="0" locked="0" layoutInCell="1" allowOverlap="1" wp14:anchorId="4B7B62D2" wp14:editId="3F66C497">
                 <wp:simplePos x="0" y="0"/>
                 <wp:positionH relativeFrom="column">
-                  <wp:posOffset>0</wp:posOffset>
+                  <wp:posOffset>65902</wp:posOffset>
                 </wp:positionH>
                 <wp:positionV relativeFrom="paragraph">
-                  <wp:posOffset>0</wp:posOffset>
+                  <wp:posOffset>62504</wp:posOffset>
                 </wp:positionV>
                 <wp:extent cx="5576207" cy="1396092"/>
                 <wp:effectExtent l="0" t="0" r="12065" b="13970"/>
@@ -1795,7 +1891,7 @@
           </mc:Choice>
           <mc:Fallback>
             <w:pict>
-              <v:shape w14:anchorId="4B7B62D2" id="_x0000_s1030" type="#_x0000_t202" style="position:absolute;margin-left:0;margin-top:0;width:439.05pt;height:109.95pt;z-index:251665408;visibility:visible;mso-wrap-style:square;mso-height-percent:0;mso-wrap-distance-left:9pt;mso-wrap-distance-top:0;mso-wrap-distance-right:9pt;mso-wrap-distance-bottom:0;mso-position-horizontal:absolute;mso-position-horizontal-relative:text;mso-position-vertical:absolute;mso-position-vertical-relative:text;mso-height-percent:0;mso-height-relative:margin;v-text-anchor:top" o:gfxdata="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" fillcolor="white [3201]" strokeweight=".5pt">
+              <v:shape w14:anchorId="4B7B62D2" id="_x0000_s1030" type="#_x0000_t202" style="position:absolute;left:0;text-align:left;margin-left:5.2pt;margin-top:4.9pt;width:439.05pt;height:109.95pt;z-index:251665408;visibility:visible;mso-wrap-style:square;mso-height-percent:0;mso-wrap-distance-left:9pt;mso-wrap-distance-top:0;mso-wrap-distance-right:9pt;mso-wrap-distance-bottom:0;mso-position-horizontal:absolute;mso-position-horizontal-relative:text;mso-position-vertical:absolute;mso-position-vertical-relative:text;mso-height-percent:0;mso-height-relative:margin;v-text-anchor:top" o:gfxdata="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" fillcolor="white [3201]" strokeweight=".5pt">
                 <v:textbox>
                   <w:txbxContent>
                     <w:p/>
@@ -1847,60 +1943,21 @@
     </w:p>
     <w:p>
       <w:pPr>
-        <w:rPr>
-          <w:u w:val="single"/>
-        </w:rPr>
-      </w:pPr>
-      <w:r>
+        <w:jc w:val="center"/>
         <w:rPr>
           <w:b/>
           <w:bCs/>
-          <w:u w:val="single"/>
-        </w:rPr>
-        <w:t xml:space="preserve">Paragraph 5: </w:t>
-      </w:r>
-      <w:r>
-        <w:rPr>
-          <w:u w:val="single"/>
-        </w:rPr>
-        <w:t>Hedge</w:t>
-      </w:r>
-    </w:p>
-    <w:p/>
-    <w:p>
-      <w:pPr>
-        <w:rPr>
-          <w:u w:val="single"/>
-        </w:rPr>
-      </w:pPr>
-      <w:r>
+        </w:rPr>
+      </w:pPr>
+    </w:p>
+    <w:p>
+      <w:pPr>
+        <w:jc w:val="center"/>
         <w:rPr>
           <w:b/>
           <w:bCs/>
-          <w:u w:val="single"/>
-        </w:rPr>
-        <w:t>Paragraph 6:</w:t>
-      </w:r>
-      <w:r>
-        <w:rPr>
-          <w:u w:val="single"/>
-        </w:rPr>
-        <w:t xml:space="preserve"> </w:t>
-      </w:r>
-      <w:proofErr w:type="gramStart"/>
-      <w:r>
-        <w:rPr>
-          <w:u w:val="single"/>
-        </w:rPr>
-        <w:t>So</w:t>
-      </w:r>
-      <w:proofErr w:type="gramEnd"/>
-      <w:r>
-        <w:rPr>
-          <w:u w:val="single"/>
-        </w:rPr>
-        <w:t xml:space="preserve"> What</w:t>
-      </w:r>
+        </w:rPr>
+      </w:pPr>
     </w:p>
     <w:p>
       <w:pPr>
@@ -1913,131 +1970,35 @@
     </w:p>
     <w:p>
       <w:pPr>
+        <w:jc w:val="center"/>
         <w:rPr>
           <w:b/>
           <w:bCs/>
         </w:rPr>
       </w:pPr>
-      <w:proofErr w:type="spellStart"/>
-      <w:r>
+    </w:p>
+    <w:p>
+      <w:pPr>
         <w:rPr>
           <w:b/>
           <w:bCs/>
         </w:rPr>
-        <w:t>Screatch</w:t>
-      </w:r>
-      <w:proofErr w:type="spellEnd"/>
+      </w:pPr>
+      <w:proofErr w:type="spellStart"/>
       <w:r>
         <w:rPr>
           <w:b/>
           <w:bCs/>
         </w:rPr>
-        <w:t xml:space="preserve"> for theory:</w:t>
-      </w:r>
-    </w:p>
-    <w:p>
-      <w:pPr>
+        <w:t>Screatch</w:t>
+      </w:r>
+      <w:proofErr w:type="spellEnd"/>
+      <w:r>
         <w:rPr>
           <w:b/>
           <w:bCs/>
         </w:rPr>
-      </w:pPr>
-    </w:p>
-    <w:p>
-      <w:r>
-        <w:t xml:space="preserve">Descriptive representation </w:t>
-      </w:r>
-    </w:p>
-    <w:p>
-      <w:r>
-        <w:t>[Foundation of democracy something something].</w:t>
-      </w:r>
-    </w:p>
-    <w:p>
-      <w:r>
-        <w:t>[One way to think about this is via descriptive rep]</w:t>
-      </w:r>
-    </w:p>
-    <w:p>
-      <w:r>
-        <w:t>[One reason it matters is substantive representation or policy responsiveness.</w:t>
-      </w:r>
-    </w:p>
-    <w:p/>
-    <w:p>
-      <w:pPr>
-        <w:rPr>
-          <w:rFonts w:ascii="Times New Roman" w:hAnsi="Times New Roman" w:cs="Times New Roman"/>
-        </w:rPr>
-      </w:pPr>
-      <w:proofErr w:type="gramStart"/>
-      <w:r>
-        <w:t>Yet,</w:t>
-      </w:r>
-      <w:proofErr w:type="gramEnd"/>
-      <w:r>
-        <w:t xml:space="preserve"> </w:t>
-      </w:r>
-      <w:r>
-        <w:rPr>
-          <w:rFonts w:ascii="Times New Roman" w:hAnsi="Times New Roman" w:cs="Times New Roman"/>
-        </w:rPr>
-        <w:t>political scientists have long recognized that representation encompasses more than congruence between constituent preference and a legislators’ roll-call votes. Representatives actively construct meaning about constituency groups (Schneider and Ingram 1993), interact with groups in ways that shape whom they perceive as politically relevant and in turn communicate attentiveness and concern to publics through rhetoric, presence, and performance (</w:t>
-      </w:r>
-      <w:proofErr w:type="spellStart"/>
-      <w:r>
-        <w:rPr>
-          <w:rFonts w:ascii="Times New Roman" w:hAnsi="Times New Roman" w:cs="Times New Roman"/>
-        </w:rPr>
-        <w:t>Fenno</w:t>
-      </w:r>
-      <w:proofErr w:type="spellEnd"/>
-      <w:r>
-        <w:rPr>
-          <w:rFonts w:ascii="Times New Roman" w:hAnsi="Times New Roman" w:cs="Times New Roman"/>
-        </w:rPr>
-        <w:t xml:space="preserve"> 1978). Representation is thus enacted through communicative practices – symbolic representation – that signal who belongs within the representative’s imagined constituency, “create a sense of trust and support in the relationship between representative and represented” (Eulau &amp; </w:t>
-      </w:r>
-      <w:proofErr w:type="spellStart"/>
-      <w:r>
-        <w:rPr>
-          <w:rFonts w:ascii="Times New Roman" w:hAnsi="Times New Roman" w:cs="Times New Roman"/>
-        </w:rPr>
-        <w:t>Karps</w:t>
-      </w:r>
-      <w:proofErr w:type="spellEnd"/>
-      <w:r>
-        <w:rPr>
-          <w:rFonts w:ascii="Times New Roman" w:hAnsi="Times New Roman" w:cs="Times New Roman"/>
-        </w:rPr>
-        <w:t xml:space="preserve"> 1997 p. 241) and may establish boundaries of political membership and even define constituency or interest groups themselves (Disch 2011, Saward 2010).</w:t>
-      </w:r>
-    </w:p>
-    <w:p>
-      <w:pPr>
-        <w:rPr>
-          <w:rFonts w:ascii="Times New Roman" w:hAnsi="Times New Roman" w:cs="Times New Roman"/>
-        </w:rPr>
-      </w:pPr>
-      <w:r>
-        <w:rPr>
-          <w:rFonts w:ascii="Times New Roman" w:hAnsi="Times New Roman" w:cs="Times New Roman"/>
-        </w:rPr>
-        <w:t xml:space="preserve">[These things pave the way for me to note why we might really need to be thinking about symbolic representation and might expect distancing </w:t>
-      </w:r>
-      <w:proofErr w:type="spellStart"/>
-      <w:r>
-        <w:rPr>
-          <w:rFonts w:ascii="Times New Roman" w:hAnsi="Times New Roman" w:cs="Times New Roman"/>
-        </w:rPr>
-        <w:t>etc</w:t>
-      </w:r>
-      <w:proofErr w:type="spellEnd"/>
-      <w:r>
-        <w:rPr>
-          <w:rFonts w:ascii="Times New Roman" w:hAnsi="Times New Roman" w:cs="Times New Roman"/>
-        </w:rPr>
-        <w:t>]</w:t>
+        <w:t xml:space="preserve"> for theory:</w:t>
       </w:r>
     </w:p>
     <w:p>
@@ -2049,8 +2010,111 @@
       </w:pPr>
     </w:p>
     <w:p>
-      <w:pPr>
-        <w:jc w:val="center"/>
+      <w:r>
+        <w:t xml:space="preserve">Descriptive representation </w:t>
+      </w:r>
+    </w:p>
+    <w:p>
+      <w:r>
+        <w:t>[Foundation of democracy something something].</w:t>
+      </w:r>
+    </w:p>
+    <w:p>
+      <w:r>
+        <w:t>[One way to think about this is via descriptive rep]</w:t>
+      </w:r>
+    </w:p>
+    <w:p>
+      <w:r>
+        <w:t>[One reason it matters is substantive representation or policy responsiveness.</w:t>
+      </w:r>
+    </w:p>
+    <w:p/>
+    <w:p>
+      <w:pPr>
+        <w:rPr>
+          <w:rFonts w:ascii="Times New Roman" w:hAnsi="Times New Roman" w:cs="Times New Roman"/>
+        </w:rPr>
+      </w:pPr>
+      <w:proofErr w:type="gramStart"/>
+      <w:r>
+        <w:t>Yet,</w:t>
+      </w:r>
+      <w:proofErr w:type="gramEnd"/>
+      <w:r>
+        <w:t xml:space="preserve"> </w:t>
+      </w:r>
+      <w:r>
+        <w:rPr>
+          <w:rFonts w:ascii="Times New Roman" w:hAnsi="Times New Roman" w:cs="Times New Roman"/>
+        </w:rPr>
+        <w:t>political scientists have long recognized that representation encompasses more than congruence between constituent preference and a legislators’ roll-call votes. Representatives actively construct meaning about constituency groups (Schneider and Ingram 1993), interact with groups in ways that shape whom they perceive as politically relevant and in turn communicate attentiveness and concern to publics through rhetoric, presence, and performance (</w:t>
+      </w:r>
+      <w:proofErr w:type="spellStart"/>
+      <w:r>
+        <w:rPr>
+          <w:rFonts w:ascii="Times New Roman" w:hAnsi="Times New Roman" w:cs="Times New Roman"/>
+        </w:rPr>
+        <w:t>Fenno</w:t>
+      </w:r>
+      <w:proofErr w:type="spellEnd"/>
+      <w:r>
+        <w:rPr>
+          <w:rFonts w:ascii="Times New Roman" w:hAnsi="Times New Roman" w:cs="Times New Roman"/>
+        </w:rPr>
+        <w:t xml:space="preserve"> 1978). Representation is thus enacted through communicative practices – symbolic representation – that signal who belongs within the representative’s imagined constituency, </w:t>
+      </w:r>
+      <w:r>
+        <w:rPr>
+          <w:rFonts w:ascii="Times New Roman" w:hAnsi="Times New Roman" w:cs="Times New Roman"/>
+        </w:rPr>
+        <w:lastRenderedPageBreak/>
+        <w:t xml:space="preserve">“create a sense of trust and support in the relationship between representative and represented” (Eulau &amp; </w:t>
+      </w:r>
+      <w:proofErr w:type="spellStart"/>
+      <w:r>
+        <w:rPr>
+          <w:rFonts w:ascii="Times New Roman" w:hAnsi="Times New Roman" w:cs="Times New Roman"/>
+        </w:rPr>
+        <w:t>Karps</w:t>
+      </w:r>
+      <w:proofErr w:type="spellEnd"/>
+      <w:r>
+        <w:rPr>
+          <w:rFonts w:ascii="Times New Roman" w:hAnsi="Times New Roman" w:cs="Times New Roman"/>
+        </w:rPr>
+        <w:t xml:space="preserve"> 1997 p. 241) and may establish boundaries of political membership and even define constituency or interest groups themselves (Disch 2011, Saward 2010).</w:t>
+      </w:r>
+    </w:p>
+    <w:p>
+      <w:pPr>
+        <w:rPr>
+          <w:rFonts w:ascii="Times New Roman" w:hAnsi="Times New Roman" w:cs="Times New Roman"/>
+        </w:rPr>
+      </w:pPr>
+      <w:r>
+        <w:rPr>
+          <w:rFonts w:ascii="Times New Roman" w:hAnsi="Times New Roman" w:cs="Times New Roman"/>
+        </w:rPr>
+        <w:t xml:space="preserve">[These things pave the way for me to note why we might really need to be thinking about symbolic representation and might expect distancing </w:t>
+      </w:r>
+      <w:proofErr w:type="spellStart"/>
+      <w:r>
+        <w:rPr>
+          <w:rFonts w:ascii="Times New Roman" w:hAnsi="Times New Roman" w:cs="Times New Roman"/>
+        </w:rPr>
+        <w:t>etc</w:t>
+      </w:r>
+      <w:proofErr w:type="spellEnd"/>
+      <w:r>
+        <w:rPr>
+          <w:rFonts w:ascii="Times New Roman" w:hAnsi="Times New Roman" w:cs="Times New Roman"/>
+        </w:rPr>
+        <w:t>]</w:t>
+      </w:r>
+    </w:p>
+    <w:p>
+      <w:pPr>
         <w:rPr>
           <w:b/>
           <w:bCs/>
@@ -2059,14 +2123,28 @@
     </w:p>
     <w:p>
       <w:pPr>
-        <w:pStyle w:val="Heading2"/>
         <w:jc w:val="center"/>
+        <w:rPr>
+          <w:b/>
+          <w:bCs/>
+        </w:rPr>
+      </w:pPr>
+    </w:p>
+    <w:p>
+      <w:pPr>
+        <w:pStyle w:val="Heading1"/>
       </w:pPr>
       <w:bookmarkStart w:id="3" w:name="_Toc220343749"/>
       <w:r>
-        <w:t>Theory</w:t>
+        <w:t xml:space="preserve">II. </w:t>
+      </w:r>
+      <w:r>
+        <w:t>Theor</w:t>
       </w:r>
       <w:bookmarkEnd w:id="3"/>
+      <w:r>
+        <w:t>etical Framework</w:t>
+      </w:r>
     </w:p>
     <w:p>
       <w:r>
@@ -2121,11 +2199,7 @@
         <w:t xml:space="preserve">1999 </w:t>
       </w:r>
       <w:r>
-        <w:t xml:space="preserve">contingent defense. Descriptive rep should be response to </w:t>
-      </w:r>
-      <w:r>
-        <w:lastRenderedPageBreak/>
-        <w:t xml:space="preserve">structural inequality - </w:t>
+        <w:t xml:space="preserve">contingent defense. Descriptive rep should be response to structural inequality - </w:t>
       </w:r>
       <w:proofErr w:type="spellStart"/>
       <w:r>
@@ -2303,6 +2377,7 @@
         </w:numPr>
       </w:pPr>
       <w:r>
+        <w:lastRenderedPageBreak/>
         <w:t xml:space="preserve">Racially/ethnically congruent </w:t>
       </w:r>
       <w:r>
@@ -2528,7 +2603,6 @@
         <w:jc w:val="both"/>
       </w:pPr>
       <w:r>
-        <w:lastRenderedPageBreak/>
         <w:t>Makes descriptive-inclusive-of--proximal representation particularly salient</w:t>
       </w:r>
     </w:p>
@@ -2566,30 +2640,508 @@
     <w:p>
       <w:pPr>
         <w:pStyle w:val="Heading1"/>
-        <w:jc w:val="center"/>
       </w:pPr>
       <w:bookmarkStart w:id="6" w:name="_Toc220343750"/>
       <w:r>
+        <w:t xml:space="preserve">III. </w:t>
+      </w:r>
+      <w:r>
         <w:t>Test 1</w:t>
       </w:r>
       <w:bookmarkEnd w:id="6"/>
+      <w:r>
+        <w:t>: CJ-Impacted vs. Weird Publics and Criminal Legal Policy Preferences</w:t>
+      </w:r>
+    </w:p>
+    <w:p>
+      <w:pPr>
+        <w:pStyle w:val="Heading2"/>
+      </w:pPr>
+      <w:r>
+        <w:t xml:space="preserve">3.1 (Theory) Policy Feedback, Experience, and Political Reasoning </w:t>
+      </w:r>
+    </w:p>
+    <w:p>
+      <w:pPr>
+        <w:pStyle w:val="ListParagraph"/>
+        <w:numPr>
+          <w:ilvl w:val="0"/>
+          <w:numId w:val="10"/>
+        </w:numPr>
+      </w:pPr>
+      <w:r>
+        <w:t>Weaver, Soss, Michener</w:t>
+      </w:r>
+    </w:p>
+    <w:p>
+      <w:pPr>
+        <w:pStyle w:val="ListParagraph"/>
+        <w:numPr>
+          <w:ilvl w:val="0"/>
+          <w:numId w:val="10"/>
+        </w:numPr>
+      </w:pPr>
+      <w:r>
+        <w:t>Contact, proximity, experience</w:t>
+      </w:r>
+    </w:p>
+    <w:p>
+      <w:pPr>
+        <w:pStyle w:val="ListParagraph"/>
+        <w:numPr>
+          <w:ilvl w:val="0"/>
+          <w:numId w:val="10"/>
+        </w:numPr>
+      </w:pPr>
+      <w:proofErr w:type="spellStart"/>
+      <w:r>
+        <w:t>Dessergingness</w:t>
+      </w:r>
+      <w:proofErr w:type="spellEnd"/>
+      <w:r>
+        <w:t>/stigma</w:t>
+      </w:r>
+    </w:p>
+    <w:p>
+      <w:pPr>
+        <w:pStyle w:val="Heading2"/>
+      </w:pPr>
+      <w:r>
+        <w:lastRenderedPageBreak/>
+        <w:t>3.2 (Theory) Experience as Political Knowledge</w:t>
+      </w:r>
+    </w:p>
+    <w:p>
+      <w:pPr>
+        <w:pStyle w:val="Heading2"/>
+      </w:pPr>
+      <w:r>
+        <w:t>3.3 (Hypotheses/Expectations)</w:t>
+      </w:r>
+    </w:p>
+    <w:p>
+      <w:pPr>
+        <w:pStyle w:val="Heading2"/>
+      </w:pPr>
+      <w:r>
+        <w:t>3..4 (Data</w:t>
+      </w:r>
+      <w:r>
+        <w:t>/Design)</w:t>
+      </w:r>
+    </w:p>
+    <w:p>
+      <w:pPr>
+        <w:pStyle w:val="Heading1"/>
+      </w:pPr>
+      <w:bookmarkStart w:id="7" w:name="_Toc220343751"/>
+      <w:r>
+        <w:t xml:space="preserve">IV. </w:t>
+      </w:r>
+      <w:r>
+        <w:t>Test 2</w:t>
+      </w:r>
+      <w:bookmarkEnd w:id="7"/>
+      <w:r>
+        <w:t>: Descriptive and Substantive Representation of Carceral Constituencies</w:t>
+      </w:r>
+    </w:p>
+    <w:p>
+      <w:pPr>
+        <w:pStyle w:val="Heading2"/>
+      </w:pPr>
+      <w:r>
+        <w:t>4</w:t>
+      </w:r>
+      <w:r>
+        <w:t xml:space="preserve">.1 (Theory) </w:t>
+      </w:r>
+      <w:r>
+        <w:t>Do We Care Who Our Legislators Are?</w:t>
+      </w:r>
+    </w:p>
+    <w:p>
+      <w:pPr>
+        <w:pStyle w:val="ListParagraph"/>
+        <w:numPr>
+          <w:ilvl w:val="0"/>
+          <w:numId w:val="10"/>
+        </w:numPr>
+      </w:pPr>
+      <w:r>
+        <w:t>Descriptive rep – why theoretically maters</w:t>
+      </w:r>
+    </w:p>
+    <w:p>
+      <w:pPr>
+        <w:pStyle w:val="ListParagraph"/>
+        <w:numPr>
+          <w:ilvl w:val="0"/>
+          <w:numId w:val="10"/>
+        </w:numPr>
+      </w:pPr>
+      <w:r>
+        <w:t>What descriptive rep scholars have studied</w:t>
+      </w:r>
+    </w:p>
+    <w:p>
+      <w:pPr>
+        <w:pStyle w:val="ListParagraph"/>
+        <w:numPr>
+          <w:ilvl w:val="0"/>
+          <w:numId w:val="10"/>
+        </w:numPr>
+      </w:pPr>
+      <w:r>
+        <w:t>Why experience is also relevant</w:t>
+      </w:r>
+    </w:p>
+    <w:p>
+      <w:pPr>
+        <w:pStyle w:val="ListParagraph"/>
+        <w:numPr>
+          <w:ilvl w:val="0"/>
+          <w:numId w:val="10"/>
+        </w:numPr>
+      </w:pPr>
+      <w:r>
+        <w:t>Why experience is also potentially especially relevant here</w:t>
+      </w:r>
+    </w:p>
+    <w:p>
+      <w:pPr>
+        <w:pStyle w:val="ListParagraph"/>
+        <w:ind w:left="1440"/>
+      </w:pPr>
+    </w:p>
+    <w:p>
+      <w:pPr>
+        <w:pStyle w:val="Heading2"/>
+      </w:pPr>
+      <w:r>
+        <w:t>4</w:t>
+      </w:r>
+      <w:r>
+        <w:t xml:space="preserve">.2 (Theory) </w:t>
+      </w:r>
+      <w:r>
+        <w:t>Expectations About Experience</w:t>
+      </w:r>
+    </w:p>
+    <w:p>
+      <w:pPr>
+        <w:pStyle w:val="ListParagraph"/>
+        <w:numPr>
+          <w:ilvl w:val="0"/>
+          <w:numId w:val="10"/>
+        </w:numPr>
+      </w:pPr>
+      <w:r>
+        <w:t>State of descriptive rep maybe here</w:t>
+      </w:r>
+    </w:p>
+    <w:p>
+      <w:pPr>
+        <w:pStyle w:val="ListParagraph"/>
+        <w:numPr>
+          <w:ilvl w:val="0"/>
+          <w:numId w:val="10"/>
+        </w:numPr>
+      </w:pPr>
+      <w:r>
+        <w:t>Who is likely not present / why would expect legislators to be rare</w:t>
+      </w:r>
+    </w:p>
+    <w:p>
+      <w:pPr>
+        <w:pStyle w:val="ListParagraph"/>
+        <w:numPr>
+          <w:ilvl w:val="0"/>
+          <w:numId w:val="10"/>
+        </w:numPr>
+      </w:pPr>
+      <w:r>
+        <w:t xml:space="preserve">[“returning to the Mansbridge quoting the other guy famous </w:t>
+      </w:r>
+      <w:proofErr w:type="gramStart"/>
+      <w:r>
+        <w:t>question”…</w:t>
+      </w:r>
+      <w:proofErr w:type="gramEnd"/>
+      <w:r>
+        <w:t>proxies, or representation by people with proximate impact, also important because:</w:t>
+      </w:r>
+    </w:p>
+    <w:p>
+      <w:pPr>
+        <w:pStyle w:val="ListParagraph"/>
+        <w:numPr>
+          <w:ilvl w:val="1"/>
+          <w:numId w:val="10"/>
+        </w:numPr>
+      </w:pPr>
+      <w:r>
+        <w:t>While incarcerated people can file paperwork to run for office, they practically can’t</w:t>
+      </w:r>
+    </w:p>
+    <w:p>
+      <w:pPr>
+        <w:pStyle w:val="ListParagraph"/>
+        <w:numPr>
+          <w:ilvl w:val="1"/>
+          <w:numId w:val="10"/>
+        </w:numPr>
+      </w:pPr>
+      <w:r>
+        <w:t>Refuse to engage any “inherent type” (TW: people suggesting incarcerated ppl who want to vote are trying to do something devious)</w:t>
+      </w:r>
+    </w:p>
+    <w:p>
+      <w:pPr>
+        <w:pStyle w:val="ListParagraph"/>
+        <w:numPr>
+          <w:ilvl w:val="1"/>
+          <w:numId w:val="10"/>
+        </w:numPr>
+      </w:pPr>
+      <w:r>
+        <w:t xml:space="preserve">Still, in the world as it is </w:t>
+      </w:r>
+      <w:proofErr w:type="gramStart"/>
+      <w:r>
+        <w:t>its</w:t>
+      </w:r>
+      <w:proofErr w:type="gramEnd"/>
+      <w:r>
+        <w:t xml:space="preserve"> true that having committed or been convicted of a crime could be a barrier to election</w:t>
+      </w:r>
+    </w:p>
+    <w:p>
+      <w:pPr>
+        <w:pStyle w:val="ListParagraph"/>
+        <w:numPr>
+          <w:ilvl w:val="1"/>
+          <w:numId w:val="10"/>
+        </w:numPr>
+      </w:pPr>
+      <w:r>
+        <w:t>Thus, assuming we’ve just seen that people who are proximally impacted think more like people who’ve been down than weirdos, these folks become important.</w:t>
+      </w:r>
+    </w:p>
+    <w:p>
+      <w:pPr>
+        <w:pStyle w:val="Heading2"/>
+      </w:pPr>
+      <w:r>
+        <w:t>4</w:t>
+      </w:r>
+      <w:r>
+        <w:t>.3 (Hypotheses/Expectations)</w:t>
+      </w:r>
+    </w:p>
+    <w:p>
+      <w:pPr>
+        <w:pStyle w:val="Heading2"/>
+      </w:pPr>
+      <w:r>
+        <w:t>4</w:t>
+      </w:r>
+      <w:r>
+        <w:t>.4 (Data/Design)</w:t>
+      </w:r>
     </w:p>
     <w:p/>
     <w:p>
       <w:pPr>
+        <w:pStyle w:val="Heading2"/>
+      </w:pPr>
+      <w:r>
+        <w:lastRenderedPageBreak/>
+        <w:t>4.</w:t>
+      </w:r>
+      <w:r>
+        <w:t>5</w:t>
+      </w:r>
+      <w:r>
+        <w:t xml:space="preserve"> (</w:t>
+      </w:r>
+      <w:r>
+        <w:t>Theory</w:t>
+      </w:r>
+      <w:r>
+        <w:t>)</w:t>
+      </w:r>
+      <w:r>
+        <w:t>: When Descriptive Representation Matters</w:t>
+      </w:r>
+    </w:p>
+    <w:p>
+      <w:pPr>
+        <w:pStyle w:val="ListParagraph"/>
+        <w:numPr>
+          <w:ilvl w:val="0"/>
+          <w:numId w:val="11"/>
+        </w:numPr>
+      </w:pPr>
+      <w:r>
+        <w:t>Mansbridge (communication, trust, historical, critical mass)</w:t>
+      </w:r>
+    </w:p>
+    <w:p>
+      <w:pPr>
+        <w:pStyle w:val="ListParagraph"/>
+        <w:numPr>
+          <w:ilvl w:val="0"/>
+          <w:numId w:val="11"/>
+        </w:numPr>
+      </w:pPr>
+      <w:r>
+        <w:t>Brown (intersectionality, limits)</w:t>
+      </w:r>
+    </w:p>
+    <w:p>
+      <w:pPr>
+        <w:pStyle w:val="ListParagraph"/>
+        <w:numPr>
+          <w:ilvl w:val="0"/>
+          <w:numId w:val="11"/>
+        </w:numPr>
+      </w:pPr>
+      <w:r>
+        <w:t>Incentives and Institutional Constraints</w:t>
+      </w:r>
+    </w:p>
+    <w:p>
+      <w:pPr>
+        <w:pStyle w:val="Heading2"/>
+      </w:pPr>
+    </w:p>
+    <w:p>
+      <w:pPr>
+        <w:pStyle w:val="Heading2"/>
+      </w:pPr>
+      <w:r>
+        <w:t>4.</w:t>
+      </w:r>
+      <w:r>
+        <w:t>6</w:t>
+      </w:r>
+      <w:r>
+        <w:t xml:space="preserve"> (Theory): </w:t>
+      </w:r>
+      <w:r>
+        <w:t xml:space="preserve">Expectations About Legislative Action </w:t>
+      </w:r>
+    </w:p>
+    <w:p>
+      <w:pPr>
+        <w:pStyle w:val="ListParagraph"/>
+        <w:numPr>
+          <w:ilvl w:val="0"/>
+          <w:numId w:val="11"/>
+        </w:numPr>
+      </w:pPr>
+      <w:r>
+        <w:t>Who files CJ bills</w:t>
+      </w:r>
+    </w:p>
+    <w:p>
+      <w:pPr>
+        <w:pStyle w:val="ListParagraph"/>
+        <w:numPr>
+          <w:ilvl w:val="1"/>
+          <w:numId w:val="11"/>
+        </w:numPr>
+      </w:pPr>
+      <w:r>
+        <w:t>Eckhouse: Black representation important</w:t>
+      </w:r>
+    </w:p>
+    <w:p>
+      <w:pPr>
+        <w:pStyle w:val="ListParagraph"/>
+        <w:numPr>
+          <w:ilvl w:val="0"/>
+          <w:numId w:val="11"/>
+        </w:numPr>
+      </w:pPr>
+      <w:r>
+        <w:t xml:space="preserve">Who talks about CJ issues </w:t>
+      </w:r>
+    </w:p>
+    <w:p>
+      <w:pPr>
+        <w:pStyle w:val="ListParagraph"/>
+        <w:numPr>
+          <w:ilvl w:val="0"/>
+          <w:numId w:val="11"/>
+        </w:numPr>
+      </w:pPr>
+      <w:r>
+        <w:t>Who you are…where you sit</w:t>
+      </w:r>
+    </w:p>
+    <w:p>
+      <w:pPr>
+        <w:pStyle w:val="ListParagraph"/>
+        <w:numPr>
+          <w:ilvl w:val="1"/>
+          <w:numId w:val="11"/>
+        </w:numPr>
+      </w:pPr>
+      <w:r>
+        <w:t>Districts may not predict action neatly</w:t>
+      </w:r>
+    </w:p>
+    <w:p/>
+    <w:p>
+      <w:pPr>
+        <w:pStyle w:val="Heading2"/>
+      </w:pPr>
+      <w:r>
+        <w:t>4.</w:t>
+      </w:r>
+      <w:r>
+        <w:t>7</w:t>
+      </w:r>
+      <w:r>
+        <w:t xml:space="preserve"> (Hypotheses/Expectations)</w:t>
+      </w:r>
+    </w:p>
+    <w:p>
+      <w:pPr>
+        <w:pStyle w:val="Heading2"/>
+      </w:pPr>
+      <w:r>
+        <w:t>4.</w:t>
+      </w:r>
+      <w:r>
+        <w:t>8</w:t>
+      </w:r>
+      <w:r>
+        <w:t xml:space="preserve"> (Data/Design)</w:t>
+      </w:r>
+    </w:p>
+    <w:p>
+      <w:pPr>
         <w:jc w:val="both"/>
       </w:pPr>
     </w:p>
     <w:p>
       <w:pPr>
         <w:pStyle w:val="Heading1"/>
-        <w:jc w:val="center"/>
-      </w:pPr>
-      <w:bookmarkStart w:id="7" w:name="_Toc220343751"/>
-      <w:r>
-        <w:t>Test 2</w:t>
-      </w:r>
-      <w:bookmarkEnd w:id="7"/>
+      </w:pPr>
+      <w:bookmarkStart w:id="8" w:name="_Toc220343752"/>
+      <w:r>
+        <w:t xml:space="preserve">V. </w:t>
+      </w:r>
+      <w:r>
+        <w:t>Test 3</w:t>
+      </w:r>
+      <w:bookmarkEnd w:id="8"/>
+      <w:r>
+        <w:t>: Symbolic and Epistemic Representation</w:t>
+      </w:r>
     </w:p>
     <w:p>
       <w:pPr>
@@ -2598,30 +3150,120 @@
     </w:p>
     <w:p>
       <w:pPr>
-        <w:jc w:val="both"/>
-      </w:pPr>
-    </w:p>
+        <w:pStyle w:val="Heading2"/>
+      </w:pPr>
+      <w:r>
+        <w:t>5.1 (Theory) Symbolic Representation as Constitutive</w:t>
+      </w:r>
+    </w:p>
+    <w:p>
+      <w:pPr>
+        <w:pStyle w:val="Heading2"/>
+      </w:pPr>
+      <w:r>
+        <w:t>5.</w:t>
+      </w:r>
+      <w:r>
+        <w:t>2</w:t>
+      </w:r>
+      <w:r>
+        <w:t xml:space="preserve"> (Theory) </w:t>
+      </w:r>
+      <w:r>
+        <w:t>Epistemic Injustice and Selective Hearing</w:t>
+      </w:r>
+    </w:p>
+    <w:p>
+      <w:pPr>
+        <w:pStyle w:val="Heading2"/>
+      </w:pPr>
+      <w:r>
+        <w:t>5.</w:t>
+      </w:r>
+      <w:r>
+        <w:t>3</w:t>
+      </w:r>
+      <w:r>
+        <w:t xml:space="preserve"> </w:t>
+      </w:r>
+      <w:r>
+        <w:t>Expectations About Symbolic Recognition</w:t>
+      </w:r>
+    </w:p>
+    <w:p>
+      <w:pPr>
+        <w:pStyle w:val="Heading2"/>
+      </w:pPr>
+      <w:r>
+        <w:t>5.</w:t>
+      </w:r>
+      <w:r>
+        <w:t>4 (Hypotheses/Expectations)</w:t>
+      </w:r>
+    </w:p>
+    <w:p>
+      <w:pPr>
+        <w:pStyle w:val="Heading2"/>
+      </w:pPr>
+      <w:r>
+        <w:t>5.</w:t>
+      </w:r>
+      <w:r>
+        <w:t>5 (Data/Design)</w:t>
+      </w:r>
+    </w:p>
+    <w:p/>
     <w:p>
       <w:pPr>
         <w:pStyle w:val="Heading1"/>
-        <w:jc w:val="center"/>
-      </w:pPr>
-      <w:bookmarkStart w:id="8" w:name="_Toc220343752"/>
-      <w:r>
-        <w:t>Test 3</w:t>
-      </w:r>
-      <w:bookmarkEnd w:id="8"/>
-    </w:p>
-    <w:p>
-      <w:pPr>
-        <w:jc w:val="both"/>
-      </w:pPr>
-    </w:p>
-    <w:p>
-      <w:pPr>
-        <w:jc w:val="both"/>
-      </w:pPr>
-    </w:p>
+      </w:pPr>
+      <w:r>
+        <w:t>V</w:t>
+      </w:r>
+      <w:r>
+        <w:t>I</w:t>
+      </w:r>
+      <w:r>
+        <w:t xml:space="preserve">. </w:t>
+      </w:r>
+      <w:r>
+        <w:t>Conclusion &amp; Implications</w:t>
+      </w:r>
+    </w:p>
+    <w:p/>
+    <w:p>
+      <w:pPr>
+        <w:pStyle w:val="ListParagraph"/>
+        <w:numPr>
+          <w:ilvl w:val="0"/>
+          <w:numId w:val="12"/>
+        </w:numPr>
+      </w:pPr>
+      <w:r>
+        <w:lastRenderedPageBreak/>
+        <w:t>What the project contributes</w:t>
+      </w:r>
+    </w:p>
+    <w:p>
+      <w:pPr>
+        <w:pStyle w:val="ListParagraph"/>
+        <w:numPr>
+          <w:ilvl w:val="0"/>
+          <w:numId w:val="12"/>
+        </w:numPr>
+      </w:pPr>
+      <w:r>
+        <w:t>Maybe actually notes on viability, backups, exit ramps, etc</w:t>
+      </w:r>
+    </w:p>
+    <w:p>
+      <w:pPr>
+        <w:pStyle w:val="Heading2"/>
+      </w:pPr>
+    </w:p>
+    <w:p/>
+    <w:p/>
+    <w:p/>
     <w:sectPr>
       <w:type w:val="continuous"/>
       <w:pgSz w:w="12240" w:h="15840"/>
@@ -2962,6 +3604,119 @@
     </w:lvl>
   </w:abstractNum>
   <w:abstractNum w:abstractNumId="2" w15:restartNumberingAfterBreak="0">
+    <w:nsid w:val="06481B5D"/>
+    <w:multiLevelType w:val="hybridMultilevel"/>
+    <w:tmpl w:val="081C7392"/>
+    <w:lvl w:ilvl="0" w:tplc="04090001">
+      <w:start w:val="1"/>
+      <w:numFmt w:val="bullet"/>
+      <w:lvlText w:val=""/>
+      <w:lvlJc w:val="left"/>
+      <w:pPr>
+        <w:ind w:left="720" w:hanging="360"/>
+      </w:pPr>
+      <w:rPr>
+        <w:rFonts w:ascii="Symbol" w:hAnsi="Symbol" w:hint="default"/>
+      </w:rPr>
+    </w:lvl>
+    <w:lvl w:ilvl="1" w:tplc="04090003">
+      <w:start w:val="1"/>
+      <w:numFmt w:val="bullet"/>
+      <w:lvlText w:val="o"/>
+      <w:lvlJc w:val="left"/>
+      <w:pPr>
+        <w:ind w:left="1440" w:hanging="360"/>
+      </w:pPr>
+      <w:rPr>
+        <w:rFonts w:ascii="Courier New" w:hAnsi="Courier New" w:cs="Courier New" w:hint="default"/>
+      </w:rPr>
+    </w:lvl>
+    <w:lvl w:ilvl="2" w:tplc="04090005" w:tentative="1">
+      <w:start w:val="1"/>
+      <w:numFmt w:val="bullet"/>
+      <w:lvlText w:val=""/>
+      <w:lvlJc w:val="left"/>
+      <w:pPr>
+        <w:ind w:left="2160" w:hanging="360"/>
+      </w:pPr>
+      <w:rPr>
+        <w:rFonts w:ascii="Wingdings" w:hAnsi="Wingdings" w:hint="default"/>
+      </w:rPr>
+    </w:lvl>
+    <w:lvl w:ilvl="3" w:tplc="04090001" w:tentative="1">
+      <w:start w:val="1"/>
+      <w:numFmt w:val="bullet"/>
+      <w:lvlText w:val=""/>
+      <w:lvlJc w:val="left"/>
+      <w:pPr>
+        <w:ind w:left="2880" w:hanging="360"/>
+      </w:pPr>
+      <w:rPr>
+        <w:rFonts w:ascii="Symbol" w:hAnsi="Symbol" w:hint="default"/>
+      </w:rPr>
+    </w:lvl>
+    <w:lvl w:ilvl="4" w:tplc="04090003" w:tentative="1">
+      <w:start w:val="1"/>
+      <w:numFmt w:val="bullet"/>
+      <w:lvlText w:val="o"/>
+      <w:lvlJc w:val="left"/>
+      <w:pPr>
+        <w:ind w:left="3600" w:hanging="360"/>
+      </w:pPr>
+      <w:rPr>
+        <w:rFonts w:ascii="Courier New" w:hAnsi="Courier New" w:cs="Courier New" w:hint="default"/>
+      </w:rPr>
+    </w:lvl>
+    <w:lvl w:ilvl="5" w:tplc="04090005" w:tentative="1">
+      <w:start w:val="1"/>
+      <w:numFmt w:val="bullet"/>
+      <w:lvlText w:val=""/>
+      <w:lvlJc w:val="left"/>
+      <w:pPr>
+        <w:ind w:left="4320" w:hanging="360"/>
+      </w:pPr>
+      <w:rPr>
+        <w:rFonts w:ascii="Wingdings" w:hAnsi="Wingdings" w:hint="default"/>
+      </w:rPr>
+    </w:lvl>
+    <w:lvl w:ilvl="6" w:tplc="04090001" w:tentative="1">
+      <w:start w:val="1"/>
+      <w:numFmt w:val="bullet"/>
+      <w:lvlText w:val=""/>
+      <w:lvlJc w:val="left"/>
+      <w:pPr>
+        <w:ind w:left="5040" w:hanging="360"/>
+      </w:pPr>
+      <w:rPr>
+        <w:rFonts w:ascii="Symbol" w:hAnsi="Symbol" w:hint="default"/>
+      </w:rPr>
+    </w:lvl>
+    <w:lvl w:ilvl="7" w:tplc="04090003" w:tentative="1">
+      <w:start w:val="1"/>
+      <w:numFmt w:val="bullet"/>
+      <w:lvlText w:val="o"/>
+      <w:lvlJc w:val="left"/>
+      <w:pPr>
+        <w:ind w:left="5760" w:hanging="360"/>
+      </w:pPr>
+      <w:rPr>
+        <w:rFonts w:ascii="Courier New" w:hAnsi="Courier New" w:cs="Courier New" w:hint="default"/>
+      </w:rPr>
+    </w:lvl>
+    <w:lvl w:ilvl="8" w:tplc="04090005" w:tentative="1">
+      <w:start w:val="1"/>
+      <w:numFmt w:val="bullet"/>
+      <w:lvlText w:val=""/>
+      <w:lvlJc w:val="left"/>
+      <w:pPr>
+        <w:ind w:left="6480" w:hanging="360"/>
+      </w:pPr>
+      <w:rPr>
+        <w:rFonts w:ascii="Wingdings" w:hAnsi="Wingdings" w:hint="default"/>
+      </w:rPr>
+    </w:lvl>
+  </w:abstractNum>
+  <w:abstractNum w:abstractNumId="3" w15:restartNumberingAfterBreak="0">
     <w:nsid w:val="08DC7E40"/>
     <w:multiLevelType w:val="hybridMultilevel"/>
     <w:tmpl w:val="A7FACBDE"/>
@@ -3074,7 +3829,233 @@
       </w:rPr>
     </w:lvl>
   </w:abstractNum>
-  <w:abstractNum w:abstractNumId="3" w15:restartNumberingAfterBreak="0">
+  <w:abstractNum w:abstractNumId="4" w15:restartNumberingAfterBreak="0">
+    <w:nsid w:val="155B777A"/>
+    <w:multiLevelType w:val="hybridMultilevel"/>
+    <w:tmpl w:val="0AA4BA04"/>
+    <w:lvl w:ilvl="0" w:tplc="04090001">
+      <w:start w:val="1"/>
+      <w:numFmt w:val="bullet"/>
+      <w:lvlText w:val=""/>
+      <w:lvlJc w:val="left"/>
+      <w:pPr>
+        <w:ind w:left="1440" w:hanging="360"/>
+      </w:pPr>
+      <w:rPr>
+        <w:rFonts w:ascii="Symbol" w:hAnsi="Symbol" w:hint="default"/>
+      </w:rPr>
+    </w:lvl>
+    <w:lvl w:ilvl="1" w:tplc="04090003">
+      <w:start w:val="1"/>
+      <w:numFmt w:val="bullet"/>
+      <w:lvlText w:val="o"/>
+      <w:lvlJc w:val="left"/>
+      <w:pPr>
+        <w:ind w:left="2160" w:hanging="360"/>
+      </w:pPr>
+      <w:rPr>
+        <w:rFonts w:ascii="Courier New" w:hAnsi="Courier New" w:cs="Courier New" w:hint="default"/>
+      </w:rPr>
+    </w:lvl>
+    <w:lvl w:ilvl="2" w:tplc="04090005" w:tentative="1">
+      <w:start w:val="1"/>
+      <w:numFmt w:val="bullet"/>
+      <w:lvlText w:val=""/>
+      <w:lvlJc w:val="left"/>
+      <w:pPr>
+        <w:ind w:left="2880" w:hanging="360"/>
+      </w:pPr>
+      <w:rPr>
+        <w:rFonts w:ascii="Wingdings" w:hAnsi="Wingdings" w:hint="default"/>
+      </w:rPr>
+    </w:lvl>
+    <w:lvl w:ilvl="3" w:tplc="04090001" w:tentative="1">
+      <w:start w:val="1"/>
+      <w:numFmt w:val="bullet"/>
+      <w:lvlText w:val=""/>
+      <w:lvlJc w:val="left"/>
+      <w:pPr>
+        <w:ind w:left="3600" w:hanging="360"/>
+      </w:pPr>
+      <w:rPr>
+        <w:rFonts w:ascii="Symbol" w:hAnsi="Symbol" w:hint="default"/>
+      </w:rPr>
+    </w:lvl>
+    <w:lvl w:ilvl="4" w:tplc="04090003" w:tentative="1">
+      <w:start w:val="1"/>
+      <w:numFmt w:val="bullet"/>
+      <w:lvlText w:val="o"/>
+      <w:lvlJc w:val="left"/>
+      <w:pPr>
+        <w:ind w:left="4320" w:hanging="360"/>
+      </w:pPr>
+      <w:rPr>
+        <w:rFonts w:ascii="Courier New" w:hAnsi="Courier New" w:cs="Courier New" w:hint="default"/>
+      </w:rPr>
+    </w:lvl>
+    <w:lvl w:ilvl="5" w:tplc="04090005" w:tentative="1">
+      <w:start w:val="1"/>
+      <w:numFmt w:val="bullet"/>
+      <w:lvlText w:val=""/>
+      <w:lvlJc w:val="left"/>
+      <w:pPr>
+        <w:ind w:left="5040" w:hanging="360"/>
+      </w:pPr>
+      <w:rPr>
+        <w:rFonts w:ascii="Wingdings" w:hAnsi="Wingdings" w:hint="default"/>
+      </w:rPr>
+    </w:lvl>
+    <w:lvl w:ilvl="6" w:tplc="04090001" w:tentative="1">
+      <w:start w:val="1"/>
+      <w:numFmt w:val="bullet"/>
+      <w:lvlText w:val=""/>
+      <w:lvlJc w:val="left"/>
+      <w:pPr>
+        <w:ind w:left="5760" w:hanging="360"/>
+      </w:pPr>
+      <w:rPr>
+        <w:rFonts w:ascii="Symbol" w:hAnsi="Symbol" w:hint="default"/>
+      </w:rPr>
+    </w:lvl>
+    <w:lvl w:ilvl="7" w:tplc="04090003" w:tentative="1">
+      <w:start w:val="1"/>
+      <w:numFmt w:val="bullet"/>
+      <w:lvlText w:val="o"/>
+      <w:lvlJc w:val="left"/>
+      <w:pPr>
+        <w:ind w:left="6480" w:hanging="360"/>
+      </w:pPr>
+      <w:rPr>
+        <w:rFonts w:ascii="Courier New" w:hAnsi="Courier New" w:cs="Courier New" w:hint="default"/>
+      </w:rPr>
+    </w:lvl>
+    <w:lvl w:ilvl="8" w:tplc="04090005" w:tentative="1">
+      <w:start w:val="1"/>
+      <w:numFmt w:val="bullet"/>
+      <w:lvlText w:val=""/>
+      <w:lvlJc w:val="left"/>
+      <w:pPr>
+        <w:ind w:left="7200" w:hanging="360"/>
+      </w:pPr>
+      <w:rPr>
+        <w:rFonts w:ascii="Wingdings" w:hAnsi="Wingdings" w:hint="default"/>
+      </w:rPr>
+    </w:lvl>
+  </w:abstractNum>
+  <w:abstractNum w:abstractNumId="5" w15:restartNumberingAfterBreak="0">
+    <w:nsid w:val="1D3A79C2"/>
+    <w:multiLevelType w:val="hybridMultilevel"/>
+    <w:tmpl w:val="A06031AE"/>
+    <w:lvl w:ilvl="0" w:tplc="04090001">
+      <w:start w:val="1"/>
+      <w:numFmt w:val="bullet"/>
+      <w:lvlText w:val=""/>
+      <w:lvlJc w:val="left"/>
+      <w:pPr>
+        <w:ind w:left="720" w:hanging="360"/>
+      </w:pPr>
+      <w:rPr>
+        <w:rFonts w:ascii="Symbol" w:hAnsi="Symbol" w:hint="default"/>
+      </w:rPr>
+    </w:lvl>
+    <w:lvl w:ilvl="1" w:tplc="04090003">
+      <w:start w:val="1"/>
+      <w:numFmt w:val="bullet"/>
+      <w:lvlText w:val="o"/>
+      <w:lvlJc w:val="left"/>
+      <w:pPr>
+        <w:ind w:left="1440" w:hanging="360"/>
+      </w:pPr>
+      <w:rPr>
+        <w:rFonts w:ascii="Courier New" w:hAnsi="Courier New" w:cs="Courier New" w:hint="default"/>
+      </w:rPr>
+    </w:lvl>
+    <w:lvl w:ilvl="2" w:tplc="04090005" w:tentative="1">
+      <w:start w:val="1"/>
+      <w:numFmt w:val="bullet"/>
+      <w:lvlText w:val=""/>
+      <w:lvlJc w:val="left"/>
+      <w:pPr>
+        <w:ind w:left="2160" w:hanging="360"/>
+      </w:pPr>
+      <w:rPr>
+        <w:rFonts w:ascii="Wingdings" w:hAnsi="Wingdings" w:hint="default"/>
+      </w:rPr>
+    </w:lvl>
+    <w:lvl w:ilvl="3" w:tplc="04090001" w:tentative="1">
+      <w:start w:val="1"/>
+      <w:numFmt w:val="bullet"/>
+      <w:lvlText w:val=""/>
+      <w:lvlJc w:val="left"/>
+      <w:pPr>
+        <w:ind w:left="2880" w:hanging="360"/>
+      </w:pPr>
+      <w:rPr>
+        <w:rFonts w:ascii="Symbol" w:hAnsi="Symbol" w:hint="default"/>
+      </w:rPr>
+    </w:lvl>
+    <w:lvl w:ilvl="4" w:tplc="04090003" w:tentative="1">
+      <w:start w:val="1"/>
+      <w:numFmt w:val="bullet"/>
+      <w:lvlText w:val="o"/>
+      <w:lvlJc w:val="left"/>
+      <w:pPr>
+        <w:ind w:left="3600" w:hanging="360"/>
+      </w:pPr>
+      <w:rPr>
+        <w:rFonts w:ascii="Courier New" w:hAnsi="Courier New" w:cs="Courier New" w:hint="default"/>
+      </w:rPr>
+    </w:lvl>
+    <w:lvl w:ilvl="5" w:tplc="04090005" w:tentative="1">
+      <w:start w:val="1"/>
+      <w:numFmt w:val="bullet"/>
+      <w:lvlText w:val=""/>
+      <w:lvlJc w:val="left"/>
+      <w:pPr>
+        <w:ind w:left="4320" w:hanging="360"/>
+      </w:pPr>
+      <w:rPr>
+        <w:rFonts w:ascii="Wingdings" w:hAnsi="Wingdings" w:hint="default"/>
+      </w:rPr>
+    </w:lvl>
+    <w:lvl w:ilvl="6" w:tplc="04090001" w:tentative="1">
+      <w:start w:val="1"/>
+      <w:numFmt w:val="bullet"/>
+      <w:lvlText w:val=""/>
+      <w:lvlJc w:val="left"/>
+      <w:pPr>
+        <w:ind w:left="5040" w:hanging="360"/>
+      </w:pPr>
+      <w:rPr>
+        <w:rFonts w:ascii="Symbol" w:hAnsi="Symbol" w:hint="default"/>
+      </w:rPr>
+    </w:lvl>
+    <w:lvl w:ilvl="7" w:tplc="04090003" w:tentative="1">
+      <w:start w:val="1"/>
+      <w:numFmt w:val="bullet"/>
+      <w:lvlText w:val="o"/>
+      <w:lvlJc w:val="left"/>
+      <w:pPr>
+        <w:ind w:left="5760" w:hanging="360"/>
+      </w:pPr>
+      <w:rPr>
+        <w:rFonts w:ascii="Courier New" w:hAnsi="Courier New" w:cs="Courier New" w:hint="default"/>
+      </w:rPr>
+    </w:lvl>
+    <w:lvl w:ilvl="8" w:tplc="04090005" w:tentative="1">
+      <w:start w:val="1"/>
+      <w:numFmt w:val="bullet"/>
+      <w:lvlText w:val=""/>
+      <w:lvlJc w:val="left"/>
+      <w:pPr>
+        <w:ind w:left="6480" w:hanging="360"/>
+      </w:pPr>
+      <w:rPr>
+        <w:rFonts w:ascii="Wingdings" w:hAnsi="Wingdings" w:hint="default"/>
+      </w:rPr>
+    </w:lvl>
+  </w:abstractNum>
+  <w:abstractNum w:abstractNumId="6" w15:restartNumberingAfterBreak="0">
     <w:nsid w:val="24982408"/>
     <w:multiLevelType w:val="hybridMultilevel"/>
     <w:tmpl w:val="F152A10A"/>
@@ -3187,7 +4168,7 @@
       </w:rPr>
     </w:lvl>
   </w:abstractNum>
-  <w:abstractNum w:abstractNumId="4" w15:restartNumberingAfterBreak="0">
+  <w:abstractNum w:abstractNumId="7" w15:restartNumberingAfterBreak="0">
     <w:nsid w:val="2D3C14F3"/>
     <w:multiLevelType w:val="hybridMultilevel"/>
     <w:tmpl w:val="ADF4FC2A"/>
@@ -3300,7 +4281,7 @@
       </w:rPr>
     </w:lvl>
   </w:abstractNum>
-  <w:abstractNum w:abstractNumId="5" w15:restartNumberingAfterBreak="0">
+  <w:abstractNum w:abstractNumId="8" w15:restartNumberingAfterBreak="0">
     <w:nsid w:val="51480E44"/>
     <w:multiLevelType w:val="hybridMultilevel"/>
     <w:tmpl w:val="CD18AEF0"/>
@@ -3413,7 +4394,120 @@
       </w:rPr>
     </w:lvl>
   </w:abstractNum>
-  <w:abstractNum w:abstractNumId="6" w15:restartNumberingAfterBreak="0">
+  <w:abstractNum w:abstractNumId="9" w15:restartNumberingAfterBreak="0">
+    <w:nsid w:val="5480775D"/>
+    <w:multiLevelType w:val="hybridMultilevel"/>
+    <w:tmpl w:val="09C08FA0"/>
+    <w:lvl w:ilvl="0" w:tplc="04090001">
+      <w:start w:val="1"/>
+      <w:numFmt w:val="bullet"/>
+      <w:lvlText w:val=""/>
+      <w:lvlJc w:val="left"/>
+      <w:pPr>
+        <w:ind w:left="720" w:hanging="360"/>
+      </w:pPr>
+      <w:rPr>
+        <w:rFonts w:ascii="Symbol" w:hAnsi="Symbol" w:hint="default"/>
+      </w:rPr>
+    </w:lvl>
+    <w:lvl w:ilvl="1" w:tplc="04090003" w:tentative="1">
+      <w:start w:val="1"/>
+      <w:numFmt w:val="bullet"/>
+      <w:lvlText w:val="o"/>
+      <w:lvlJc w:val="left"/>
+      <w:pPr>
+        <w:ind w:left="1440" w:hanging="360"/>
+      </w:pPr>
+      <w:rPr>
+        <w:rFonts w:ascii="Courier New" w:hAnsi="Courier New" w:cs="Courier New" w:hint="default"/>
+      </w:rPr>
+    </w:lvl>
+    <w:lvl w:ilvl="2" w:tplc="04090005" w:tentative="1">
+      <w:start w:val="1"/>
+      <w:numFmt w:val="bullet"/>
+      <w:lvlText w:val=""/>
+      <w:lvlJc w:val="left"/>
+      <w:pPr>
+        <w:ind w:left="2160" w:hanging="360"/>
+      </w:pPr>
+      <w:rPr>
+        <w:rFonts w:ascii="Wingdings" w:hAnsi="Wingdings" w:hint="default"/>
+      </w:rPr>
+    </w:lvl>
+    <w:lvl w:ilvl="3" w:tplc="04090001" w:tentative="1">
+      <w:start w:val="1"/>
+      <w:numFmt w:val="bullet"/>
+      <w:lvlText w:val=""/>
+      <w:lvlJc w:val="left"/>
+      <w:pPr>
+        <w:ind w:left="2880" w:hanging="360"/>
+      </w:pPr>
+      <w:rPr>
+        <w:rFonts w:ascii="Symbol" w:hAnsi="Symbol" w:hint="default"/>
+      </w:rPr>
+    </w:lvl>
+    <w:lvl w:ilvl="4" w:tplc="04090003" w:tentative="1">
+      <w:start w:val="1"/>
+      <w:numFmt w:val="bullet"/>
+      <w:lvlText w:val="o"/>
+      <w:lvlJc w:val="left"/>
+      <w:pPr>
+        <w:ind w:left="3600" w:hanging="360"/>
+      </w:pPr>
+      <w:rPr>
+        <w:rFonts w:ascii="Courier New" w:hAnsi="Courier New" w:cs="Courier New" w:hint="default"/>
+      </w:rPr>
+    </w:lvl>
+    <w:lvl w:ilvl="5" w:tplc="04090005" w:tentative="1">
+      <w:start w:val="1"/>
+      <w:numFmt w:val="bullet"/>
+      <w:lvlText w:val=""/>
+      <w:lvlJc w:val="left"/>
+      <w:pPr>
+        <w:ind w:left="4320" w:hanging="360"/>
+      </w:pPr>
+      <w:rPr>
+        <w:rFonts w:ascii="Wingdings" w:hAnsi="Wingdings" w:hint="default"/>
+      </w:rPr>
+    </w:lvl>
+    <w:lvl w:ilvl="6" w:tplc="04090001" w:tentative="1">
+      <w:start w:val="1"/>
+      <w:numFmt w:val="bullet"/>
+      <w:lvlText w:val=""/>
+      <w:lvlJc w:val="left"/>
+      <w:pPr>
+        <w:ind w:left="5040" w:hanging="360"/>
+      </w:pPr>
+      <w:rPr>
+        <w:rFonts w:ascii="Symbol" w:hAnsi="Symbol" w:hint="default"/>
+      </w:rPr>
+    </w:lvl>
+    <w:lvl w:ilvl="7" w:tplc="04090003" w:tentative="1">
+      <w:start w:val="1"/>
+      <w:numFmt w:val="bullet"/>
+      <w:lvlText w:val="o"/>
+      <w:lvlJc w:val="left"/>
+      <w:pPr>
+        <w:ind w:left="5760" w:hanging="360"/>
+      </w:pPr>
+      <w:rPr>
+        <w:rFonts w:ascii="Courier New" w:hAnsi="Courier New" w:cs="Courier New" w:hint="default"/>
+      </w:rPr>
+    </w:lvl>
+    <w:lvl w:ilvl="8" w:tplc="04090005" w:tentative="1">
+      <w:start w:val="1"/>
+      <w:numFmt w:val="bullet"/>
+      <w:lvlText w:val=""/>
+      <w:lvlJc w:val="left"/>
+      <w:pPr>
+        <w:ind w:left="6480" w:hanging="360"/>
+      </w:pPr>
+      <w:rPr>
+        <w:rFonts w:ascii="Wingdings" w:hAnsi="Wingdings" w:hint="default"/>
+      </w:rPr>
+    </w:lvl>
+  </w:abstractNum>
+  <w:abstractNum w:abstractNumId="10" w15:restartNumberingAfterBreak="0">
     <w:nsid w:val="5EBE75BF"/>
     <w:multiLevelType w:val="hybridMultilevel"/>
     <w:tmpl w:val="D5C819B8"/>
@@ -3526,7 +4620,7 @@
       </w:rPr>
     </w:lvl>
   </w:abstractNum>
-  <w:abstractNum w:abstractNumId="7" w15:restartNumberingAfterBreak="0">
+  <w:abstractNum w:abstractNumId="11" w15:restartNumberingAfterBreak="0">
     <w:nsid w:val="619F68DD"/>
     <w:multiLevelType w:val="hybridMultilevel"/>
     <w:tmpl w:val="434050CA"/>
@@ -3643,25 +4737,37 @@
     <w:abstractNumId w:val="0"/>
   </w:num>
   <w:num w:numId="2" w16cid:durableId="302195302">
-    <w:abstractNumId w:val="6"/>
+    <w:abstractNumId w:val="10"/>
   </w:num>
   <w:num w:numId="3" w16cid:durableId="1941909325">
-    <w:abstractNumId w:val="5"/>
+    <w:abstractNumId w:val="8"/>
   </w:num>
   <w:num w:numId="4" w16cid:durableId="1778213345">
-    <w:abstractNumId w:val="4"/>
+    <w:abstractNumId w:val="7"/>
   </w:num>
   <w:num w:numId="5" w16cid:durableId="433479709">
     <w:abstractNumId w:val="1"/>
   </w:num>
   <w:num w:numId="6" w16cid:durableId="11615285">
+    <w:abstractNumId w:val="3"/>
+  </w:num>
+  <w:num w:numId="7" w16cid:durableId="1448307287">
+    <w:abstractNumId w:val="11"/>
+  </w:num>
+  <w:num w:numId="8" w16cid:durableId="1409426247">
+    <w:abstractNumId w:val="6"/>
+  </w:num>
+  <w:num w:numId="9" w16cid:durableId="1345519617">
+    <w:abstractNumId w:val="9"/>
+  </w:num>
+  <w:num w:numId="10" w16cid:durableId="607542148">
+    <w:abstractNumId w:val="4"/>
+  </w:num>
+  <w:num w:numId="11" w16cid:durableId="591202567">
     <w:abstractNumId w:val="2"/>
   </w:num>
-  <w:num w:numId="7" w16cid:durableId="1448307287">
-    <w:abstractNumId w:val="7"/>
-  </w:num>
-  <w:num w:numId="8" w16cid:durableId="1409426247">
-    <w:abstractNumId w:val="3"/>
+  <w:num w:numId="12" w16cid:durableId="681200645">
+    <w:abstractNumId w:val="5"/>
   </w:num>
 </w:numbering>
 </file>
